--- a/swh/docx/017.content.docx
+++ b/swh/docx/017.content.docx
@@ -150,26 +150,6 @@
           <w:lang w:val="sw_KE" w:bidi="sw_KE"/>
         </w:rPr>
         <w:t>O</w:t>
-      </w:r>
-      <w:r>
-        <w:rPr>
-          <w:lang w:val="sw_KE" w:bidi="sw_KE"/>
-        </w:rPr>
-      </w:r>
-    </w:p>
-    <w:p>
-      <w:pPr/>
-      <w:r>
-        <w:rPr>
-          <w:lang w:val="sw_KE" w:bidi="sw_KE"/>
-        </w:rPr>
-      </w:r>
-      <w:r>
-        <w:rPr>
-          <w:i/>
-          <w:lang w:val="sw_KE" w:bidi="sw_KE"/>
-        </w:rPr>
-        <w:t>Ondoa Uovu</w:t>
       </w:r>
       <w:r>
         <w:rPr>

--- a/swh/docx/017.content.docx
+++ b/swh/docx/017.content.docx
@@ -19,7 +19,7 @@
         <w:rPr>
           <w:lang w:val="sw_KE" w:bidi="sw_KE"/>
         </w:rPr>
-        <w:t>Resource: Study Notes - Themes (Tyndale)</w:t>
+        <w:t>Resource: Tyndale Open Study Notes</w:t>
       </w:r>
       <w:r>
         <w:rPr>
@@ -112,7 +112,7 @@
         <w:rPr>
           <w:lang w:val="sw_KE" w:bidi="sw_KE"/>
         </w:rPr>
-        <w:t>Study Notes - Themes (Tyndale)</w:t>
+        <w:t>Tyndale Open Study Notes</w:t>
       </w:r>
     </w:p>
     <w:p>

--- a/swh/docx/017.content.docx
+++ b/swh/docx/017.content.docx
@@ -149,7 +149,7 @@
         <w:rPr>
           <w:lang w:val="sw_KE" w:bidi="sw_KE"/>
         </w:rPr>
-        <w:t>O</w:t>
+        <w:t>P</w:t>
       </w:r>
       <w:r>
         <w:rPr>
@@ -212,7 +212,7 @@
         <w:rPr>
           <w:lang w:val="sw_KE" w:bidi="sw_KE"/>
         </w:rPr>
-        <w:t>Ondoa Uovu</w:t>
+        <w:t>Pasaka</w:t>
       </w:r>
       <w:r>
         <w:rPr>
@@ -231,7 +231,7 @@
         <w:rPr>
           <w:lang w:val="sw_KE" w:bidi="sw_KE"/>
         </w:rPr>
-        <w:t>Dhambi inapingana sana na utakatifu wa Mungu kiasi kwamba haiwezi kuwepo pamoja naye. Vivyo hivyo, inapaswa kuwa hivyo kwa watu wa Mungu. Mungu ni mtakatifu, na anatarajia watu wake kuonyesha utakatifu wake (</w:t>
+        <w:t>Sikukuu ya Pasaka ikawa sehemu muhimu ya desturi za kidini za Waisraeli. Sikukuu hii iliadhimisha uokoaji wa Mungu wa Waebrania kutoka Misri na ulinzi wake dhidi ya pigo la mwisho la mauti. Mungu alitaka iadhimishwe kila mwaka, kufuatia maagizo katika kitabu cha Kutoka (</w:t>
       </w:r>
       <w:hyperlink r:id="rId13">
         <w:r>
@@ -242,32 +242,14 @@
             <w:color w:val="0000EE"/>
             <w:u w:val="single"/>
           </w:rPr>
-          <w:t>Mambo ya Walawi 11:45</w:t>
-        </w:r>
-      </w:hyperlink>
-      <w:r>
-        <w:rPr>
-          <w:lang w:val="sw_KE" w:bidi="sw_KE"/>
-        </w:rPr>
-        <w:t xml:space="preserve">; </w:t>
-      </w:r>
-      <w:hyperlink r:id="rId14">
-        <w:r>
-          <w:rPr>
-            <w:lang w:val="sw_KE" w:bidi="sw_KE"/>
-          </w:rPr>
-          <w:rPr>
-            <w:color w:val="0000EE"/>
-            <w:u w:val="single"/>
-          </w:rPr>
-          <w:t>19:2</w:t>
-        </w:r>
-      </w:hyperlink>
-      <w:r>
-        <w:rPr>
-          <w:lang w:val="sw_KE" w:bidi="sw_KE"/>
-        </w:rPr>
-        <w:t>).</w:t>
+          <w:t>Kutoka 12:1–27</w:t>
+        </w:r>
+      </w:hyperlink>
+      <w:r>
+        <w:rPr>
+          <w:lang w:val="sw_KE" w:bidi="sw_KE"/>
+        </w:rPr>
+        <w:t>). Pasaka ilikuwa ukumbusho kwa vizazi vijavyo wa matendo ya wokovu ya Mungu. Watu wote walishiriki katika sikukuu hiyo. Walikula mkate usiotiwa chachu pekee, kama walivyofanya walipoondoka haraka Misri.</w:t>
       </w:r>
     </w:p>
     <w:p>
@@ -281,7 +263,25 @@
         <w:rPr>
           <w:lang w:val="sw_KE" w:bidi="sw_KE"/>
         </w:rPr>
-        <w:t xml:space="preserve">Mungu alihitaji hatua kali ili kuondoa dhambi kutoka kwa jamii ya agano. Mungu alitoa msamaha, lakini tu kwa wale ambao walikuwa wameungama kwa dhati. Wale ambao walikuwa wakaidi wangeweza kutarajia hukumu ya Mungu. Hukumu hii ilikuwa mchakato wa utakaso uliowateketeza wenye dhambi na dhambi zao, bila kuacha chochote (tazama </w:t>
+        <w:t>Wakati wa Pasaka ya kwanza, walitoa dhabihu ya mwana-kondoo ili kumwokoa mzaliwa wa kwanza wa kila familia ya Mwisraeli (</w:t>
+      </w:r>
+      <w:hyperlink r:id="rId14">
+        <w:r>
+          <w:rPr>
+            <w:lang w:val="sw_KE" w:bidi="sw_KE"/>
+          </w:rPr>
+          <w:rPr>
+            <w:color w:val="0000EE"/>
+            <w:u w:val="single"/>
+          </w:rPr>
+          <w:t>Kutoka 12:12–13</w:t>
+        </w:r>
+      </w:hyperlink>
+      <w:r>
+        <w:rPr>
+          <w:lang w:val="sw_KE" w:bidi="sw_KE"/>
+        </w:rPr>
+        <w:t xml:space="preserve">, </w:t>
       </w:r>
       <w:hyperlink r:id="rId15">
         <w:r>
@@ -292,14 +292,14 @@
             <w:color w:val="0000EE"/>
             <w:u w:val="single"/>
           </w:rPr>
-          <w:t>Kumbukumbu la Torati 9:3</w:t>
-        </w:r>
-      </w:hyperlink>
-      <w:r>
-        <w:rPr>
-          <w:lang w:val="sw_KE" w:bidi="sw_KE"/>
-        </w:rPr>
-        <w:t xml:space="preserve">; </w:t>
+          <w:t>23</w:t>
+        </w:r>
+      </w:hyperlink>
+      <w:r>
+        <w:rPr>
+          <w:lang w:val="sw_KE" w:bidi="sw_KE"/>
+        </w:rPr>
+        <w:t>). Pasaka inaonyesha kwamba tunaweza kuepuka kifo kupitia dhabihu inayotuchukua nafasi yetu. Pasaka ilikuwa tukio muhimu katika historia ya Waisraeli. Hata hivyo, kutoka kwao Misri hakukutatua tatizo la kifo duniani, ambalo linatokana na dhambi (</w:t>
       </w:r>
       <w:hyperlink r:id="rId16">
         <w:r>
@@ -310,61 +310,7 @@
             <w:color w:val="0000EE"/>
             <w:u w:val="single"/>
           </w:rPr>
-          <w:t>13:5</w:t>
-        </w:r>
-      </w:hyperlink>
-      <w:r>
-        <w:rPr>
-          <w:lang w:val="sw_KE" w:bidi="sw_KE"/>
-        </w:rPr>
-        <w:t xml:space="preserve">; </w:t>
-      </w:r>
-      <w:hyperlink r:id="rId17">
-        <w:r>
-          <w:rPr>
-            <w:lang w:val="sw_KE" w:bidi="sw_KE"/>
-          </w:rPr>
-          <w:rPr>
-            <w:color w:val="0000EE"/>
-            <w:u w:val="single"/>
-          </w:rPr>
-          <w:t>Isaiah 33:14</w:t>
-        </w:r>
-      </w:hyperlink>
-      <w:r>
-        <w:rPr>
-          <w:lang w:val="sw_KE" w:bidi="sw_KE"/>
-        </w:rPr>
-        <w:t xml:space="preserve">; </w:t>
-      </w:r>
-      <w:hyperlink r:id="rId18">
-        <w:r>
-          <w:rPr>
-            <w:lang w:val="sw_KE" w:bidi="sw_KE"/>
-          </w:rPr>
-          <w:rPr>
-            <w:color w:val="0000EE"/>
-            <w:u w:val="single"/>
-          </w:rPr>
-          <w:t>Waebrania 12:28–29</w:t>
-        </w:r>
-      </w:hyperlink>
-      <w:r>
-        <w:rPr>
-          <w:lang w:val="sw_KE" w:bidi="sw_KE"/>
-        </w:rPr>
-        <w:t>). Utakaso huu ulikusudiwa kuponya jamii ya waumini katika Bwana na kuzuia wengine wasiotee dhidi yake (</w:t>
-      </w:r>
-      <w:hyperlink r:id="rId19">
-        <w:r>
-          <w:rPr>
-            <w:lang w:val="sw_KE" w:bidi="sw_KE"/>
-          </w:rPr>
-          <w:rPr>
-            <w:color w:val="0000EE"/>
-            <w:u w:val="single"/>
-          </w:rPr>
-          <w:t>Kumbukumbu la Torati 17:13</w:t>
+          <w:t>1 Wakorintho 15:56</w:t>
         </w:r>
       </w:hyperlink>
       <w:r>
@@ -385,7 +331,61 @@
         <w:rPr>
           <w:lang w:val="sw_KE" w:bidi="sw_KE"/>
         </w:rPr>
-        <w:t xml:space="preserve">Kwenye Agano la Kale, Mungu mara nyingi aliwahukumu watu wake mara moja (tazama, kwa mfano, </w:t>
+        <w:t>Miaka mingi baadaye, wakati wa sikukuu ya Pasaka, Yesu Kristo alitoa "maisha yake kuwa fidia kwa wengi" (</w:t>
+      </w:r>
+      <w:hyperlink r:id="rId17">
+        <w:r>
+          <w:rPr>
+            <w:lang w:val="sw_KE" w:bidi="sw_KE"/>
+          </w:rPr>
+          <w:rPr>
+            <w:color w:val="0000EE"/>
+            <w:u w:val="single"/>
+          </w:rPr>
+          <w:t>Mathayo 20:28</w:t>
+        </w:r>
+      </w:hyperlink>
+      <w:r>
+        <w:rPr>
+          <w:lang w:val="sw_KE" w:bidi="sw_KE"/>
+        </w:rPr>
+        <w:t xml:space="preserve">; </w:t>
+      </w:r>
+      <w:hyperlink r:id="rId18">
+        <w:r>
+          <w:rPr>
+            <w:lang w:val="sw_KE" w:bidi="sw_KE"/>
+          </w:rPr>
+          <w:rPr>
+            <w:color w:val="0000EE"/>
+            <w:u w:val="single"/>
+          </w:rPr>
+          <w:t>Marko 10:45</w:t>
+        </w:r>
+      </w:hyperlink>
+      <w:r>
+        <w:rPr>
+          <w:lang w:val="sw_KE" w:bidi="sw_KE"/>
+        </w:rPr>
+        <w:t>). Akawa "Mwanakondoo wa Mungu, aondoaye dhambi za ulimwengu!" (</w:t>
+      </w:r>
+      <w:hyperlink r:id="rId19">
+        <w:r>
+          <w:rPr>
+            <w:lang w:val="sw_KE" w:bidi="sw_KE"/>
+          </w:rPr>
+          <w:rPr>
+            <w:color w:val="0000EE"/>
+            <w:u w:val="single"/>
+          </w:rPr>
+          <w:t>Yohana 1:29</w:t>
+        </w:r>
+      </w:hyperlink>
+      <w:r>
+        <w:rPr>
+          <w:lang w:val="sw_KE" w:bidi="sw_KE"/>
+        </w:rPr>
+        <w:t>). Alipokuwa akishiriki mlo wa mwisho wa Pasaka na wanafunzi wake, Yesu alieleza maana ya mfano wa divai waliyoishiriki: "Hii ni damu yangu ya agano, inayomwagika kwa ajili ya wengi kwa msamaha wa dhambi" (</w:t>
       </w:r>
       <w:hyperlink r:id="rId20">
         <w:r>
@@ -396,14 +396,14 @@
             <w:color w:val="0000EE"/>
             <w:u w:val="single"/>
           </w:rPr>
-          <w:t>Hesabu 11:1–3</w:t>
-        </w:r>
-      </w:hyperlink>
-      <w:r>
-        <w:rPr>
-          <w:lang w:val="sw_KE" w:bidi="sw_KE"/>
-        </w:rPr>
-        <w:t xml:space="preserve">; </w:t>
+          <w:t>Mathayo 26:28</w:t>
+        </w:r>
+      </w:hyperlink>
+      <w:r>
+        <w:rPr>
+          <w:lang w:val="sw_KE" w:bidi="sw_KE"/>
+        </w:rPr>
+        <w:t xml:space="preserve">). Alianzisha na kuwakilisha Pasaka mpya. Yesu alishinda dhambi na kifo kabisa kupitia dhabihu yake (tazama pia </w:t>
       </w:r>
       <w:hyperlink r:id="rId21">
         <w:r>
@@ -414,32 +414,14 @@
             <w:color w:val="0000EE"/>
             <w:u w:val="single"/>
           </w:rPr>
-          <w:t>16:1–50</w:t>
-        </w:r>
-      </w:hyperlink>
-      <w:r>
-        <w:rPr>
-          <w:lang w:val="sw_KE" w:bidi="sw_KE"/>
-        </w:rPr>
-        <w:t xml:space="preserve">; </w:t>
-      </w:r>
-      <w:hyperlink r:id="rId22">
-        <w:r>
-          <w:rPr>
-            <w:lang w:val="sw_KE" w:bidi="sw_KE"/>
-          </w:rPr>
-          <w:rPr>
-            <w:color w:val="0000EE"/>
-            <w:u w:val="single"/>
-          </w:rPr>
-          <w:t>Yoshua 7</w:t>
-        </w:r>
-      </w:hyperlink>
-      <w:r>
-        <w:rPr>
-          <w:lang w:val="sw_KE" w:bidi="sw_KE"/>
-        </w:rPr>
-        <w:t>). Hii iliwafanya watu wake wawe na ufahamu mkubwa wa madai yake ya utiifu na matokeo ya kutotii.</w:t>
+          <w:t>Isaya 25:7–8</w:t>
+        </w:r>
+      </w:hyperlink>
+      <w:r>
+        <w:rPr>
+          <w:lang w:val="sw_KE" w:bidi="sw_KE"/>
+        </w:rPr>
+        <w:t>).</w:t>
       </w:r>
     </w:p>
     <w:p>
@@ -451,135 +433,10 @@
       </w:r>
       <w:r>
         <w:rPr>
-          <w:lang w:val="sw_KE" w:bidi="sw_KE"/>
-        </w:rPr>
-        <w:t>Adhabu ya mwisho ya Mungu imepangwa kwa siku ya baadaye ya haki, wakati atakapofunua na kuhukumu dhambi za watu wote (</w:t>
-      </w:r>
-      <w:hyperlink r:id="rId23">
-        <w:r>
-          <w:rPr>
-            <w:lang w:val="sw_KE" w:bidi="sw_KE"/>
-          </w:rPr>
-          <w:rPr>
-            <w:color w:val="0000EE"/>
-            <w:u w:val="single"/>
-          </w:rPr>
-          <w:t>Warumi 14:10</w:t>
-        </w:r>
-      </w:hyperlink>
-      <w:r>
-        <w:rPr>
-          <w:lang w:val="sw_KE" w:bidi="sw_KE"/>
-        </w:rPr>
-        <w:t xml:space="preserve">; </w:t>
-      </w:r>
-      <w:hyperlink r:id="rId24">
-        <w:r>
-          <w:rPr>
-            <w:lang w:val="sw_KE" w:bidi="sw_KE"/>
-          </w:rPr>
-          <w:rPr>
-            <w:color w:val="0000EE"/>
-            <w:u w:val="single"/>
-          </w:rPr>
-          <w:t>2 Wakorintho 5:10</w:t>
-        </w:r>
-      </w:hyperlink>
-      <w:r>
-        <w:rPr>
-          <w:lang w:val="sw_KE" w:bidi="sw_KE"/>
-        </w:rPr>
-        <w:t xml:space="preserve">; </w:t>
-      </w:r>
-      <w:hyperlink r:id="rId25">
-        <w:r>
-          <w:rPr>
-            <w:lang w:val="sw_KE" w:bidi="sw_KE"/>
-          </w:rPr>
-          <w:rPr>
-            <w:color w:val="0000EE"/>
-            <w:u w:val="single"/>
-          </w:rPr>
-          <w:t>Waebrania 9:27</w:t>
-        </w:r>
-      </w:hyperlink>
-      <w:r>
-        <w:rPr>
-          <w:lang w:val="sw_KE" w:bidi="sw_KE"/>
-        </w:rPr>
-        <w:t xml:space="preserve">; </w:t>
-      </w:r>
-      <w:hyperlink r:id="rId26">
-        <w:r>
-          <w:rPr>
-            <w:lang w:val="sw_KE" w:bidi="sw_KE"/>
-          </w:rPr>
-          <w:rPr>
-            <w:color w:val="0000EE"/>
-            <w:u w:val="single"/>
-          </w:rPr>
-          <w:t>1 Petro 4:5</w:t>
-        </w:r>
-      </w:hyperlink>
-      <w:r>
-        <w:rPr>
-          <w:lang w:val="sw_KE" w:bidi="sw_KE"/>
-        </w:rPr>
-        <w:t xml:space="preserve">). Hata hivyo, baadhi ya majanga yanaweza kuonekana kama hukumu ya Mungu juu ya watu wake wasiotii (kwa mfano, </w:t>
-      </w:r>
-      <w:hyperlink r:id="rId27">
-        <w:r>
-          <w:rPr>
-            <w:lang w:val="sw_KE" w:bidi="sw_KE"/>
-          </w:rPr>
-          <w:rPr>
-            <w:color w:val="0000EE"/>
-            <w:u w:val="single"/>
-          </w:rPr>
-          <w:t>Matendo 5:1–11</w:t>
-        </w:r>
-      </w:hyperlink>
-      <w:r>
-        <w:rPr>
-          <w:lang w:val="sw_KE" w:bidi="sw_KE"/>
-        </w:rPr>
-        <w:t xml:space="preserve">; tazama </w:t>
-      </w:r>
-      <w:hyperlink r:id="rId28">
-        <w:r>
-          <w:rPr>
-            <w:lang w:val="sw_KE" w:bidi="sw_KE"/>
-          </w:rPr>
-          <w:rPr>
-            <w:color w:val="0000EE"/>
-            <w:u w:val="single"/>
-          </w:rPr>
-          <w:t>1 Wakorintho 11:27–30</w:t>
-        </w:r>
-      </w:hyperlink>
-      <w:r>
-        <w:rPr>
-          <w:lang w:val="sw_KE" w:bidi="sw_KE"/>
-        </w:rPr>
-        <w:t>). Bado ni "jambo la kutisha kuanguka mikononi mwa Mungu aliye hai" (</w:t>
-      </w:r>
-      <w:hyperlink r:id="rId29">
-        <w:r>
-          <w:rPr>
-            <w:lang w:val="sw_KE" w:bidi="sw_KE"/>
-          </w:rPr>
-          <w:rPr>
-            <w:color w:val="0000EE"/>
-            <w:u w:val="single"/>
-          </w:rPr>
-          <w:t>Waebrania 10:31</w:t>
-        </w:r>
-      </w:hyperlink>
-      <w:r>
-        <w:rPr>
-          <w:lang w:val="sw_KE" w:bidi="sw_KE"/>
-        </w:rPr>
-        <w:t>).</w:t>
+          <w:u w:val="single"/>
+          <w:lang w:val="sw_KE" w:bidi="sw_KE"/>
+        </w:rPr>
+        <w:t>Sehemu za Kujifunza Zaidi</w:t>
       </w:r>
     </w:p>
     <w:p>
@@ -589,12 +446,153 @@
           <w:lang w:val="sw_KE" w:bidi="sw_KE"/>
         </w:rPr>
       </w:r>
-      <w:r>
-        <w:rPr>
-          <w:u w:val="single"/>
-          <w:lang w:val="sw_KE" w:bidi="sw_KE"/>
-        </w:rPr>
-        <w:t>Sehemu za Kujifunza Zaidi</w:t>
+      <w:hyperlink r:id="rId22">
+        <w:r>
+          <w:rPr>
+            <w:lang w:val="sw_KE" w:bidi="sw_KE"/>
+          </w:rPr>
+          <w:rPr>
+            <w:color w:val="0000EE"/>
+            <w:u w:val="single"/>
+          </w:rPr>
+          <w:t>Kutoka 12:1–51</w:t>
+        </w:r>
+      </w:hyperlink>
+      <w:r>
+        <w:rPr>
+          <w:lang w:val="sw_KE" w:bidi="sw_KE"/>
+        </w:rPr>
+        <w:t xml:space="preserve">; </w:t>
+      </w:r>
+      <w:hyperlink r:id="rId23">
+        <w:r>
+          <w:rPr>
+            <w:lang w:val="sw_KE" w:bidi="sw_KE"/>
+          </w:rPr>
+          <w:rPr>
+            <w:color w:val="0000EE"/>
+            <w:u w:val="single"/>
+          </w:rPr>
+          <w:t>Walawi 23:4–8</w:t>
+        </w:r>
+      </w:hyperlink>
+      <w:r>
+        <w:rPr>
+          <w:lang w:val="sw_KE" w:bidi="sw_KE"/>
+        </w:rPr>
+        <w:t xml:space="preserve">; </w:t>
+      </w:r>
+      <w:hyperlink r:id="rId24">
+        <w:r>
+          <w:rPr>
+            <w:lang w:val="sw_KE" w:bidi="sw_KE"/>
+          </w:rPr>
+          <w:rPr>
+            <w:color w:val="0000EE"/>
+            <w:u w:val="single"/>
+          </w:rPr>
+          <w:t>Hesabu 9:1–14</w:t>
+        </w:r>
+      </w:hyperlink>
+      <w:r>
+        <w:rPr>
+          <w:lang w:val="sw_KE" w:bidi="sw_KE"/>
+        </w:rPr>
+        <w:t xml:space="preserve">; </w:t>
+      </w:r>
+      <w:hyperlink r:id="rId25">
+        <w:r>
+          <w:rPr>
+            <w:lang w:val="sw_KE" w:bidi="sw_KE"/>
+          </w:rPr>
+          <w:rPr>
+            <w:color w:val="0000EE"/>
+            <w:u w:val="single"/>
+          </w:rPr>
+          <w:t>Hesabu 28:16–25</w:t>
+        </w:r>
+      </w:hyperlink>
+      <w:r>
+        <w:rPr>
+          <w:lang w:val="sw_KE" w:bidi="sw_KE"/>
+        </w:rPr>
+        <w:t xml:space="preserve">; </w:t>
+      </w:r>
+      <w:hyperlink r:id="rId26">
+        <w:r>
+          <w:rPr>
+            <w:lang w:val="sw_KE" w:bidi="sw_KE"/>
+          </w:rPr>
+          <w:rPr>
+            <w:color w:val="0000EE"/>
+            <w:u w:val="single"/>
+          </w:rPr>
+          <w:t>Kumbukumbu la Torati 16:1–7</w:t>
+        </w:r>
+      </w:hyperlink>
+      <w:r>
+        <w:rPr>
+          <w:lang w:val="sw_KE" w:bidi="sw_KE"/>
+        </w:rPr>
+        <w:t xml:space="preserve">; </w:t>
+      </w:r>
+      <w:hyperlink r:id="rId27">
+        <w:r>
+          <w:rPr>
+            <w:lang w:val="sw_KE" w:bidi="sw_KE"/>
+          </w:rPr>
+          <w:rPr>
+            <w:color w:val="0000EE"/>
+            <w:u w:val="single"/>
+          </w:rPr>
+          <w:t>Mathayo 26:17–30</w:t>
+        </w:r>
+      </w:hyperlink>
+      <w:r>
+        <w:rPr>
+          <w:lang w:val="sw_KE" w:bidi="sw_KE"/>
+        </w:rPr>
+        <w:t xml:space="preserve">; </w:t>
+      </w:r>
+      <w:hyperlink r:id="rId28">
+        <w:r>
+          <w:rPr>
+            <w:lang w:val="sw_KE" w:bidi="sw_KE"/>
+          </w:rPr>
+          <w:rPr>
+            <w:color w:val="0000EE"/>
+            <w:u w:val="single"/>
+          </w:rPr>
+          <w:t>Luka 22:15–20</w:t>
+        </w:r>
+      </w:hyperlink>
+      <w:r>
+        <w:rPr>
+          <w:lang w:val="sw_KE" w:bidi="sw_KE"/>
+        </w:rPr>
+        <w:t xml:space="preserve">; </w:t>
+      </w:r>
+      <w:hyperlink r:id="rId29">
+        <w:r>
+          <w:rPr>
+            <w:lang w:val="sw_KE" w:bidi="sw_KE"/>
+          </w:rPr>
+          <w:rPr>
+            <w:color w:val="0000EE"/>
+            <w:u w:val="single"/>
+          </w:rPr>
+          <w:t>1 Wakorintho 5:6–8</w:t>
+        </w:r>
+      </w:hyperlink>
+      <w:r>
+        <w:rPr>
+          <w:lang w:val="sw_KE" w:bidi="sw_KE"/>
+        </w:rPr>
+      </w:r>
+      <w:r>
+        <w:rPr>
+          <w:lang w:val="sw_KE" w:bidi="sw_KE"/>
+        </w:rPr>
       </w:r>
     </w:p>
     <w:p>
@@ -604,6 +602,64 @@
           <w:lang w:val="sw_KE" w:bidi="sw_KE"/>
         </w:rPr>
       </w:r>
+    </w:p>
+    <w:p>
+      <w:pPr>
+        <w:pStyle w:val="Heading2"/>
+      </w:pPr>
+      <w:r>
+        <w:rPr>
+          <w:lang w:val="sw_KE" w:bidi="sw_KE"/>
+        </w:rPr>
+        <w:t>Pembe Ndogo</w:t>
+      </w:r>
+      <w:r>
+        <w:rPr>
+          <w:lang w:val="sw_KE" w:bidi="sw_KE"/>
+        </w:rPr>
+      </w:r>
+    </w:p>
+    <w:p>
+      <w:pPr/>
+      <w:r>
+        <w:rPr>
+          <w:lang w:val="sw_KE" w:bidi="sw_KE"/>
+        </w:rPr>
+      </w:r>
+      <w:r>
+        <w:rPr>
+          <w:lang w:val="sw_KE" w:bidi="sw_KE"/>
+        </w:rPr>
+        <w:t>Kwenye maono ya nabii Danieli, pembe ndogo inawakilisha mfalme. Ina sifa za kibinadamu kama macho na mdomo. Taswira hii ni ya kawaida katika fasihi ya unabii.</w:t>
+      </w:r>
+    </w:p>
+    <w:p>
+      <w:pPr/>
+      <w:r>
+        <w:rPr>
+          <w:lang w:val="sw_KE" w:bidi="sw_KE"/>
+        </w:rPr>
+      </w:r>
+      <w:r>
+        <w:rPr>
+          <w:lang w:val="sw_KE" w:bidi="sw_KE"/>
+        </w:rPr>
+        <w:t>"Apocalyptic" linatokana na neno la Kigiriki linalomaanisha "kufunua." Kwa hivyo, aina hii ya ujumbe au maandishi hufichua mipango ya siri ya Mungu. Maandishi ya apocaliptiki mara nyingi hutumia lugha na picha za ajabu. Pembe ndogo inamvutia Danieli kwa sababu ya hotuba yake ya majivuno na vitendo vya vurugu dhidi ya wafalme wengine, watu wa Mungu, na Mungu Mwenyezi.</w:t>
+      </w:r>
+    </w:p>
+    <w:p>
+      <w:pPr/>
+      <w:r>
+        <w:rPr>
+          <w:lang w:val="sw_KE" w:bidi="sw_KE"/>
+        </w:rPr>
+      </w:r>
+      <w:r>
+        <w:rPr>
+          <w:lang w:val="sw_KE" w:bidi="sw_KE"/>
+        </w:rPr>
+        <w:t xml:space="preserve">Je, pembe ndogo ni nini au ni nani? Pembe ndogo katika </w:t>
+      </w:r>
       <w:hyperlink r:id="rId30">
         <w:r>
           <w:rPr>
@@ -613,7 +669,97 @@
             <w:color w:val="0000EE"/>
             <w:u w:val="single"/>
           </w:rPr>
-          <w:t>Walawi 19:1–2</w:t>
+          <w:t>Danieli 7:8</w:t>
+        </w:r>
+      </w:hyperlink>
+      <w:r>
+        <w:rPr>
+          <w:lang w:val="sw_KE" w:bidi="sw_KE"/>
+        </w:rPr>
+        <w:t xml:space="preserve"> inahusishwa na wahusika waovu katika </w:t>
+      </w:r>
+      <w:hyperlink r:id="rId31">
+        <w:r>
+          <w:rPr>
+            <w:lang w:val="sw_KE" w:bidi="sw_KE"/>
+          </w:rPr>
+          <w:rPr>
+            <w:color w:val="0000EE"/>
+            <w:u w:val="single"/>
+          </w:rPr>
+          <w:t>9:27</w:t>
+        </w:r>
+      </w:hyperlink>
+      <w:r>
+        <w:rPr>
+          <w:lang w:val="sw_KE" w:bidi="sw_KE"/>
+        </w:rPr>
+        <w:t xml:space="preserve"> na </w:t>
+      </w:r>
+      <w:hyperlink r:id="rId32">
+        <w:r>
+          <w:rPr>
+            <w:lang w:val="sw_KE" w:bidi="sw_KE"/>
+          </w:rPr>
+          <w:rPr>
+            <w:color w:val="0000EE"/>
+            <w:u w:val="single"/>
+          </w:rPr>
+          <w:t>11:40–45</w:t>
+        </w:r>
+      </w:hyperlink>
+      <w:r>
+        <w:rPr>
+          <w:lang w:val="sw_KE" w:bidi="sw_KE"/>
+        </w:rPr>
+        <w:t xml:space="preserve">. Antioko IV Epiphanes ana sifa zinazofanana na pembe ndogo katika </w:t>
+      </w:r>
+      <w:hyperlink r:id="rId30">
+        <w:r>
+          <w:rPr>
+            <w:lang w:val="sw_KE" w:bidi="sw_KE"/>
+          </w:rPr>
+          <w:rPr>
+            <w:color w:val="0000EE"/>
+            <w:u w:val="single"/>
+          </w:rPr>
+          <w:t>7:8</w:t>
+        </w:r>
+      </w:hyperlink>
+      <w:r>
+        <w:rPr>
+          <w:lang w:val="sw_KE" w:bidi="sw_KE"/>
+        </w:rPr>
+        <w:t>, lakini si sawa (</w:t>
+      </w:r>
+      <w:hyperlink r:id="rId33">
+        <w:r>
+          <w:rPr>
+            <w:lang w:val="sw_KE" w:bidi="sw_KE"/>
+          </w:rPr>
+          <w:rPr>
+            <w:color w:val="0000EE"/>
+            <w:u w:val="single"/>
+          </w:rPr>
+          <w:t>8:9–14</w:t>
+        </w:r>
+      </w:hyperlink>
+      <w:r>
+        <w:rPr>
+          <w:lang w:val="sw_KE" w:bidi="sw_KE"/>
+        </w:rPr>
+        <w:t xml:space="preserve">, </w:t>
+      </w:r>
+      <w:hyperlink r:id="rId34">
+        <w:r>
+          <w:rPr>
+            <w:lang w:val="sw_KE" w:bidi="sw_KE"/>
+          </w:rPr>
+          <w:rPr>
+            <w:color w:val="0000EE"/>
+            <w:u w:val="single"/>
+          </w:rPr>
+          <w:t>23–25</w:t>
         </w:r>
       </w:hyperlink>
       <w:r>
@@ -622,16 +768,62 @@
         </w:rPr>
         <w:t xml:space="preserve">; </w:t>
       </w:r>
-      <w:hyperlink r:id="rId31">
-        <w:r>
-          <w:rPr>
-            <w:lang w:val="sw_KE" w:bidi="sw_KE"/>
-          </w:rPr>
-          <w:rPr>
-            <w:color w:val="0000EE"/>
-            <w:u w:val="single"/>
-          </w:rPr>
-          <w:t>Kumbukumbu la Torati 9:3–6</w:t>
+      <w:hyperlink r:id="rId35">
+        <w:r>
+          <w:rPr>
+            <w:lang w:val="sw_KE" w:bidi="sw_KE"/>
+          </w:rPr>
+          <w:rPr>
+            <w:color w:val="0000EE"/>
+            <w:u w:val="single"/>
+          </w:rPr>
+          <w:t>11:21–39</w:t>
+        </w:r>
+      </w:hyperlink>
+      <w:r>
+        <w:rPr>
+          <w:lang w:val="sw_KE" w:bidi="sw_KE"/>
+        </w:rPr>
+        <w:t>).</w:t>
+      </w:r>
+    </w:p>
+    <w:p>
+      <w:pPr/>
+      <w:r>
+        <w:rPr>
+          <w:lang w:val="sw_KE" w:bidi="sw_KE"/>
+        </w:rPr>
+      </w:r>
+      <w:r>
+        <w:rPr>
+          <w:lang w:val="sw_KE" w:bidi="sw_KE"/>
+        </w:rPr>
+        <w:t>Wafafanuzi wa zamani na wa kisasa wanaamini kwamba pembe ndogo inawakilisha mpinga Kristo wa siku zijazo, kiongozi mwenye nguvu ambaye atapinga Mungu na watu wa Mungu kwa nguvu. Wengine wanafikiri kwamba baadhi ya watu wa kihistoria kutoka milki za Kigiriki na Kirumi, kama Antioko IV Epiphanes, Nero, Caligula, na Domitian, wamekamilisha kwa sehemu maono haya. Kulingana na mtazamo huu, mtu huyu wa siku zijazo atakuwa binadamu, si pepo au Shetani.</w:t>
+      </w:r>
+    </w:p>
+    <w:p>
+      <w:pPr/>
+      <w:r>
+        <w:rPr>
+          <w:lang w:val="sw_KE" w:bidi="sw_KE"/>
+        </w:rPr>
+      </w:r>
+      <w:r>
+        <w:rPr>
+          <w:lang w:val="sw_KE" w:bidi="sw_KE"/>
+        </w:rPr>
+        <w:t xml:space="preserve">Wengine wanaona pembe ndogo kama ishara ya uovu unaompinga Mungu na watu wake. Wafasiri wengine wanafikiri hakuna mtu mmoja atakayekamilisha maono haya. Badala yake, wanaamini inawakilisha nguvu za uovu duniani. Wengine wanaamini mpinga Kristo tayari ameonekana. Agano Jipya linapendekeza kwamba wazo la mpinga Kristo litakuwa na utimilifu wa mwisho (tazama </w:t>
+      </w:r>
+      <w:hyperlink r:id="rId36">
+        <w:r>
+          <w:rPr>
+            <w:lang w:val="sw_KE" w:bidi="sw_KE"/>
+          </w:rPr>
+          <w:rPr>
+            <w:color w:val="0000EE"/>
+            <w:u w:val="single"/>
+          </w:rPr>
+          <w:t>2 Wathesalonike 2:3–12</w:t>
         </w:r>
       </w:hyperlink>
       <w:r>
@@ -640,16 +832,16 @@
         </w:rPr>
         <w:t xml:space="preserve">; </w:t>
       </w:r>
-      <w:hyperlink r:id="rId16">
-        <w:r>
-          <w:rPr>
-            <w:lang w:val="sw_KE" w:bidi="sw_KE"/>
-          </w:rPr>
-          <w:rPr>
-            <w:color w:val="0000EE"/>
-            <w:u w:val="single"/>
-          </w:rPr>
-          <w:t>13:5</w:t>
+      <w:hyperlink r:id="rId37">
+        <w:r>
+          <w:rPr>
+            <w:lang w:val="sw_KE" w:bidi="sw_KE"/>
+          </w:rPr>
+          <w:rPr>
+            <w:color w:val="0000EE"/>
+            <w:u w:val="single"/>
+          </w:rPr>
+          <w:t>1 Yohana 2:18</w:t>
         </w:r>
       </w:hyperlink>
       <w:r>
@@ -658,16 +850,16 @@
         </w:rPr>
         <w:t xml:space="preserve">; </w:t>
       </w:r>
-      <w:hyperlink r:id="rId32">
-        <w:r>
-          <w:rPr>
-            <w:lang w:val="sw_KE" w:bidi="sw_KE"/>
-          </w:rPr>
-          <w:rPr>
-            <w:color w:val="0000EE"/>
-            <w:u w:val="single"/>
-          </w:rPr>
-          <w:t>17:2–13</w:t>
+      <w:hyperlink r:id="rId38">
+        <w:r>
+          <w:rPr>
+            <w:lang w:val="sw_KE" w:bidi="sw_KE"/>
+          </w:rPr>
+          <w:rPr>
+            <w:color w:val="0000EE"/>
+            <w:u w:val="single"/>
+          </w:rPr>
+          <w:t>4:3</w:t>
         </w:r>
       </w:hyperlink>
       <w:r>
@@ -676,16 +868,16 @@
         </w:rPr>
         <w:t xml:space="preserve">; </w:t>
       </w:r>
-      <w:hyperlink r:id="rId22">
-        <w:r>
-          <w:rPr>
-            <w:lang w:val="sw_KE" w:bidi="sw_KE"/>
-          </w:rPr>
-          <w:rPr>
-            <w:color w:val="0000EE"/>
-            <w:u w:val="single"/>
-          </w:rPr>
-          <w:t>Yoshua 7:1–26</w:t>
+      <w:hyperlink r:id="rId39">
+        <w:r>
+          <w:rPr>
+            <w:lang w:val="sw_KE" w:bidi="sw_KE"/>
+          </w:rPr>
+          <w:rPr>
+            <w:color w:val="0000EE"/>
+            <w:u w:val="single"/>
+          </w:rPr>
+          <w:t>2 Yohana 1:7</w:t>
         </w:r>
       </w:hyperlink>
       <w:r>
@@ -694,16 +886,34 @@
         </w:rPr>
         <w:t xml:space="preserve">; </w:t>
       </w:r>
-      <w:hyperlink r:id="rId33">
-        <w:r>
-          <w:rPr>
-            <w:lang w:val="sw_KE" w:bidi="sw_KE"/>
-          </w:rPr>
-          <w:rPr>
-            <w:color w:val="0000EE"/>
-            <w:u w:val="single"/>
-          </w:rPr>
-          <w:t>2 Mambo ya Nyakati 34:3–8</w:t>
+      <w:hyperlink r:id="rId40">
+        <w:r>
+          <w:rPr>
+            <w:lang w:val="sw_KE" w:bidi="sw_KE"/>
+          </w:rPr>
+          <w:rPr>
+            <w:color w:val="0000EE"/>
+            <w:u w:val="single"/>
+          </w:rPr>
+          <w:t>Ufunuo 13:1</w:t>
+        </w:r>
+      </w:hyperlink>
+      <w:r>
+        <w:rPr>
+          <w:lang w:val="sw_KE" w:bidi="sw_KE"/>
+        </w:rPr>
+        <w:t xml:space="preserve">, </w:t>
+      </w:r>
+      <w:hyperlink r:id="rId41">
+        <w:r>
+          <w:rPr>
+            <w:lang w:val="sw_KE" w:bidi="sw_KE"/>
+          </w:rPr>
+          <w:rPr>
+            <w:color w:val="0000EE"/>
+            <w:u w:val="single"/>
+          </w:rPr>
+          <w:t>5</w:t>
         </w:r>
       </w:hyperlink>
       <w:r>
@@ -712,16 +922,16 @@
         </w:rPr>
         <w:t xml:space="preserve">; </w:t>
       </w:r>
-      <w:hyperlink r:id="rId34">
-        <w:r>
-          <w:rPr>
-            <w:lang w:val="sw_KE" w:bidi="sw_KE"/>
-          </w:rPr>
-          <w:rPr>
-            <w:color w:val="0000EE"/>
-            <w:u w:val="single"/>
-          </w:rPr>
-          <w:t>Isaya 1:24–26</w:t>
+      <w:hyperlink r:id="rId42">
+        <w:r>
+          <w:rPr>
+            <w:lang w:val="sw_KE" w:bidi="sw_KE"/>
+          </w:rPr>
+          <w:rPr>
+            <w:color w:val="0000EE"/>
+            <w:u w:val="single"/>
+          </w:rPr>
+          <w:t>16:13–14</w:t>
         </w:r>
       </w:hyperlink>
       <w:r>
@@ -730,16 +940,16 @@
         </w:rPr>
         <w:t xml:space="preserve">; </w:t>
       </w:r>
-      <w:hyperlink r:id="rId35">
-        <w:r>
-          <w:rPr>
-            <w:lang w:val="sw_KE" w:bidi="sw_KE"/>
-          </w:rPr>
-          <w:rPr>
-            <w:color w:val="0000EE"/>
-            <w:u w:val="single"/>
-          </w:rPr>
-          <w:t>4:2–6</w:t>
+      <w:hyperlink r:id="rId43">
+        <w:r>
+          <w:rPr>
+            <w:lang w:val="sw_KE" w:bidi="sw_KE"/>
+          </w:rPr>
+          <w:rPr>
+            <w:color w:val="0000EE"/>
+            <w:u w:val="single"/>
+          </w:rPr>
+          <w:t>17:11</w:t>
         </w:r>
       </w:hyperlink>
       <w:r>
@@ -748,16 +958,16 @@
         </w:rPr>
         <w:t xml:space="preserve">; </w:t>
       </w:r>
-      <w:hyperlink r:id="rId17">
-        <w:r>
-          <w:rPr>
-            <w:lang w:val="sw_KE" w:bidi="sw_KE"/>
-          </w:rPr>
-          <w:rPr>
-            <w:color w:val="0000EE"/>
-            <w:u w:val="single"/>
-          </w:rPr>
-          <w:t>33:14</w:t>
+      <w:hyperlink r:id="rId44">
+        <w:r>
+          <w:rPr>
+            <w:lang w:val="sw_KE" w:bidi="sw_KE"/>
+          </w:rPr>
+          <w:rPr>
+            <w:color w:val="0000EE"/>
+            <w:u w:val="single"/>
+          </w:rPr>
+          <w:t>19:20–21</w:t>
         </w:r>
       </w:hyperlink>
       <w:r>
@@ -766,16 +976,247 @@
         </w:rPr>
         <w:t xml:space="preserve">; </w:t>
       </w:r>
-      <w:hyperlink r:id="rId36">
-        <w:r>
-          <w:rPr>
-            <w:lang w:val="sw_KE" w:bidi="sw_KE"/>
-          </w:rPr>
-          <w:rPr>
-            <w:color w:val="0000EE"/>
-            <w:u w:val="single"/>
-          </w:rPr>
-          <w:t>Ezekieli 20:32–38</w:t>
+      <w:hyperlink r:id="rId45">
+        <w:r>
+          <w:rPr>
+            <w:lang w:val="sw_KE" w:bidi="sw_KE"/>
+          </w:rPr>
+          <w:rPr>
+            <w:color w:val="0000EE"/>
+            <w:u w:val="single"/>
+          </w:rPr>
+          <w:t>20:10</w:t>
+        </w:r>
+      </w:hyperlink>
+      <w:r>
+        <w:rPr>
+          <w:lang w:val="sw_KE" w:bidi="sw_KE"/>
+        </w:rPr>
+        <w:t>).</w:t>
+      </w:r>
+    </w:p>
+    <w:p>
+      <w:pPr/>
+      <w:r>
+        <w:rPr>
+          <w:lang w:val="sw_KE" w:bidi="sw_KE"/>
+        </w:rPr>
+      </w:r>
+      <w:r>
+        <w:rPr>
+          <w:lang w:val="sw_KE" w:bidi="sw_KE"/>
+        </w:rPr>
+        <w:t>Pembe hii ndogo inawakumbusha watu wa Mungu kwamba uovu unapingana vikali na Mungu na watu wake. Mfalme aliyetajwa hapa anachukua falme za dunia (</w:t>
+      </w:r>
+      <w:hyperlink r:id="rId30">
+        <w:r>
+          <w:rPr>
+            <w:lang w:val="sw_KE" w:bidi="sw_KE"/>
+          </w:rPr>
+          <w:rPr>
+            <w:color w:val="0000EE"/>
+            <w:u w:val="single"/>
+          </w:rPr>
+          <w:t>Danieli 7:8</w:t>
+        </w:r>
+      </w:hyperlink>
+      <w:r>
+        <w:rPr>
+          <w:lang w:val="sw_KE" w:bidi="sw_KE"/>
+        </w:rPr>
+        <w:t>). Hata hivyo, mfumo wake wa uovu hautashinda kwa sababu Mungu ataangamiza uovu. Watu wa Mungu wanaweza kupata faraja kwa kujua kwamba wakati huu wa uovu hautadumu kwa muda mrefu (</w:t>
+      </w:r>
+      <w:hyperlink r:id="rId46">
+        <w:r>
+          <w:rPr>
+            <w:lang w:val="sw_KE" w:bidi="sw_KE"/>
+          </w:rPr>
+          <w:rPr>
+            <w:color w:val="0000EE"/>
+            <w:u w:val="single"/>
+          </w:rPr>
+          <w:t>Ufunuo 12:12</w:t>
+        </w:r>
+      </w:hyperlink>
+      <w:r>
+        <w:rPr>
+          <w:lang w:val="sw_KE" w:bidi="sw_KE"/>
+        </w:rPr>
+        <w:t>). Mungu ataangamiza kazi za ufalme huu wa uovu (</w:t>
+      </w:r>
+      <w:hyperlink r:id="rId47">
+        <w:r>
+          <w:rPr>
+            <w:lang w:val="sw_KE" w:bidi="sw_KE"/>
+          </w:rPr>
+          <w:rPr>
+            <w:color w:val="0000EE"/>
+            <w:u w:val="single"/>
+          </w:rPr>
+          <w:t>Danieli 7:11–12</w:t>
+        </w:r>
+      </w:hyperlink>
+      <w:r>
+        <w:rPr>
+          <w:lang w:val="sw_KE" w:bidi="sw_KE"/>
+        </w:rPr>
+        <w:t>).</w:t>
+      </w:r>
+    </w:p>
+    <w:p>
+      <w:pPr/>
+      <w:r>
+        <w:rPr>
+          <w:lang w:val="sw_KE" w:bidi="sw_KE"/>
+        </w:rPr>
+      </w:r>
+      <w:r>
+        <w:rPr>
+          <w:lang w:val="sw_KE" w:bidi="sw_KE"/>
+        </w:rPr>
+        <w:t xml:space="preserve">Mtawala aliyechaguliwa na Mungu, ambaye anaonekana "kama Mwana wa Mtu" (anaonekana kama mwanadamu), anapewa mamlaka na Mungu (anaitwa "Mzee wa Siku" katika maono haya; </w:t>
+      </w:r>
+      <w:hyperlink r:id="rId48">
+        <w:r>
+          <w:rPr>
+            <w:lang w:val="sw_KE" w:bidi="sw_KE"/>
+          </w:rPr>
+          <w:rPr>
+            <w:color w:val="0000EE"/>
+            <w:u w:val="single"/>
+          </w:rPr>
+          <w:t>Danieli 7:13–14</w:t>
+        </w:r>
+      </w:hyperlink>
+      <w:r>
+        <w:rPr>
+          <w:lang w:val="sw_KE" w:bidi="sw_KE"/>
+        </w:rPr>
+        <w:t xml:space="preserve">). Atatawala kwa idhini na nguvu za Mungu, na utawala wake utaendelea katika ufalme usioweza kuharibiwa. Mungu anawahimiza watu wake kuvumilia na kubaki waaminifu. Wanaishi kwa matumaini ya ufalme wenye haki ambapo Mungu ataishi miongoni mwao (tazama </w:t>
+      </w:r>
+      <w:hyperlink r:id="rId49">
+        <w:r>
+          <w:rPr>
+            <w:lang w:val="sw_KE" w:bidi="sw_KE"/>
+          </w:rPr>
+          <w:rPr>
+            <w:color w:val="0000EE"/>
+            <w:u w:val="single"/>
+          </w:rPr>
+          <w:t>Ufunuo 21:3</w:t>
+        </w:r>
+      </w:hyperlink>
+      <w:r>
+        <w:rPr>
+          <w:lang w:val="sw_KE" w:bidi="sw_KE"/>
+        </w:rPr>
+        <w:t>). "Bidii ya BWANA na majeshi itatimiza hili" (</w:t>
+      </w:r>
+      <w:hyperlink r:id="rId50">
+        <w:r>
+          <w:rPr>
+            <w:lang w:val="sw_KE" w:bidi="sw_KE"/>
+          </w:rPr>
+          <w:rPr>
+            <w:color w:val="0000EE"/>
+            <w:u w:val="single"/>
+          </w:rPr>
+          <w:t>Isaya 9:7</w:t>
+        </w:r>
+      </w:hyperlink>
+      <w:r>
+        <w:rPr>
+          <w:lang w:val="sw_KE" w:bidi="sw_KE"/>
+        </w:rPr>
+        <w:t>).</w:t>
+      </w:r>
+    </w:p>
+    <w:p>
+      <w:pPr/>
+      <w:r>
+        <w:rPr>
+          <w:lang w:val="sw_KE" w:bidi="sw_KE"/>
+        </w:rPr>
+      </w:r>
+      <w:r>
+        <w:rPr>
+          <w:u w:val="single"/>
+          <w:lang w:val="sw_KE" w:bidi="sw_KE"/>
+        </w:rPr>
+        <w:t>Sehemu za Kujifunza Zaidi</w:t>
+      </w:r>
+    </w:p>
+    <w:p>
+      <w:pPr/>
+      <w:r>
+        <w:rPr>
+          <w:lang w:val="sw_KE" w:bidi="sw_KE"/>
+        </w:rPr>
+      </w:r>
+      <w:hyperlink r:id="rId30">
+        <w:r>
+          <w:rPr>
+            <w:lang w:val="sw_KE" w:bidi="sw_KE"/>
+          </w:rPr>
+          <w:rPr>
+            <w:color w:val="0000EE"/>
+            <w:u w:val="single"/>
+          </w:rPr>
+          <w:t>Danieli 7:8</w:t>
+        </w:r>
+      </w:hyperlink>
+      <w:r>
+        <w:rPr>
+          <w:lang w:val="sw_KE" w:bidi="sw_KE"/>
+        </w:rPr>
+        <w:t xml:space="preserve">, </w:t>
+      </w:r>
+      <w:hyperlink r:id="rId51">
+        <w:r>
+          <w:rPr>
+            <w:lang w:val="sw_KE" w:bidi="sw_KE"/>
+          </w:rPr>
+          <w:rPr>
+            <w:color w:val="0000EE"/>
+            <w:u w:val="single"/>
+          </w:rPr>
+          <w:t>11</w:t>
+        </w:r>
+      </w:hyperlink>
+      <w:r>
+        <w:rPr>
+          <w:lang w:val="sw_KE" w:bidi="sw_KE"/>
+        </w:rPr>
+        <w:t xml:space="preserve">, </w:t>
+      </w:r>
+      <w:hyperlink r:id="rId52">
+        <w:r>
+          <w:rPr>
+            <w:lang w:val="sw_KE" w:bidi="sw_KE"/>
+          </w:rPr>
+          <w:rPr>
+            <w:color w:val="0000EE"/>
+            <w:u w:val="single"/>
+          </w:rPr>
+          <w:t>20–21</w:t>
+        </w:r>
+      </w:hyperlink>
+      <w:r>
+        <w:rPr>
+          <w:lang w:val="sw_KE" w:bidi="sw_KE"/>
+        </w:rPr>
+        <w:t xml:space="preserve">, </w:t>
+      </w:r>
+      <w:hyperlink r:id="rId53">
+        <w:r>
+          <w:rPr>
+            <w:lang w:val="sw_KE" w:bidi="sw_KE"/>
+          </w:rPr>
+          <w:rPr>
+            <w:color w:val="0000EE"/>
+            <w:u w:val="single"/>
+          </w:rPr>
+          <w:t>24–26</w:t>
         </w:r>
       </w:hyperlink>
       <w:r>
@@ -784,16 +1225,16 @@
         </w:rPr>
         <w:t xml:space="preserve">; </w:t>
       </w:r>
-      <w:hyperlink r:id="rId37">
-        <w:r>
-          <w:rPr>
-            <w:lang w:val="sw_KE" w:bidi="sw_KE"/>
-          </w:rPr>
-          <w:rPr>
-            <w:color w:val="0000EE"/>
-            <w:u w:val="single"/>
-          </w:rPr>
-          <w:t>Mathayo 18:8–9</w:t>
+      <w:hyperlink r:id="rId54">
+        <w:r>
+          <w:rPr>
+            <w:lang w:val="sw_KE" w:bidi="sw_KE"/>
+          </w:rPr>
+          <w:rPr>
+            <w:color w:val="0000EE"/>
+            <w:u w:val="single"/>
+          </w:rPr>
+          <w:t>8:9–12</w:t>
         </w:r>
       </w:hyperlink>
       <w:r>
@@ -802,16 +1243,16 @@
         </w:rPr>
         <w:t xml:space="preserve">; </w:t>
       </w:r>
-      <w:hyperlink r:id="rId27">
-        <w:r>
-          <w:rPr>
-            <w:lang w:val="sw_KE" w:bidi="sw_KE"/>
-          </w:rPr>
-          <w:rPr>
-            <w:color w:val="0000EE"/>
-            <w:u w:val="single"/>
-          </w:rPr>
-          <w:t>Matendo 5:1–11</w:t>
+      <w:hyperlink r:id="rId55">
+        <w:r>
+          <w:rPr>
+            <w:lang w:val="sw_KE" w:bidi="sw_KE"/>
+          </w:rPr>
+          <w:rPr>
+            <w:color w:val="0000EE"/>
+            <w:u w:val="single"/>
+          </w:rPr>
+          <w:t>9:26–27</w:t>
         </w:r>
       </w:hyperlink>
       <w:r>
@@ -820,16 +1261,16 @@
         </w:rPr>
         <w:t xml:space="preserve">; </w:t>
       </w:r>
-      <w:hyperlink r:id="rId23">
-        <w:r>
-          <w:rPr>
-            <w:lang w:val="sw_KE" w:bidi="sw_KE"/>
-          </w:rPr>
-          <w:rPr>
-            <w:color w:val="0000EE"/>
-            <w:u w:val="single"/>
-          </w:rPr>
-          <w:t>Warumi 14:10</w:t>
+      <w:hyperlink r:id="rId56">
+        <w:r>
+          <w:rPr>
+            <w:lang w:val="sw_KE" w:bidi="sw_KE"/>
+          </w:rPr>
+          <w:rPr>
+            <w:color w:val="0000EE"/>
+            <w:u w:val="single"/>
+          </w:rPr>
+          <w:t>Marko 13:14</w:t>
         </w:r>
       </w:hyperlink>
       <w:r>
@@ -838,16 +1279,16 @@
         </w:rPr>
         <w:t xml:space="preserve">; </w:t>
       </w:r>
-      <w:hyperlink r:id="rId28">
-        <w:r>
-          <w:rPr>
-            <w:lang w:val="sw_KE" w:bidi="sw_KE"/>
-          </w:rPr>
-          <w:rPr>
-            <w:color w:val="0000EE"/>
-            <w:u w:val="single"/>
-          </w:rPr>
-          <w:t>1 Wakorintho 11:27–30</w:t>
+      <w:hyperlink r:id="rId57">
+        <w:r>
+          <w:rPr>
+            <w:lang w:val="sw_KE" w:bidi="sw_KE"/>
+          </w:rPr>
+          <w:rPr>
+            <w:color w:val="0000EE"/>
+            <w:u w:val="single"/>
+          </w:rPr>
+          <w:t>2 Wathesalonike 2:5–12</w:t>
         </w:r>
       </w:hyperlink>
       <w:r>
@@ -856,16 +1297,16 @@
         </w:rPr>
         <w:t xml:space="preserve">; </w:t>
       </w:r>
-      <w:hyperlink r:id="rId24">
-        <w:r>
-          <w:rPr>
-            <w:lang w:val="sw_KE" w:bidi="sw_KE"/>
-          </w:rPr>
-          <w:rPr>
-            <w:color w:val="0000EE"/>
-            <w:u w:val="single"/>
-          </w:rPr>
-          <w:t>2 Wakorintho 5:10</w:t>
+      <w:hyperlink r:id="rId39">
+        <w:r>
+          <w:rPr>
+            <w:lang w:val="sw_KE" w:bidi="sw_KE"/>
+          </w:rPr>
+          <w:rPr>
+            <w:color w:val="0000EE"/>
+            <w:u w:val="single"/>
+          </w:rPr>
+          <w:t>2 Yohana 1:7</w:t>
         </w:r>
       </w:hyperlink>
       <w:r>
@@ -874,16 +1315,16 @@
         </w:rPr>
         <w:t xml:space="preserve">; </w:t>
       </w:r>
-      <w:hyperlink r:id="rId38">
-        <w:r>
-          <w:rPr>
-            <w:lang w:val="sw_KE" w:bidi="sw_KE"/>
-          </w:rPr>
-          <w:rPr>
-            <w:color w:val="0000EE"/>
-            <w:u w:val="single"/>
-          </w:rPr>
-          <w:t>Waebrania 9:27–28</w:t>
+      <w:hyperlink r:id="rId58">
+        <w:r>
+          <w:rPr>
+            <w:lang w:val="sw_KE" w:bidi="sw_KE"/>
+          </w:rPr>
+          <w:rPr>
+            <w:color w:val="0000EE"/>
+            <w:u w:val="single"/>
+          </w:rPr>
+          <w:t>Ufunuo 13:1–10</w:t>
         </w:r>
       </w:hyperlink>
       <w:r>
@@ -892,16 +1333,374 @@
         </w:rPr>
         <w:t xml:space="preserve">; </w:t>
       </w:r>
-      <w:hyperlink r:id="rId29">
-        <w:r>
-          <w:rPr>
-            <w:lang w:val="sw_KE" w:bidi="sw_KE"/>
-          </w:rPr>
-          <w:rPr>
-            <w:color w:val="0000EE"/>
-            <w:u w:val="single"/>
-          </w:rPr>
-          <w:t>10:31</w:t>
+      <w:hyperlink r:id="rId45">
+        <w:r>
+          <w:rPr>
+            <w:lang w:val="sw_KE" w:bidi="sw_KE"/>
+          </w:rPr>
+          <w:rPr>
+            <w:color w:val="0000EE"/>
+            <w:u w:val="single"/>
+          </w:rPr>
+          <w:t>20:10</w:t>
+        </w:r>
+      </w:hyperlink>
+      <w:r>
+        <w:rPr>
+          <w:lang w:val="sw_KE" w:bidi="sw_KE"/>
+        </w:rPr>
+      </w:r>
+      <w:r>
+        <w:rPr>
+          <w:lang w:val="sw_KE" w:bidi="sw_KE"/>
+        </w:rPr>
+      </w:r>
+    </w:p>
+    <w:p>
+      <w:pPr/>
+      <w:r>
+        <w:rPr>
+          <w:lang w:val="sw_KE" w:bidi="sw_KE"/>
+        </w:rPr>
+      </w:r>
+    </w:p>
+    <w:p>
+      <w:pPr>
+        <w:pStyle w:val="Heading2"/>
+      </w:pPr>
+      <w:r>
+        <w:rPr>
+          <w:lang w:val="sw_KE" w:bidi="sw_KE"/>
+        </w:rPr>
+        <w:t>Pumziko la sabato ya Mungu</w:t>
+      </w:r>
+      <w:r>
+        <w:rPr>
+          <w:lang w:val="sw_KE" w:bidi="sw_KE"/>
+        </w:rPr>
+      </w:r>
+    </w:p>
+    <w:p>
+      <w:pPr/>
+      <w:r>
+        <w:rPr>
+          <w:lang w:val="sw_KE" w:bidi="sw_KE"/>
+        </w:rPr>
+      </w:r>
+      <w:r>
+        <w:rPr>
+          <w:lang w:val="sw_KE" w:bidi="sw_KE"/>
+        </w:rPr>
+        <w:t xml:space="preserve">Wazo la pumziko la sabato la Mungu (kama ilivyoelezwa katika </w:t>
+      </w:r>
+      <w:hyperlink r:id="rId59">
+        <w:r>
+          <w:rPr>
+            <w:lang w:val="sw_KE" w:bidi="sw_KE"/>
+          </w:rPr>
+          <w:rPr>
+            <w:color w:val="0000EE"/>
+            <w:u w:val="single"/>
+          </w:rPr>
+          <w:t>Waebrania 4:1–11</w:t>
+        </w:r>
+      </w:hyperlink>
+      <w:r>
+        <w:rPr>
+          <w:lang w:val="sw_KE" w:bidi="sw_KE"/>
+        </w:rPr>
+        <w:t xml:space="preserve">) limekuwa gumu kwa wasomi wengi kuelewa. Linajumuisha mawazo kutoka kwenye Agano la Kale, kama vile Nchi ya Ahadi kama mahali pa kupumzika kutoka utumwani na kutangatanga. Pia linazungumzia siku ya sabato kama siku ya kupumzika ya kila wiki. Katika </w:t>
+      </w:r>
+      <w:hyperlink r:id="rId60">
+        <w:r>
+          <w:rPr>
+            <w:lang w:val="sw_KE" w:bidi="sw_KE"/>
+          </w:rPr>
+          <w:rPr>
+            <w:color w:val="0000EE"/>
+            <w:u w:val="single"/>
+          </w:rPr>
+          <w:t>Waebrania 3:7–19</w:t>
+        </w:r>
+      </w:hyperlink>
+      <w:r>
+        <w:rPr>
+          <w:lang w:val="sw_KE" w:bidi="sw_KE"/>
+        </w:rPr>
+        <w:t xml:space="preserve">, mwandishi anarejelea </w:t>
+      </w:r>
+      <w:hyperlink r:id="rId61">
+        <w:r>
+          <w:rPr>
+            <w:lang w:val="sw_KE" w:bidi="sw_KE"/>
+          </w:rPr>
+          <w:rPr>
+            <w:color w:val="0000EE"/>
+            <w:u w:val="single"/>
+          </w:rPr>
+          <w:t>Zaburi 95:7–11</w:t>
+        </w:r>
+      </w:hyperlink>
+      <w:r>
+        <w:rPr>
+          <w:lang w:val="sw_KE" w:bidi="sw_KE"/>
+        </w:rPr>
+        <w:t>. Anatumia mfano wa Waisraeli waliotangatanga nyikani kama mfano wa wale ambao hawakuingia katika pumziko la Mungu kwa sababu hawakutii.</w:t>
+      </w:r>
+    </w:p>
+    <w:p>
+      <w:pPr/>
+      <w:r>
+        <w:rPr>
+          <w:lang w:val="sw_KE" w:bidi="sw_KE"/>
+        </w:rPr>
+      </w:r>
+      <w:r>
+        <w:rPr>
+          <w:lang w:val="sw_KE" w:bidi="sw_KE"/>
+        </w:rPr>
+        <w:t>Je, ni "pumziko" gani ambalo hawakuweza kuingia, ambalo bado linabaki kwa watu wa Mungu (</w:t>
+      </w:r>
+      <w:hyperlink r:id="rId62">
+        <w:r>
+          <w:rPr>
+            <w:lang w:val="sw_KE" w:bidi="sw_KE"/>
+          </w:rPr>
+          <w:rPr>
+            <w:color w:val="0000EE"/>
+            <w:u w:val="single"/>
+          </w:rPr>
+          <w:t>Waebrania 4:1–3</w:t>
+        </w:r>
+      </w:hyperlink>
+      <w:r>
+        <w:rPr>
+          <w:lang w:val="sw_KE" w:bidi="sw_KE"/>
+        </w:rPr>
+        <w:t>)? Mwandishi wa Waebrania alimaanisha zaidi ya ardhi ya kimwili ya Kanaani kama mahali pa "pumziko la sabato" (</w:t>
+      </w:r>
+      <w:hyperlink r:id="rId63">
+        <w:r>
+          <w:rPr>
+            <w:lang w:val="sw_KE" w:bidi="sw_KE"/>
+          </w:rPr>
+          <w:rPr>
+            <w:color w:val="0000EE"/>
+            <w:u w:val="single"/>
+          </w:rPr>
+          <w:t>4:8–9</w:t>
+        </w:r>
+      </w:hyperlink>
+      <w:r>
+        <w:rPr>
+          <w:lang w:val="sw_KE" w:bidi="sw_KE"/>
+        </w:rPr>
+        <w:t xml:space="preserve">). </w:t>
+      </w:r>
+      <w:hyperlink r:id="rId64">
+        <w:r>
+          <w:rPr>
+            <w:lang w:val="sw_KE" w:bidi="sw_KE"/>
+          </w:rPr>
+          <w:rPr>
+            <w:color w:val="0000EE"/>
+            <w:u w:val="single"/>
+          </w:rPr>
+          <w:t>Mwanzo 2:2</w:t>
+        </w:r>
+      </w:hyperlink>
+      <w:r>
+        <w:rPr>
+          <w:lang w:val="sw_KE" w:bidi="sw_KE"/>
+        </w:rPr>
+        <w:t xml:space="preserve"> inaelezea pumziko la Mungu kama kitu kilichoandaliwa "tangu msingi wa ulimwengu" (</w:t>
+      </w:r>
+      <w:hyperlink r:id="rId65">
+        <w:r>
+          <w:rPr>
+            <w:lang w:val="sw_KE" w:bidi="sw_KE"/>
+          </w:rPr>
+          <w:rPr>
+            <w:color w:val="0000EE"/>
+            <w:u w:val="single"/>
+          </w:rPr>
+          <w:t>Waebrania 4:3–4</w:t>
+        </w:r>
+      </w:hyperlink>
+      <w:r>
+        <w:rPr>
+          <w:lang w:val="sw_KE" w:bidi="sw_KE"/>
+        </w:rPr>
+        <w:t>). Pumziko la Mungu linahusisha kusitisha kazi ya mtu mwenyewe, kama Mungu alivyofanya (</w:t>
+      </w:r>
+      <w:hyperlink r:id="rId66">
+        <w:r>
+          <w:rPr>
+            <w:lang w:val="sw_KE" w:bidi="sw_KE"/>
+          </w:rPr>
+          <w:rPr>
+            <w:color w:val="0000EE"/>
+            <w:u w:val="single"/>
+          </w:rPr>
+          <w:t>4:10</w:t>
+        </w:r>
+      </w:hyperlink>
+      <w:r>
+        <w:rPr>
+          <w:lang w:val="sw_KE" w:bidi="sw_KE"/>
+        </w:rPr>
+        <w:t>). Wale wanaosikia "sauti Yake," hawafanyi mioyo yao kuwa migumu, na wanaamini habari njema kuhusu Yesu wanaweza "kuingia katika pumziko hilo" (</w:t>
+      </w:r>
+      <w:hyperlink r:id="rId62">
+        <w:r>
+          <w:rPr>
+            <w:lang w:val="sw_KE" w:bidi="sw_KE"/>
+          </w:rPr>
+          <w:rPr>
+            <w:color w:val="0000EE"/>
+            <w:u w:val="single"/>
+          </w:rPr>
+          <w:t>4:1–3</w:t>
+        </w:r>
+      </w:hyperlink>
+      <w:r>
+        <w:rPr>
+          <w:lang w:val="sw_KE" w:bidi="sw_KE"/>
+        </w:rPr>
+        <w:t xml:space="preserve">, </w:t>
+      </w:r>
+      <w:hyperlink r:id="rId67">
+        <w:r>
+          <w:rPr>
+            <w:lang w:val="sw_KE" w:bidi="sw_KE"/>
+          </w:rPr>
+          <w:rPr>
+            <w:color w:val="0000EE"/>
+            <w:u w:val="single"/>
+          </w:rPr>
+          <w:t>7</w:t>
+        </w:r>
+      </w:hyperlink>
+      <w:r>
+        <w:rPr>
+          <w:lang w:val="sw_KE" w:bidi="sw_KE"/>
+        </w:rPr>
+        <w:t>).</w:t>
+      </w:r>
+    </w:p>
+    <w:p>
+      <w:pPr/>
+      <w:r>
+        <w:rPr>
+          <w:lang w:val="sw_KE" w:bidi="sw_KE"/>
+        </w:rPr>
+      </w:r>
+      <w:r>
+        <w:rPr>
+          <w:lang w:val="sw_KE" w:bidi="sw_KE"/>
+        </w:rPr>
+        <w:t>Agano la Kale linaita Siku ya Upatanisho “siku ya sabato ya pumziko kamili” (</w:t>
+      </w:r>
+      <w:hyperlink r:id="rId68">
+        <w:r>
+          <w:rPr>
+            <w:lang w:val="sw_KE" w:bidi="sw_KE"/>
+          </w:rPr>
+          <w:rPr>
+            <w:color w:val="0000EE"/>
+            <w:u w:val="single"/>
+          </w:rPr>
+          <w:t>Mambo ya Walawi 16:29–31</w:t>
+        </w:r>
+      </w:hyperlink>
+      <w:r>
+        <w:rPr>
+          <w:lang w:val="sw_KE" w:bidi="sw_KE"/>
+        </w:rPr>
+        <w:t>). Katika siku hiyo, watu walikomesha kazi zao zote. Katika Agano Jipya, Yesu, Kuhani wetu Mkuu, alitoa dhabihu ya mara moja ambayo ilifanya "kuondoa dhambi" (</w:t>
+      </w:r>
+      <w:hyperlink r:id="rId69">
+        <w:r>
+          <w:rPr>
+            <w:lang w:val="sw_KE" w:bidi="sw_KE"/>
+          </w:rPr>
+          <w:rPr>
+            <w:color w:val="0000EE"/>
+            <w:u w:val="single"/>
+          </w:rPr>
+          <w:t>9:7–28</w:t>
+        </w:r>
+      </w:hyperlink>
+      <w:r>
+        <w:rPr>
+          <w:lang w:val="sw_KE" w:bidi="sw_KE"/>
+        </w:rPr>
+        <w:t>). Alikuwa dhabihu ya mwisho ya upatanisho, akileta amani kati ya Mungu na watu. Yesu anawapa watu pumziko la kiroho. Wanaweza kuingia katika pumziko hili kwa kuamini na kutii habari njema hii.</w:t>
+      </w:r>
+    </w:p>
+    <w:p>
+      <w:pPr/>
+      <w:r>
+        <w:rPr>
+          <w:lang w:val="sw_KE" w:bidi="sw_KE"/>
+        </w:rPr>
+      </w:r>
+      <w:r>
+        <w:rPr>
+          <w:lang w:val="sw_KE" w:bidi="sw_KE"/>
+        </w:rPr>
+        <w:t>Pumziko la Mungu kupitia Yesu lina vipengele viwili:</w:t>
+      </w:r>
+    </w:p>
+    <w:p>
+      <w:pPr>
+        <w:pStyle w:val="ListNumber"/>
+        <w:numPr>
+          <w:ilvl w:val="0"/>
+          <w:numId w:val="14"/>
+        </w:numPr>
+        <w:spacing w:line="240" w:lineRule="auto"/>
+        <w:ind w:left="720"/>
+      </w:pPr>
+      <w:r>
+        <w:rPr>
+          <w:lang w:val="sw_KE" w:bidi="sw_KE"/>
+        </w:rPr>
+      </w:r>
+      <w:r>
+        <w:rPr>
+          <w:lang w:val="sw_KE" w:bidi="sw_KE"/>
+        </w:rPr>
+        <w:t>Wale wanaomfuata Yesu wanaacha kujaribu kupata kukubalika kwa Mungu kupitia juhudi zao wenyewe. Wanamwamini kazi iliyokamilika ya Yesu (</w:t>
+      </w:r>
+      <w:hyperlink r:id="rId70">
+        <w:r>
+          <w:rPr>
+            <w:lang w:val="sw_KE" w:bidi="sw_KE"/>
+          </w:rPr>
+          <w:rPr>
+            <w:color w:val="0000EE"/>
+            <w:u w:val="single"/>
+          </w:rPr>
+          <w:t>Waefeso 2:8–9</w:t>
+        </w:r>
+      </w:hyperlink>
+      <w:r>
+        <w:rPr>
+          <w:lang w:val="sw_KE" w:bidi="sw_KE"/>
+        </w:rPr>
+        <w:t>). Wanapata amani na Mungu (</w:t>
+      </w:r>
+      <w:hyperlink r:id="rId71">
+        <w:r>
+          <w:rPr>
+            <w:lang w:val="sw_KE" w:bidi="sw_KE"/>
+          </w:rPr>
+          <w:rPr>
+            <w:color w:val="0000EE"/>
+            <w:u w:val="single"/>
+          </w:rPr>
+          <w:t>Yohana 14:27</w:t>
         </w:r>
       </w:hyperlink>
       <w:r>
@@ -910,16 +1709,16 @@
         </w:rPr>
         <w:t xml:space="preserve">; </w:t>
       </w:r>
-      <w:hyperlink r:id="rId18">
-        <w:r>
-          <w:rPr>
-            <w:lang w:val="sw_KE" w:bidi="sw_KE"/>
-          </w:rPr>
-          <w:rPr>
-            <w:color w:val="0000EE"/>
-            <w:u w:val="single"/>
-          </w:rPr>
-          <w:t>12:28–29</w:t>
+      <w:hyperlink r:id="rId72">
+        <w:r>
+          <w:rPr>
+            <w:lang w:val="sw_KE" w:bidi="sw_KE"/>
+          </w:rPr>
+          <w:rPr>
+            <w:color w:val="0000EE"/>
+            <w:u w:val="single"/>
+          </w:rPr>
+          <w:t>Matendo 10:36</w:t>
         </w:r>
       </w:hyperlink>
       <w:r>
@@ -928,16 +1727,16 @@
         </w:rPr>
         <w:t xml:space="preserve">; </w:t>
       </w:r>
-      <w:hyperlink r:id="rId39">
-        <w:r>
-          <w:rPr>
-            <w:lang w:val="sw_KE" w:bidi="sw_KE"/>
-          </w:rPr>
-          <w:rPr>
-            <w:color w:val="0000EE"/>
-            <w:u w:val="single"/>
-          </w:rPr>
-          <w:t>Yakobo 5:19–20</w:t>
+      <w:hyperlink r:id="rId73">
+        <w:r>
+          <w:rPr>
+            <w:lang w:val="sw_KE" w:bidi="sw_KE"/>
+          </w:rPr>
+          <w:rPr>
+            <w:color w:val="0000EE"/>
+            <w:u w:val="single"/>
+          </w:rPr>
+          <w:t>Warumi 5:1</w:t>
         </w:r>
       </w:hyperlink>
       <w:r>
@@ -946,16 +1745,1200 @@
         </w:rPr>
         <w:t xml:space="preserve">; </w:t>
       </w:r>
-      <w:hyperlink r:id="rId26">
-        <w:r>
-          <w:rPr>
-            <w:lang w:val="sw_KE" w:bidi="sw_KE"/>
-          </w:rPr>
-          <w:rPr>
-            <w:color w:val="0000EE"/>
-            <w:u w:val="single"/>
-          </w:rPr>
-          <w:t>1 Petro 4:5</w:t>
+      <w:hyperlink r:id="rId74">
+        <w:r>
+          <w:rPr>
+            <w:lang w:val="sw_KE" w:bidi="sw_KE"/>
+          </w:rPr>
+          <w:rPr>
+            <w:color w:val="0000EE"/>
+            <w:u w:val="single"/>
+          </w:rPr>
+          <w:t>2 Wakorintho 5:19–21</w:t>
+        </w:r>
+      </w:hyperlink>
+      <w:r>
+        <w:rPr>
+          <w:lang w:val="sw_KE" w:bidi="sw_KE"/>
+        </w:rPr>
+        <w:t>).</w:t>
+      </w:r>
+    </w:p>
+    <w:p>
+      <w:pPr>
+        <w:pStyle w:val="ListNumber"/>
+        <w:spacing w:line="240" w:lineRule="auto"/>
+        <w:ind w:left="720"/>
+      </w:pPr>
+      <w:r>
+        <w:rPr>
+          <w:lang w:val="sw_KE" w:bidi="sw_KE"/>
+        </w:rPr>
+      </w:r>
+      <w:r>
+        <w:rPr>
+          <w:lang w:val="sw_KE" w:bidi="sw_KE"/>
+        </w:rPr>
+        <w:t>Wanatarajia pumziko la milele na furaha katika uwepo wa Mungu (</w:t>
+      </w:r>
+      <w:hyperlink r:id="rId75">
+        <w:r>
+          <w:rPr>
+            <w:lang w:val="sw_KE" w:bidi="sw_KE"/>
+          </w:rPr>
+          <w:rPr>
+            <w:color w:val="0000EE"/>
+            <w:u w:val="single"/>
+          </w:rPr>
+          <w:t>Isaya 26:19</w:t>
+        </w:r>
+      </w:hyperlink>
+      <w:r>
+        <w:rPr>
+          <w:lang w:val="sw_KE" w:bidi="sw_KE"/>
+        </w:rPr>
+        <w:t xml:space="preserve">; </w:t>
+      </w:r>
+      <w:hyperlink r:id="rId76">
+        <w:r>
+          <w:rPr>
+            <w:lang w:val="sw_KE" w:bidi="sw_KE"/>
+          </w:rPr>
+          <w:rPr>
+            <w:color w:val="0000EE"/>
+            <w:u w:val="single"/>
+          </w:rPr>
+          <w:t>Ufunuo 14:13</w:t>
+        </w:r>
+      </w:hyperlink>
+      <w:r>
+        <w:rPr>
+          <w:lang w:val="sw_KE" w:bidi="sw_KE"/>
+        </w:rPr>
+        <w:t>). Yesu Kristo anatoa pumziko kamili na bora (</w:t>
+      </w:r>
+      <w:hyperlink r:id="rId77">
+        <w:r>
+          <w:rPr>
+            <w:lang w:val="sw_KE" w:bidi="sw_KE"/>
+          </w:rPr>
+          <w:rPr>
+            <w:color w:val="0000EE"/>
+            <w:u w:val="single"/>
+          </w:rPr>
+          <w:t>Mathayo 11:28–30</w:t>
+        </w:r>
+      </w:hyperlink>
+      <w:r>
+        <w:rPr>
+          <w:lang w:val="sw_KE" w:bidi="sw_KE"/>
+        </w:rPr>
+        <w:t>).</w:t>
+      </w:r>
+    </w:p>
+    <w:p>
+      <w:pPr/>
+      <w:r>
+        <w:rPr>
+          <w:lang w:val="sw_KE" w:bidi="sw_KE"/>
+        </w:rPr>
+      </w:r>
+      <w:r>
+        <w:rPr>
+          <w:u w:val="single"/>
+          <w:lang w:val="sw_KE" w:bidi="sw_KE"/>
+        </w:rPr>
+        <w:t>Sehemu za Kujifunza Zaidi</w:t>
+      </w:r>
+    </w:p>
+    <w:p>
+      <w:pPr/>
+      <w:r>
+        <w:rPr>
+          <w:lang w:val="sw_KE" w:bidi="sw_KE"/>
+        </w:rPr>
+      </w:r>
+      <w:hyperlink r:id="rId78">
+        <w:r>
+          <w:rPr>
+            <w:lang w:val="sw_KE" w:bidi="sw_KE"/>
+          </w:rPr>
+          <w:rPr>
+            <w:color w:val="0000EE"/>
+            <w:u w:val="single"/>
+          </w:rPr>
+          <w:t>Mwanzo 2:1–3</w:t>
+        </w:r>
+      </w:hyperlink>
+      <w:r>
+        <w:rPr>
+          <w:lang w:val="sw_KE" w:bidi="sw_KE"/>
+        </w:rPr>
+        <w:t xml:space="preserve">; </w:t>
+      </w:r>
+      <w:hyperlink r:id="rId79">
+        <w:r>
+          <w:rPr>
+            <w:lang w:val="sw_KE" w:bidi="sw_KE"/>
+          </w:rPr>
+          <w:rPr>
+            <w:color w:val="0000EE"/>
+            <w:u w:val="single"/>
+          </w:rPr>
+          <w:t>Kutoka 16:21–29</w:t>
+        </w:r>
+      </w:hyperlink>
+      <w:r>
+        <w:rPr>
+          <w:lang w:val="sw_KE" w:bidi="sw_KE"/>
+        </w:rPr>
+        <w:t xml:space="preserve">; </w:t>
+      </w:r>
+      <w:hyperlink r:id="rId80">
+        <w:r>
+          <w:rPr>
+            <w:lang w:val="sw_KE" w:bidi="sw_KE"/>
+          </w:rPr>
+          <w:rPr>
+            <w:color w:val="0000EE"/>
+            <w:u w:val="single"/>
+          </w:rPr>
+          <w:t>20:8–11</w:t>
+        </w:r>
+      </w:hyperlink>
+      <w:r>
+        <w:rPr>
+          <w:lang w:val="sw_KE" w:bidi="sw_KE"/>
+        </w:rPr>
+        <w:t xml:space="preserve">; </w:t>
+      </w:r>
+      <w:hyperlink r:id="rId81">
+        <w:r>
+          <w:rPr>
+            <w:lang w:val="sw_KE" w:bidi="sw_KE"/>
+          </w:rPr>
+          <w:rPr>
+            <w:color w:val="0000EE"/>
+            <w:u w:val="single"/>
+          </w:rPr>
+          <w:t>31:13–16</w:t>
+        </w:r>
+      </w:hyperlink>
+      <w:r>
+        <w:rPr>
+          <w:lang w:val="sw_KE" w:bidi="sw_KE"/>
+        </w:rPr>
+        <w:t xml:space="preserve">; </w:t>
+      </w:r>
+      <w:hyperlink r:id="rId68">
+        <w:r>
+          <w:rPr>
+            <w:lang w:val="sw_KE" w:bidi="sw_KE"/>
+          </w:rPr>
+          <w:rPr>
+            <w:color w:val="0000EE"/>
+            <w:u w:val="single"/>
+          </w:rPr>
+          <w:t>Mambo ya Walawi 16:29–31</w:t>
+        </w:r>
+      </w:hyperlink>
+      <w:r>
+        <w:rPr>
+          <w:lang w:val="sw_KE" w:bidi="sw_KE"/>
+        </w:rPr>
+        <w:t xml:space="preserve">; </w:t>
+      </w:r>
+      <w:hyperlink r:id="rId82">
+        <w:r>
+          <w:rPr>
+            <w:lang w:val="sw_KE" w:bidi="sw_KE"/>
+          </w:rPr>
+          <w:rPr>
+            <w:color w:val="0000EE"/>
+            <w:u w:val="single"/>
+          </w:rPr>
+          <w:t>Isaya 52:7</w:t>
+        </w:r>
+      </w:hyperlink>
+      <w:r>
+        <w:rPr>
+          <w:lang w:val="sw_KE" w:bidi="sw_KE"/>
+        </w:rPr>
+        <w:t xml:space="preserve">; </w:t>
+      </w:r>
+      <w:hyperlink r:id="rId83">
+        <w:r>
+          <w:rPr>
+            <w:lang w:val="sw_KE" w:bidi="sw_KE"/>
+          </w:rPr>
+          <w:rPr>
+            <w:color w:val="0000EE"/>
+            <w:u w:val="single"/>
+          </w:rPr>
+          <w:t>54:13–14</w:t>
+        </w:r>
+      </w:hyperlink>
+      <w:r>
+        <w:rPr>
+          <w:lang w:val="sw_KE" w:bidi="sw_KE"/>
+        </w:rPr>
+        <w:t xml:space="preserve">; </w:t>
+      </w:r>
+      <w:hyperlink r:id="rId84">
+        <w:r>
+          <w:rPr>
+            <w:lang w:val="sw_KE" w:bidi="sw_KE"/>
+          </w:rPr>
+          <w:rPr>
+            <w:color w:val="0000EE"/>
+            <w:u w:val="single"/>
+          </w:rPr>
+          <w:t>56:2</w:t>
+        </w:r>
+      </w:hyperlink>
+      <w:r>
+        <w:rPr>
+          <w:lang w:val="sw_KE" w:bidi="sw_KE"/>
+        </w:rPr>
+        <w:t xml:space="preserve">, </w:t>
+      </w:r>
+      <w:hyperlink r:id="rId85">
+        <w:r>
+          <w:rPr>
+            <w:lang w:val="sw_KE" w:bidi="sw_KE"/>
+          </w:rPr>
+          <w:rPr>
+            <w:color w:val="0000EE"/>
+            <w:u w:val="single"/>
+          </w:rPr>
+          <w:t>4</w:t>
+        </w:r>
+      </w:hyperlink>
+      <w:r>
+        <w:rPr>
+          <w:lang w:val="sw_KE" w:bidi="sw_KE"/>
+        </w:rPr>
+        <w:t xml:space="preserve">; </w:t>
+      </w:r>
+      <w:hyperlink r:id="rId86">
+        <w:r>
+          <w:rPr>
+            <w:lang w:val="sw_KE" w:bidi="sw_KE"/>
+          </w:rPr>
+          <w:rPr>
+            <w:color w:val="0000EE"/>
+            <w:u w:val="single"/>
+          </w:rPr>
+          <w:t>57:2</w:t>
+        </w:r>
+      </w:hyperlink>
+      <w:r>
+        <w:rPr>
+          <w:lang w:val="sw_KE" w:bidi="sw_KE"/>
+        </w:rPr>
+        <w:t xml:space="preserve">, </w:t>
+      </w:r>
+      <w:hyperlink r:id="rId87">
+        <w:r>
+          <w:rPr>
+            <w:lang w:val="sw_KE" w:bidi="sw_KE"/>
+          </w:rPr>
+          <w:rPr>
+            <w:color w:val="0000EE"/>
+            <w:u w:val="single"/>
+          </w:rPr>
+          <w:t>21</w:t>
+        </w:r>
+      </w:hyperlink>
+      <w:r>
+        <w:rPr>
+          <w:lang w:val="sw_KE" w:bidi="sw_KE"/>
+        </w:rPr>
+        <w:t xml:space="preserve">; </w:t>
+      </w:r>
+      <w:hyperlink r:id="rId88">
+        <w:r>
+          <w:rPr>
+            <w:lang w:val="sw_KE" w:bidi="sw_KE"/>
+          </w:rPr>
+          <w:rPr>
+            <w:color w:val="0000EE"/>
+            <w:u w:val="single"/>
+          </w:rPr>
+          <w:t>58:13</w:t>
+        </w:r>
+      </w:hyperlink>
+      <w:r>
+        <w:rPr>
+          <w:lang w:val="sw_KE" w:bidi="sw_KE"/>
+        </w:rPr>
+        <w:t xml:space="preserve">; </w:t>
+      </w:r>
+      <w:hyperlink r:id="rId89">
+        <w:r>
+          <w:rPr>
+            <w:lang w:val="sw_KE" w:bidi="sw_KE"/>
+          </w:rPr>
+          <w:rPr>
+            <w:color w:val="0000EE"/>
+            <w:u w:val="single"/>
+          </w:rPr>
+          <w:t>Ezekieli 20:20</w:t>
+        </w:r>
+      </w:hyperlink>
+      <w:r>
+        <w:rPr>
+          <w:lang w:val="sw_KE" w:bidi="sw_KE"/>
+        </w:rPr>
+        <w:t xml:space="preserve">; </w:t>
+      </w:r>
+      <w:hyperlink r:id="rId77">
+        <w:r>
+          <w:rPr>
+            <w:lang w:val="sw_KE" w:bidi="sw_KE"/>
+          </w:rPr>
+          <w:rPr>
+            <w:color w:val="0000EE"/>
+            <w:u w:val="single"/>
+          </w:rPr>
+          <w:t>Mathayo 11:28–30</w:t>
+        </w:r>
+      </w:hyperlink>
+      <w:r>
+        <w:rPr>
+          <w:lang w:val="sw_KE" w:bidi="sw_KE"/>
+        </w:rPr>
+        <w:t xml:space="preserve">; </w:t>
+      </w:r>
+      <w:hyperlink r:id="rId90">
+        <w:r>
+          <w:rPr>
+            <w:lang w:val="sw_KE" w:bidi="sw_KE"/>
+          </w:rPr>
+          <w:rPr>
+            <w:color w:val="0000EE"/>
+            <w:u w:val="single"/>
+          </w:rPr>
+          <w:t>Marko 2:23–28</w:t>
+        </w:r>
+      </w:hyperlink>
+      <w:r>
+        <w:rPr>
+          <w:lang w:val="sw_KE" w:bidi="sw_KE"/>
+        </w:rPr>
+        <w:t xml:space="preserve">; </w:t>
+      </w:r>
+      <w:hyperlink r:id="rId91">
+        <w:r>
+          <w:rPr>
+            <w:lang w:val="sw_KE" w:bidi="sw_KE"/>
+          </w:rPr>
+          <w:rPr>
+            <w:color w:val="0000EE"/>
+            <w:u w:val="single"/>
+          </w:rPr>
+          <w:t>Luka 8:48</w:t>
+        </w:r>
+      </w:hyperlink>
+      <w:r>
+        <w:rPr>
+          <w:lang w:val="sw_KE" w:bidi="sw_KE"/>
+        </w:rPr>
+        <w:t xml:space="preserve">; </w:t>
+      </w:r>
+      <w:hyperlink r:id="rId71">
+        <w:r>
+          <w:rPr>
+            <w:lang w:val="sw_KE" w:bidi="sw_KE"/>
+          </w:rPr>
+          <w:rPr>
+            <w:color w:val="0000EE"/>
+            <w:u w:val="single"/>
+          </w:rPr>
+          <w:t>Yohana 14:27</w:t>
+        </w:r>
+      </w:hyperlink>
+      <w:r>
+        <w:rPr>
+          <w:lang w:val="sw_KE" w:bidi="sw_KE"/>
+        </w:rPr>
+        <w:t xml:space="preserve">; </w:t>
+      </w:r>
+      <w:hyperlink r:id="rId72">
+        <w:r>
+          <w:rPr>
+            <w:lang w:val="sw_KE" w:bidi="sw_KE"/>
+          </w:rPr>
+          <w:rPr>
+            <w:color w:val="0000EE"/>
+            <w:u w:val="single"/>
+          </w:rPr>
+          <w:t>Matendo 10:36</w:t>
+        </w:r>
+      </w:hyperlink>
+      <w:r>
+        <w:rPr>
+          <w:lang w:val="sw_KE" w:bidi="sw_KE"/>
+        </w:rPr>
+        <w:t xml:space="preserve">; </w:t>
+      </w:r>
+      <w:hyperlink r:id="rId73">
+        <w:r>
+          <w:rPr>
+            <w:lang w:val="sw_KE" w:bidi="sw_KE"/>
+          </w:rPr>
+          <w:rPr>
+            <w:color w:val="0000EE"/>
+            <w:u w:val="single"/>
+          </w:rPr>
+          <w:t>Warumi 5:1</w:t>
+        </w:r>
+      </w:hyperlink>
+      <w:r>
+        <w:rPr>
+          <w:lang w:val="sw_KE" w:bidi="sw_KE"/>
+        </w:rPr>
+        <w:t xml:space="preserve">; </w:t>
+      </w:r>
+      <w:hyperlink r:id="rId92">
+        <w:r>
+          <w:rPr>
+            <w:lang w:val="sw_KE" w:bidi="sw_KE"/>
+          </w:rPr>
+          <w:rPr>
+            <w:color w:val="0000EE"/>
+            <w:u w:val="single"/>
+          </w:rPr>
+          <w:t>15:13</w:t>
+        </w:r>
+      </w:hyperlink>
+      <w:r>
+        <w:rPr>
+          <w:lang w:val="sw_KE" w:bidi="sw_KE"/>
+        </w:rPr>
+        <w:t xml:space="preserve">; </w:t>
+      </w:r>
+      <w:hyperlink r:id="rId74">
+        <w:r>
+          <w:rPr>
+            <w:lang w:val="sw_KE" w:bidi="sw_KE"/>
+          </w:rPr>
+          <w:rPr>
+            <w:color w:val="0000EE"/>
+            <w:u w:val="single"/>
+          </w:rPr>
+          <w:t>2 Wakorintho 5:19–21</w:t>
+        </w:r>
+      </w:hyperlink>
+      <w:r>
+        <w:rPr>
+          <w:lang w:val="sw_KE" w:bidi="sw_KE"/>
+        </w:rPr>
+        <w:t xml:space="preserve">; </w:t>
+      </w:r>
+      <w:hyperlink r:id="rId93">
+        <w:r>
+          <w:rPr>
+            <w:lang w:val="sw_KE" w:bidi="sw_KE"/>
+          </w:rPr>
+          <w:rPr>
+            <w:color w:val="0000EE"/>
+            <w:u w:val="single"/>
+          </w:rPr>
+          <w:t>Waefeso 2:17</w:t>
+        </w:r>
+      </w:hyperlink>
+      <w:r>
+        <w:rPr>
+          <w:lang w:val="sw_KE" w:bidi="sw_KE"/>
+        </w:rPr>
+        <w:t xml:space="preserve">; </w:t>
+      </w:r>
+      <w:hyperlink r:id="rId94">
+        <w:r>
+          <w:rPr>
+            <w:lang w:val="sw_KE" w:bidi="sw_KE"/>
+          </w:rPr>
+          <w:rPr>
+            <w:color w:val="0000EE"/>
+            <w:u w:val="single"/>
+          </w:rPr>
+          <w:t>Wakolosai 1:20</w:t>
+        </w:r>
+      </w:hyperlink>
+      <w:r>
+        <w:rPr>
+          <w:lang w:val="sw_KE" w:bidi="sw_KE"/>
+        </w:rPr>
+        <w:t xml:space="preserve">; </w:t>
+      </w:r>
+      <w:hyperlink r:id="rId95">
+        <w:r>
+          <w:rPr>
+            <w:lang w:val="sw_KE" w:bidi="sw_KE"/>
+          </w:rPr>
+          <w:rPr>
+            <w:color w:val="0000EE"/>
+            <w:u w:val="single"/>
+          </w:rPr>
+          <w:t>2:16</w:t>
+        </w:r>
+      </w:hyperlink>
+      <w:r>
+        <w:rPr>
+          <w:lang w:val="sw_KE" w:bidi="sw_KE"/>
+        </w:rPr>
+        <w:t xml:space="preserve">; </w:t>
+      </w:r>
+      <w:hyperlink r:id="rId96">
+        <w:r>
+          <w:rPr>
+            <w:lang w:val="sw_KE" w:bidi="sw_KE"/>
+          </w:rPr>
+          <w:rPr>
+            <w:color w:val="0000EE"/>
+            <w:u w:val="single"/>
+          </w:rPr>
+          <w:t>3:15</w:t>
+        </w:r>
+      </w:hyperlink>
+      <w:r>
+        <w:rPr>
+          <w:lang w:val="sw_KE" w:bidi="sw_KE"/>
+        </w:rPr>
+        <w:t xml:space="preserve">; </w:t>
+      </w:r>
+      <w:hyperlink r:id="rId59">
+        <w:r>
+          <w:rPr>
+            <w:lang w:val="sw_KE" w:bidi="sw_KE"/>
+          </w:rPr>
+          <w:rPr>
+            <w:color w:val="0000EE"/>
+            <w:u w:val="single"/>
+          </w:rPr>
+          <w:t>Waebrania 4:1–11</w:t>
+        </w:r>
+      </w:hyperlink>
+      <w:r>
+        <w:rPr>
+          <w:lang w:val="sw_KE" w:bidi="sw_KE"/>
+        </w:rPr>
+        <w:t xml:space="preserve">; </w:t>
+      </w:r>
+      <w:hyperlink r:id="rId97">
+        <w:r>
+          <w:rPr>
+            <w:lang w:val="sw_KE" w:bidi="sw_KE"/>
+          </w:rPr>
+          <w:rPr>
+            <w:color w:val="0000EE"/>
+            <w:u w:val="single"/>
+          </w:rPr>
+          <w:t>2 Petro 1:2</w:t>
+        </w:r>
+      </w:hyperlink>
+      <w:r>
+        <w:rPr>
+          <w:lang w:val="sw_KE" w:bidi="sw_KE"/>
+        </w:rPr>
+      </w:r>
+      <w:r>
+        <w:rPr>
+          <w:lang w:val="sw_KE" w:bidi="sw_KE"/>
+        </w:rPr>
+      </w:r>
+    </w:p>
+    <w:p>
+      <w:pPr/>
+      <w:r>
+        <w:rPr>
+          <w:lang w:val="sw_KE" w:bidi="sw_KE"/>
+        </w:rPr>
+      </w:r>
+    </w:p>
+    <w:p>
+      <w:pPr>
+        <w:pStyle w:val="Heading2"/>
+      </w:pPr>
+      <w:r>
+        <w:rPr>
+          <w:lang w:val="sw_KE" w:bidi="sw_KE"/>
+        </w:rPr>
+        <w:t>Purimu</w:t>
+      </w:r>
+      <w:r>
+        <w:rPr>
+          <w:lang w:val="sw_KE" w:bidi="sw_KE"/>
+        </w:rPr>
+      </w:r>
+    </w:p>
+    <w:p>
+      <w:pPr/>
+      <w:r>
+        <w:rPr>
+          <w:lang w:val="sw_KE" w:bidi="sw_KE"/>
+        </w:rPr>
+      </w:r>
+      <w:r>
+        <w:rPr>
+          <w:lang w:val="sw_KE" w:bidi="sw_KE"/>
+        </w:rPr>
+        <w:t xml:space="preserve">Sikukuu ya Purimu ni sikukuu ya pekee ya Agano la Kale ambayo haikuanzishwa wakati wa Mose. Jina lake linatokana na neno linalomaanisha </w:t>
+      </w:r>
+      <w:r>
+        <w:rPr>
+          <w:i/>
+          <w:lang w:val="sw_KE" w:bidi="sw_KE"/>
+        </w:rPr>
+        <w:t>kura</w:t>
+      </w:r>
+      <w:r>
+        <w:rPr>
+          <w:lang w:val="sw_KE" w:bidi="sw_KE"/>
+        </w:rPr>
+        <w:t xml:space="preserve"> au </w:t>
+      </w:r>
+      <w:r>
+        <w:rPr>
+          <w:i/>
+          <w:lang w:val="sw_KE" w:bidi="sw_KE"/>
+        </w:rPr>
+        <w:t>dadu</w:t>
+      </w:r>
+      <w:r>
+        <w:rPr>
+          <w:lang w:val="sw_KE" w:bidi="sw_KE"/>
+        </w:rPr>
+        <w:t xml:space="preserve"> (Kiebrania </w:t>
+      </w:r>
+      <w:r>
+        <w:rPr>
+          <w:i/>
+          <w:lang w:val="sw_KE" w:bidi="sw_KE"/>
+        </w:rPr>
+        <w:t>purim</w:t>
+      </w:r>
+      <w:r>
+        <w:rPr>
+          <w:lang w:val="sw_KE" w:bidi="sw_KE"/>
+        </w:rPr>
+        <w:t xml:space="preserve">, kutoka kwa Kiaakadiano </w:t>
+      </w:r>
+      <w:r>
+        <w:rPr>
+          <w:i/>
+          <w:lang w:val="sw_KE" w:bidi="sw_KE"/>
+        </w:rPr>
+        <w:t>puru</w:t>
+      </w:r>
+      <w:r>
+        <w:rPr>
+          <w:lang w:val="sw_KE" w:bidi="sw_KE"/>
+        </w:rPr>
+        <w:t xml:space="preserve">). Katika nyakati za kale, watu mara nyingi walitupa </w:t>
+      </w:r>
+      <w:r>
+        <w:rPr>
+          <w:i/>
+          <w:lang w:val="sw_KE" w:bidi="sw_KE"/>
+        </w:rPr>
+        <w:t>purim</w:t>
+      </w:r>
+      <w:r>
+        <w:rPr>
+          <w:lang w:val="sw_KE" w:bidi="sw_KE"/>
+        </w:rPr>
+        <w:t xml:space="preserve"> ili kuona kama Mungu alikubali kitendo fulani. Nambari nzuri ilimaanisha idhini, wakati nambari mbaya ilimaanisha kutokubalika.</w:t>
+      </w:r>
+    </w:p>
+    <w:p>
+      <w:pPr/>
+      <w:r>
+        <w:rPr>
+          <w:lang w:val="sw_KE" w:bidi="sw_KE"/>
+        </w:rPr>
+      </w:r>
+      <w:r>
+        <w:rPr>
+          <w:lang w:val="sw_KE" w:bidi="sw_KE"/>
+        </w:rPr>
+        <w:t xml:space="preserve">Karibu na chumba cha enzi cha mfalme huko Shushani katika Uajemi, wanakiolojia walipata kitu kidogo chenye pande nne na maandishi kila upande. Kipande sawa na hicho chenye neno </w:t>
+      </w:r>
+      <w:r>
+        <w:rPr>
+          <w:i/>
+          <w:lang w:val="sw_KE" w:bidi="sw_KE"/>
+        </w:rPr>
+        <w:t>pur</w:t>
+      </w:r>
+      <w:r>
+        <w:rPr>
+          <w:lang w:val="sw_KE" w:bidi="sw_KE"/>
+        </w:rPr>
+        <w:t xml:space="preserve"> kinatoka karne ya 800 Kabla ya Kristo (KK). Katika kitabu cha Esta, wanajimu wa Kiajemi walitumia </w:t>
+      </w:r>
+      <w:r>
+        <w:rPr>
+          <w:i/>
+          <w:lang w:val="sw_KE" w:bidi="sw_KE"/>
+        </w:rPr>
+        <w:t>purim</w:t>
+      </w:r>
+      <w:r>
+        <w:rPr>
+          <w:lang w:val="sw_KE" w:bidi="sw_KE"/>
+        </w:rPr>
+        <w:t xml:space="preserve"> kuamua wakati bora wa kuwashambulia Wayahudi (</w:t>
+      </w:r>
+      <w:hyperlink r:id="rId98">
+        <w:r>
+          <w:rPr>
+            <w:lang w:val="sw_KE" w:bidi="sw_KE"/>
+          </w:rPr>
+          <w:rPr>
+            <w:color w:val="0000EE"/>
+            <w:u w:val="single"/>
+          </w:rPr>
+          <w:t>Esta 3:7</w:t>
+        </w:r>
+      </w:hyperlink>
+      <w:r>
+        <w:rPr>
+          <w:lang w:val="sw_KE" w:bidi="sw_KE"/>
+        </w:rPr>
+        <w:t>).</w:t>
+      </w:r>
+    </w:p>
+    <w:p>
+      <w:pPr/>
+      <w:r>
+        <w:rPr>
+          <w:lang w:val="sw_KE" w:bidi="sw_KE"/>
+        </w:rPr>
+      </w:r>
+      <w:r>
+        <w:rPr>
+          <w:lang w:val="sw_KE" w:bidi="sw_KE"/>
+        </w:rPr>
+        <w:t>Tarehe 7 Machi, 473 KK, Mungu aliwaokoa watu wake kutoka kwa kifo cha hakika, sawa na uokoaji kutoka Misri wakati wa Pasaka. Mordekai na Esta waliandaa sherehe ya kila mwaka ili kukumbuka uokoaji wa Mungu kwa vizazi vijavyo (</w:t>
+      </w:r>
+      <w:hyperlink r:id="rId99">
+        <w:r>
+          <w:rPr>
+            <w:lang w:val="sw_KE" w:bidi="sw_KE"/>
+          </w:rPr>
+          <w:rPr>
+            <w:color w:val="0000EE"/>
+            <w:u w:val="single"/>
+          </w:rPr>
+          <w:t>Esta 9:28</w:t>
+        </w:r>
+      </w:hyperlink>
+      <w:r>
+        <w:rPr>
+          <w:lang w:val="sw_KE" w:bidi="sw_KE"/>
+        </w:rPr>
+        <w:t xml:space="preserve">). Baadaye katika historia, Wayahudi waliadhimisha sana sikukuu hiyo (tazama 2 Maccabees 15:36; Josephus, </w:t>
+      </w:r>
+      <w:r>
+        <w:rPr>
+          <w:i/>
+          <w:lang w:val="sw_KE" w:bidi="sw_KE"/>
+        </w:rPr>
+        <w:t>Antiquities</w:t>
+      </w:r>
+      <w:r>
+        <w:rPr>
+          <w:lang w:val="sw_KE" w:bidi="sw_KE"/>
+        </w:rPr>
+        <w:t xml:space="preserve"> 11.6.13; pengine </w:t>
+      </w:r>
+      <w:hyperlink r:id="rId100">
+        <w:r>
+          <w:rPr>
+            <w:lang w:val="sw_KE" w:bidi="sw_KE"/>
+          </w:rPr>
+          <w:rPr>
+            <w:color w:val="0000EE"/>
+            <w:u w:val="single"/>
+          </w:rPr>
+          <w:t>Yohana 5:1</w:t>
+        </w:r>
+      </w:hyperlink>
+      <w:r>
+        <w:rPr>
+          <w:lang w:val="sw_KE" w:bidi="sw_KE"/>
+        </w:rPr>
+        <w:t>).</w:t>
+      </w:r>
+    </w:p>
+    <w:p>
+      <w:pPr/>
+      <w:r>
+        <w:rPr>
+          <w:lang w:val="sw_KE" w:bidi="sw_KE"/>
+        </w:rPr>
+      </w:r>
+      <w:r>
+        <w:rPr>
+          <w:lang w:val="sw_KE" w:bidi="sw_KE"/>
+        </w:rPr>
+        <w:t>Wakati Mungu aliwaokoa watu wake wateule, siku iliyokusudiwa kwa maangamizi ya Wayahudi ikawa siku ya ushindi wao dhidi ya maadui zao. Hii ilifuatiwa na sherehe. Leo, Wayahudi wanafunga na kuomba ili kukumbuka jinsi Malkia Esta alivyo funga kabla ya kumkaribia mfalme kwa ujasiri. Kifungo hiki kinakuja kabla ya Purimu, ambayo hufanyika siku ya kumi na nne ya mwezi wa Adari (katika Februari au Machi).</w:t>
+      </w:r>
+    </w:p>
+    <w:p>
+      <w:pPr/>
+      <w:r>
+        <w:rPr>
+          <w:lang w:val="sw_KE" w:bidi="sw_KE"/>
+        </w:rPr>
+      </w:r>
+      <w:r>
+        <w:rPr>
+          <w:lang w:val="sw_KE" w:bidi="sw_KE"/>
+        </w:rPr>
+        <w:t xml:space="preserve">Wakati wa sikukuu ya Purimu yenye furaha, Wayahudi husoma hadithi ya Esta, wakimzomea kwa sauti Hamani na kumshangilia Mordekai. Wanasherehekea kwa karamu maalum, kubadilishana zawadi za chakula na marafiki, na kuwasaidia watu wenye uhitaji. Purimu inaadhimisha jinsi Mungu alivyowalinda watu wa Kiyahudi kutokana na madhara na inaonyesha jinsi Mungu anaendelea kuwalinda na kuwatunza watu wake katika historia yote (tazama pia </w:t>
+      </w:r>
+      <w:hyperlink r:id="rId101">
+        <w:r>
+          <w:rPr>
+            <w:lang w:val="sw_KE" w:bidi="sw_KE"/>
+          </w:rPr>
+          <w:rPr>
+            <w:color w:val="0000EE"/>
+            <w:u w:val="single"/>
+          </w:rPr>
+          <w:t>Mwanzo 45:5</w:t>
+        </w:r>
+      </w:hyperlink>
+      <w:r>
+        <w:rPr>
+          <w:lang w:val="sw_KE" w:bidi="sw_KE"/>
+        </w:rPr>
+        <w:t xml:space="preserve">; </w:t>
+      </w:r>
+      <w:hyperlink r:id="rId102">
+        <w:r>
+          <w:rPr>
+            <w:lang w:val="sw_KE" w:bidi="sw_KE"/>
+          </w:rPr>
+          <w:rPr>
+            <w:color w:val="0000EE"/>
+            <w:u w:val="single"/>
+          </w:rPr>
+          <w:t>Zaburi 91</w:t>
+        </w:r>
+      </w:hyperlink>
+      <w:r>
+        <w:rPr>
+          <w:lang w:val="sw_KE" w:bidi="sw_KE"/>
+        </w:rPr>
+        <w:t xml:space="preserve">; </w:t>
+      </w:r>
+      <w:hyperlink r:id="rId103">
+        <w:r>
+          <w:rPr>
+            <w:lang w:val="sw_KE" w:bidi="sw_KE"/>
+          </w:rPr>
+          <w:rPr>
+            <w:color w:val="0000EE"/>
+            <w:u w:val="single"/>
+          </w:rPr>
+          <w:t>Mithali 16:9</w:t>
+        </w:r>
+      </w:hyperlink>
+      <w:r>
+        <w:rPr>
+          <w:lang w:val="sw_KE" w:bidi="sw_KE"/>
+        </w:rPr>
+        <w:t xml:space="preserve">, </w:t>
+      </w:r>
+      <w:hyperlink r:id="rId104">
+        <w:r>
+          <w:rPr>
+            <w:lang w:val="sw_KE" w:bidi="sw_KE"/>
+          </w:rPr>
+          <w:rPr>
+            <w:color w:val="0000EE"/>
+            <w:u w:val="single"/>
+          </w:rPr>
+          <w:t>33</w:t>
+        </w:r>
+      </w:hyperlink>
+      <w:r>
+        <w:rPr>
+          <w:lang w:val="sw_KE" w:bidi="sw_KE"/>
+        </w:rPr>
+        <w:t xml:space="preserve">; </w:t>
+      </w:r>
+      <w:hyperlink r:id="rId105">
+        <w:r>
+          <w:rPr>
+            <w:lang w:val="sw_KE" w:bidi="sw_KE"/>
+          </w:rPr>
+          <w:rPr>
+            <w:color w:val="0000EE"/>
+            <w:u w:val="single"/>
+          </w:rPr>
+          <w:t>Danieli 2:21</w:t>
+        </w:r>
+      </w:hyperlink>
+      <w:r>
+        <w:rPr>
+          <w:lang w:val="sw_KE" w:bidi="sw_KE"/>
+        </w:rPr>
+        <w:t xml:space="preserve">; </w:t>
+      </w:r>
+      <w:hyperlink r:id="rId106">
+        <w:r>
+          <w:rPr>
+            <w:lang w:val="sw_KE" w:bidi="sw_KE"/>
+          </w:rPr>
+          <w:rPr>
+            <w:color w:val="0000EE"/>
+            <w:u w:val="single"/>
+          </w:rPr>
+          <w:t>Matendo 1:6–7</w:t>
+        </w:r>
+      </w:hyperlink>
+      <w:r>
+        <w:rPr>
+          <w:lang w:val="sw_KE" w:bidi="sw_KE"/>
+        </w:rPr>
+        <w:t xml:space="preserve">; </w:t>
+      </w:r>
+      <w:hyperlink r:id="rId107">
+        <w:r>
+          <w:rPr>
+            <w:lang w:val="sw_KE" w:bidi="sw_KE"/>
+          </w:rPr>
+          <w:rPr>
+            <w:color w:val="0000EE"/>
+            <w:u w:val="single"/>
+          </w:rPr>
+          <w:t>2:22–23</w:t>
+        </w:r>
+      </w:hyperlink>
+      <w:r>
+        <w:rPr>
+          <w:lang w:val="sw_KE" w:bidi="sw_KE"/>
+        </w:rPr>
+        <w:t xml:space="preserve">; </w:t>
+      </w:r>
+      <w:hyperlink r:id="rId108">
+        <w:r>
+          <w:rPr>
+            <w:lang w:val="sw_KE" w:bidi="sw_KE"/>
+          </w:rPr>
+          <w:rPr>
+            <w:color w:val="0000EE"/>
+            <w:u w:val="single"/>
+          </w:rPr>
+          <w:t>4:28–30</w:t>
+        </w:r>
+      </w:hyperlink>
+      <w:r>
+        <w:rPr>
+          <w:lang w:val="sw_KE" w:bidi="sw_KE"/>
+        </w:rPr>
+        <w:t xml:space="preserve">; </w:t>
+      </w:r>
+      <w:hyperlink r:id="rId109">
+        <w:r>
+          <w:rPr>
+            <w:lang w:val="sw_KE" w:bidi="sw_KE"/>
+          </w:rPr>
+          <w:rPr>
+            <w:color w:val="0000EE"/>
+            <w:u w:val="single"/>
+          </w:rPr>
+          <w:t>17:24–27</w:t>
+        </w:r>
+      </w:hyperlink>
+      <w:r>
+        <w:rPr>
+          <w:lang w:val="sw_KE" w:bidi="sw_KE"/>
+        </w:rPr>
+        <w:t xml:space="preserve">; </w:t>
+      </w:r>
+      <w:hyperlink r:id="rId110">
+        <w:r>
+          <w:rPr>
+            <w:lang w:val="sw_KE" w:bidi="sw_KE"/>
+          </w:rPr>
+          <w:rPr>
+            <w:color w:val="0000EE"/>
+            <w:u w:val="single"/>
+          </w:rPr>
+          <w:t>Warumi 8:28</w:t>
+        </w:r>
+      </w:hyperlink>
+      <w:r>
+        <w:rPr>
+          <w:lang w:val="sw_KE" w:bidi="sw_KE"/>
+        </w:rPr>
+        <w:t xml:space="preserve">; </w:t>
+      </w:r>
+      <w:hyperlink r:id="rId111">
+        <w:r>
+          <w:rPr>
+            <w:lang w:val="sw_KE" w:bidi="sw_KE"/>
+          </w:rPr>
+          <w:rPr>
+            <w:color w:val="0000EE"/>
+            <w:u w:val="single"/>
+          </w:rPr>
+          <w:t>1 Petro 3:12</w:t>
+        </w:r>
+      </w:hyperlink>
+      <w:r>
+        <w:rPr>
+          <w:lang w:val="sw_KE" w:bidi="sw_KE"/>
+        </w:rPr>
+        <w:t>).</w:t>
+      </w:r>
+    </w:p>
+    <w:p>
+      <w:pPr/>
+      <w:r>
+        <w:rPr>
+          <w:lang w:val="sw_KE" w:bidi="sw_KE"/>
+        </w:rPr>
+      </w:r>
+      <w:r>
+        <w:rPr>
+          <w:u w:val="single"/>
+          <w:lang w:val="sw_KE" w:bidi="sw_KE"/>
+        </w:rPr>
+        <w:t>Sehemu za Kujifunza Zaidi</w:t>
+      </w:r>
+    </w:p>
+    <w:p>
+      <w:pPr/>
+      <w:r>
+        <w:rPr>
+          <w:lang w:val="sw_KE" w:bidi="sw_KE"/>
+        </w:rPr>
+      </w:r>
+      <w:hyperlink r:id="rId112">
+        <w:r>
+          <w:rPr>
+            <w:lang w:val="sw_KE" w:bidi="sw_KE"/>
+          </w:rPr>
+          <w:rPr>
+            <w:color w:val="0000EE"/>
+            <w:u w:val="single"/>
+          </w:rPr>
+          <w:t>Esta 9:1–32</w:t>
+        </w:r>
+      </w:hyperlink>
+      <w:r>
+        <w:rPr>
+          <w:lang w:val="sw_KE" w:bidi="sw_KE"/>
+        </w:rPr>
+        <w:t xml:space="preserve">; </w:t>
+      </w:r>
+      <w:hyperlink r:id="rId113">
+        <w:r>
+          <w:rPr>
+            <w:lang w:val="sw_KE" w:bidi="sw_KE"/>
+          </w:rPr>
+          <w:rPr>
+            <w:color w:val="0000EE"/>
+            <w:u w:val="single"/>
+          </w:rPr>
+          <w:t>Zaburi 37:23</w:t>
+        </w:r>
+      </w:hyperlink>
+      <w:r>
+        <w:rPr>
+          <w:lang w:val="sw_KE" w:bidi="sw_KE"/>
+        </w:rPr>
+        <w:t xml:space="preserve">; </w:t>
+      </w:r>
+      <w:hyperlink r:id="rId102">
+        <w:r>
+          <w:rPr>
+            <w:lang w:val="sw_KE" w:bidi="sw_KE"/>
+          </w:rPr>
+          <w:rPr>
+            <w:color w:val="0000EE"/>
+            <w:u w:val="single"/>
+          </w:rPr>
+          <w:t>91:1–16</w:t>
+        </w:r>
+      </w:hyperlink>
+      <w:r>
+        <w:rPr>
+          <w:lang w:val="sw_KE" w:bidi="sw_KE"/>
+        </w:rPr>
+        <w:t xml:space="preserve">; </w:t>
+      </w:r>
+      <w:hyperlink r:id="rId103">
+        <w:r>
+          <w:rPr>
+            <w:lang w:val="sw_KE" w:bidi="sw_KE"/>
+          </w:rPr>
+          <w:rPr>
+            <w:color w:val="0000EE"/>
+            <w:u w:val="single"/>
+          </w:rPr>
+          <w:t>Mithali 16:9</w:t>
+        </w:r>
+      </w:hyperlink>
+      <w:r>
+        <w:rPr>
+          <w:lang w:val="sw_KE" w:bidi="sw_KE"/>
+        </w:rPr>
+        <w:t xml:space="preserve">, </w:t>
+      </w:r>
+      <w:hyperlink r:id="rId104">
+        <w:r>
+          <w:rPr>
+            <w:lang w:val="sw_KE" w:bidi="sw_KE"/>
+          </w:rPr>
+          <w:rPr>
+            <w:color w:val="0000EE"/>
+            <w:u w:val="single"/>
+          </w:rPr>
+          <w:t>33</w:t>
+        </w:r>
+      </w:hyperlink>
+      <w:r>
+        <w:rPr>
+          <w:lang w:val="sw_KE" w:bidi="sw_KE"/>
+        </w:rPr>
+        <w:t xml:space="preserve">; </w:t>
+      </w:r>
+      <w:hyperlink r:id="rId110">
+        <w:r>
+          <w:rPr>
+            <w:lang w:val="sw_KE" w:bidi="sw_KE"/>
+          </w:rPr>
+          <w:rPr>
+            <w:color w:val="0000EE"/>
+            <w:u w:val="single"/>
+          </w:rPr>
+          <w:t>Warumi 8:28</w:t>
+        </w:r>
+      </w:hyperlink>
+      <w:r>
+        <w:rPr>
+          <w:lang w:val="sw_KE" w:bidi="sw_KE"/>
+        </w:rPr>
+        <w:t xml:space="preserve">; </w:t>
+      </w:r>
+      <w:hyperlink r:id="rId111">
+        <w:r>
+          <w:rPr>
+            <w:lang w:val="sw_KE" w:bidi="sw_KE"/>
+          </w:rPr>
+          <w:rPr>
+            <w:color w:val="0000EE"/>
+            <w:u w:val="single"/>
+          </w:rPr>
+          <w:t>1 Petro 3:12</w:t>
         </w:r>
       </w:hyperlink>
       <w:r>
@@ -2858,6 +4841,12 @@
   </w:num>
   <w:num w:numId="13" w16cid:durableId="592781308">
     <w:abstractNumId w:val="11"/>
+  </w:num>
+  <w:num w:numId="14">
+    <w:abstractNumId w:val="3"/>
+    <w:lvlOverride w:ilvl="0">
+      <w:startOverride w:val="1"/>
+    </w:lvlOverride>
   </w:num>
   <w:numIdMacAtCleanup w:val="10"/>
 </w:numbering>

--- a/swh/docx/017.content.docx
+++ b/swh/docx/017.content.docx
@@ -19,7 +19,7 @@
         <w:rPr>
           <w:lang w:val="sw_KE" w:bidi="sw_KE"/>
         </w:rPr>
-        <w:t>Resource: Tyndale Open Study Notes</w:t>
+        <w:t>Resource: Aquifer Open Study Notes (Themes)</w:t>
       </w:r>
       <w:r>
         <w:rPr>
@@ -112,7 +112,7 @@
         <w:rPr>
           <w:lang w:val="sw_KE" w:bidi="sw_KE"/>
         </w:rPr>
-        <w:t>Tyndale Open Study Notes</w:t>
+        <w:t>Aquifer Open Study Notes (Themes)</w:t>
       </w:r>
     </w:p>
     <w:p>

--- a/swh/docx/017.content.docx
+++ b/swh/docx/017.content.docx
@@ -233,18 +233,12 @@
         </w:rPr>
         <w:t>Sikukuu ya Pasaka ikawa sehemu muhimu ya desturi za kidini za Waisraeli. Sikukuu hii iliadhimisha uokoaji wa Mungu wa Waebrania kutoka Misri na ulinzi wake dhidi ya pigo la mwisho la mauti. Mungu alitaka iadhimishwe kila mwaka, kufuatia maagizo katika kitabu cha Kutoka (</w:t>
       </w:r>
-      <w:hyperlink r:id="rId13">
-        <w:r>
-          <w:rPr>
-            <w:lang w:val="sw_KE" w:bidi="sw_KE"/>
-          </w:rPr>
-          <w:rPr>
-            <w:color w:val="0000EE"/>
-            <w:u w:val="single"/>
-          </w:rPr>
-          <w:t>Kutoka 12:1–27</w:t>
-        </w:r>
-      </w:hyperlink>
+      <w:r>
+        <w:rPr>
+          <w:lang w:val="sw_KE" w:bidi="sw_KE"/>
+        </w:rPr>
+        <w:t>Kutoka 12:1–27</w:t>
+      </w:r>
       <w:r>
         <w:rPr>
           <w:lang w:val="sw_KE" w:bidi="sw_KE"/>
@@ -265,54 +259,36 @@
         </w:rPr>
         <w:t>Wakati wa Pasaka ya kwanza, walitoa dhabihu ya mwana-kondoo ili kumwokoa mzaliwa wa kwanza wa kila familia ya Mwisraeli (</w:t>
       </w:r>
-      <w:hyperlink r:id="rId14">
-        <w:r>
-          <w:rPr>
-            <w:lang w:val="sw_KE" w:bidi="sw_KE"/>
-          </w:rPr>
-          <w:rPr>
-            <w:color w:val="0000EE"/>
-            <w:u w:val="single"/>
-          </w:rPr>
-          <w:t>Kutoka 12:12–13</w:t>
-        </w:r>
-      </w:hyperlink>
+      <w:r>
+        <w:rPr>
+          <w:lang w:val="sw_KE" w:bidi="sw_KE"/>
+        </w:rPr>
+        <w:t>Kutoka 12:12–13</w:t>
+      </w:r>
       <w:r>
         <w:rPr>
           <w:lang w:val="sw_KE" w:bidi="sw_KE"/>
         </w:rPr>
         <w:t xml:space="preserve">, </w:t>
       </w:r>
-      <w:hyperlink r:id="rId15">
-        <w:r>
-          <w:rPr>
-            <w:lang w:val="sw_KE" w:bidi="sw_KE"/>
-          </w:rPr>
-          <w:rPr>
-            <w:color w:val="0000EE"/>
-            <w:u w:val="single"/>
-          </w:rPr>
-          <w:t>23</w:t>
-        </w:r>
-      </w:hyperlink>
+      <w:r>
+        <w:rPr>
+          <w:lang w:val="sw_KE" w:bidi="sw_KE"/>
+        </w:rPr>
+        <w:t>23</w:t>
+      </w:r>
       <w:r>
         <w:rPr>
           <w:lang w:val="sw_KE" w:bidi="sw_KE"/>
         </w:rPr>
         <w:t>). Pasaka inaonyesha kwamba tunaweza kuepuka kifo kupitia dhabihu inayotuchukua nafasi yetu. Pasaka ilikuwa tukio muhimu katika historia ya Waisraeli. Hata hivyo, kutoka kwao Misri hakukutatua tatizo la kifo duniani, ambalo linatokana na dhambi (</w:t>
       </w:r>
-      <w:hyperlink r:id="rId16">
-        <w:r>
-          <w:rPr>
-            <w:lang w:val="sw_KE" w:bidi="sw_KE"/>
-          </w:rPr>
-          <w:rPr>
-            <w:color w:val="0000EE"/>
-            <w:u w:val="single"/>
-          </w:rPr>
-          <w:t>1 Wakorintho 15:56</w:t>
-        </w:r>
-      </w:hyperlink>
+      <w:r>
+        <w:rPr>
+          <w:lang w:val="sw_KE" w:bidi="sw_KE"/>
+        </w:rPr>
+        <w:t>1 Wakorintho 15:56</w:t>
+      </w:r>
       <w:r>
         <w:rPr>
           <w:lang w:val="sw_KE" w:bidi="sw_KE"/>
@@ -333,90 +309,60 @@
         </w:rPr>
         <w:t>Miaka mingi baadaye, wakati wa sikukuu ya Pasaka, Yesu Kristo alitoa "maisha yake kuwa fidia kwa wengi" (</w:t>
       </w:r>
-      <w:hyperlink r:id="rId17">
-        <w:r>
-          <w:rPr>
-            <w:lang w:val="sw_KE" w:bidi="sw_KE"/>
-          </w:rPr>
-          <w:rPr>
-            <w:color w:val="0000EE"/>
-            <w:u w:val="single"/>
-          </w:rPr>
-          <w:t>Mathayo 20:28</w:t>
-        </w:r>
-      </w:hyperlink>
+      <w:r>
+        <w:rPr>
+          <w:lang w:val="sw_KE" w:bidi="sw_KE"/>
+        </w:rPr>
+        <w:t>Mathayo 20:28</w:t>
+      </w:r>
       <w:r>
         <w:rPr>
           <w:lang w:val="sw_KE" w:bidi="sw_KE"/>
         </w:rPr>
         <w:t xml:space="preserve">; </w:t>
       </w:r>
-      <w:hyperlink r:id="rId18">
-        <w:r>
-          <w:rPr>
-            <w:lang w:val="sw_KE" w:bidi="sw_KE"/>
-          </w:rPr>
-          <w:rPr>
-            <w:color w:val="0000EE"/>
-            <w:u w:val="single"/>
-          </w:rPr>
-          <w:t>Marko 10:45</w:t>
-        </w:r>
-      </w:hyperlink>
+      <w:r>
+        <w:rPr>
+          <w:lang w:val="sw_KE" w:bidi="sw_KE"/>
+        </w:rPr>
+        <w:t>Marko 10:45</w:t>
+      </w:r>
       <w:r>
         <w:rPr>
           <w:lang w:val="sw_KE" w:bidi="sw_KE"/>
         </w:rPr>
         <w:t>). Akawa "Mwanakondoo wa Mungu, aondoaye dhambi za ulimwengu!" (</w:t>
       </w:r>
-      <w:hyperlink r:id="rId19">
-        <w:r>
-          <w:rPr>
-            <w:lang w:val="sw_KE" w:bidi="sw_KE"/>
-          </w:rPr>
-          <w:rPr>
-            <w:color w:val="0000EE"/>
-            <w:u w:val="single"/>
-          </w:rPr>
-          <w:t>Yohana 1:29</w:t>
-        </w:r>
-      </w:hyperlink>
+      <w:r>
+        <w:rPr>
+          <w:lang w:val="sw_KE" w:bidi="sw_KE"/>
+        </w:rPr>
+        <w:t>Yohana 1:29</w:t>
+      </w:r>
       <w:r>
         <w:rPr>
           <w:lang w:val="sw_KE" w:bidi="sw_KE"/>
         </w:rPr>
         <w:t>). Alipokuwa akishiriki mlo wa mwisho wa Pasaka na wanafunzi wake, Yesu alieleza maana ya mfano wa divai waliyoishiriki: "Hii ni damu yangu ya agano, inayomwagika kwa ajili ya wengi kwa msamaha wa dhambi" (</w:t>
       </w:r>
-      <w:hyperlink r:id="rId20">
-        <w:r>
-          <w:rPr>
-            <w:lang w:val="sw_KE" w:bidi="sw_KE"/>
-          </w:rPr>
-          <w:rPr>
-            <w:color w:val="0000EE"/>
-            <w:u w:val="single"/>
-          </w:rPr>
-          <w:t>Mathayo 26:28</w:t>
-        </w:r>
-      </w:hyperlink>
+      <w:r>
+        <w:rPr>
+          <w:lang w:val="sw_KE" w:bidi="sw_KE"/>
+        </w:rPr>
+        <w:t>Mathayo 26:28</w:t>
+      </w:r>
       <w:r>
         <w:rPr>
           <w:lang w:val="sw_KE" w:bidi="sw_KE"/>
         </w:rPr>
         <w:t xml:space="preserve">). Alianzisha na kuwakilisha Pasaka mpya. Yesu alishinda dhambi na kifo kabisa kupitia dhabihu yake (tazama pia </w:t>
       </w:r>
-      <w:hyperlink r:id="rId21">
-        <w:r>
-          <w:rPr>
-            <w:lang w:val="sw_KE" w:bidi="sw_KE"/>
-          </w:rPr>
-          <w:rPr>
-            <w:color w:val="0000EE"/>
-            <w:u w:val="single"/>
-          </w:rPr>
-          <w:t>Isaya 25:7–8</w:t>
-        </w:r>
-      </w:hyperlink>
+      <w:r>
+        <w:rPr>
+          <w:lang w:val="sw_KE" w:bidi="sw_KE"/>
+        </w:rPr>
+        <w:t>Isaya 25:7–8</w:t>
+      </w:r>
       <w:r>
         <w:rPr>
           <w:lang w:val="sw_KE" w:bidi="sw_KE"/>
@@ -446,144 +392,96 @@
           <w:lang w:val="sw_KE" w:bidi="sw_KE"/>
         </w:rPr>
       </w:r>
-      <w:hyperlink r:id="rId22">
-        <w:r>
-          <w:rPr>
-            <w:lang w:val="sw_KE" w:bidi="sw_KE"/>
-          </w:rPr>
-          <w:rPr>
-            <w:color w:val="0000EE"/>
-            <w:u w:val="single"/>
-          </w:rPr>
-          <w:t>Kutoka 12:1–51</w:t>
-        </w:r>
-      </w:hyperlink>
+      <w:r>
+        <w:rPr>
+          <w:lang w:val="sw_KE" w:bidi="sw_KE"/>
+        </w:rPr>
+        <w:t>Kutoka 12:1–51</w:t>
+      </w:r>
       <w:r>
         <w:rPr>
           <w:lang w:val="sw_KE" w:bidi="sw_KE"/>
         </w:rPr>
         <w:t xml:space="preserve">; </w:t>
       </w:r>
-      <w:hyperlink r:id="rId23">
-        <w:r>
-          <w:rPr>
-            <w:lang w:val="sw_KE" w:bidi="sw_KE"/>
-          </w:rPr>
-          <w:rPr>
-            <w:color w:val="0000EE"/>
-            <w:u w:val="single"/>
-          </w:rPr>
-          <w:t>Walawi 23:4–8</w:t>
-        </w:r>
-      </w:hyperlink>
+      <w:r>
+        <w:rPr>
+          <w:lang w:val="sw_KE" w:bidi="sw_KE"/>
+        </w:rPr>
+        <w:t>Walawi 23:4–8</w:t>
+      </w:r>
       <w:r>
         <w:rPr>
           <w:lang w:val="sw_KE" w:bidi="sw_KE"/>
         </w:rPr>
         <w:t xml:space="preserve">; </w:t>
       </w:r>
-      <w:hyperlink r:id="rId24">
-        <w:r>
-          <w:rPr>
-            <w:lang w:val="sw_KE" w:bidi="sw_KE"/>
-          </w:rPr>
-          <w:rPr>
-            <w:color w:val="0000EE"/>
-            <w:u w:val="single"/>
-          </w:rPr>
-          <w:t>Hesabu 9:1–14</w:t>
-        </w:r>
-      </w:hyperlink>
+      <w:r>
+        <w:rPr>
+          <w:lang w:val="sw_KE" w:bidi="sw_KE"/>
+        </w:rPr>
+        <w:t>Hesabu 9:1–14</w:t>
+      </w:r>
       <w:r>
         <w:rPr>
           <w:lang w:val="sw_KE" w:bidi="sw_KE"/>
         </w:rPr>
         <w:t xml:space="preserve">; </w:t>
       </w:r>
-      <w:hyperlink r:id="rId25">
-        <w:r>
-          <w:rPr>
-            <w:lang w:val="sw_KE" w:bidi="sw_KE"/>
-          </w:rPr>
-          <w:rPr>
-            <w:color w:val="0000EE"/>
-            <w:u w:val="single"/>
-          </w:rPr>
-          <w:t>Hesabu 28:16–25</w:t>
-        </w:r>
-      </w:hyperlink>
+      <w:r>
+        <w:rPr>
+          <w:lang w:val="sw_KE" w:bidi="sw_KE"/>
+        </w:rPr>
+        <w:t>Hesabu 28:16–25</w:t>
+      </w:r>
       <w:r>
         <w:rPr>
           <w:lang w:val="sw_KE" w:bidi="sw_KE"/>
         </w:rPr>
         <w:t xml:space="preserve">; </w:t>
       </w:r>
-      <w:hyperlink r:id="rId26">
-        <w:r>
-          <w:rPr>
-            <w:lang w:val="sw_KE" w:bidi="sw_KE"/>
-          </w:rPr>
-          <w:rPr>
-            <w:color w:val="0000EE"/>
-            <w:u w:val="single"/>
-          </w:rPr>
-          <w:t>Kumbukumbu la Torati 16:1–7</w:t>
-        </w:r>
-      </w:hyperlink>
+      <w:r>
+        <w:rPr>
+          <w:lang w:val="sw_KE" w:bidi="sw_KE"/>
+        </w:rPr>
+        <w:t>Kumbukumbu la Torati 16:1–7</w:t>
+      </w:r>
       <w:r>
         <w:rPr>
           <w:lang w:val="sw_KE" w:bidi="sw_KE"/>
         </w:rPr>
         <w:t xml:space="preserve">; </w:t>
       </w:r>
-      <w:hyperlink r:id="rId27">
-        <w:r>
-          <w:rPr>
-            <w:lang w:val="sw_KE" w:bidi="sw_KE"/>
-          </w:rPr>
-          <w:rPr>
-            <w:color w:val="0000EE"/>
-            <w:u w:val="single"/>
-          </w:rPr>
-          <w:t>Mathayo 26:17–30</w:t>
-        </w:r>
-      </w:hyperlink>
+      <w:r>
+        <w:rPr>
+          <w:lang w:val="sw_KE" w:bidi="sw_KE"/>
+        </w:rPr>
+        <w:t>Mathayo 26:17–30</w:t>
+      </w:r>
       <w:r>
         <w:rPr>
           <w:lang w:val="sw_KE" w:bidi="sw_KE"/>
         </w:rPr>
         <w:t xml:space="preserve">; </w:t>
       </w:r>
-      <w:hyperlink r:id="rId28">
-        <w:r>
-          <w:rPr>
-            <w:lang w:val="sw_KE" w:bidi="sw_KE"/>
-          </w:rPr>
-          <w:rPr>
-            <w:color w:val="0000EE"/>
-            <w:u w:val="single"/>
-          </w:rPr>
-          <w:t>Luka 22:15–20</w:t>
-        </w:r>
-      </w:hyperlink>
+      <w:r>
+        <w:rPr>
+          <w:lang w:val="sw_KE" w:bidi="sw_KE"/>
+        </w:rPr>
+        <w:t>Luka 22:15–20</w:t>
+      </w:r>
       <w:r>
         <w:rPr>
           <w:lang w:val="sw_KE" w:bidi="sw_KE"/>
         </w:rPr>
         <w:t xml:space="preserve">; </w:t>
       </w:r>
-      <w:hyperlink r:id="rId29">
-        <w:r>
-          <w:rPr>
-            <w:lang w:val="sw_KE" w:bidi="sw_KE"/>
-          </w:rPr>
-          <w:rPr>
-            <w:color w:val="0000EE"/>
-            <w:u w:val="single"/>
-          </w:rPr>
-          <w:t>1 Wakorintho 5:6–8</w:t>
-        </w:r>
-      </w:hyperlink>
+      <w:r>
+        <w:rPr>
+          <w:lang w:val="sw_KE" w:bidi="sw_KE"/>
+        </w:rPr>
+        <w:t>1 Wakorintho 5:6–8</w:t>
+      </w:r>
       <w:r>
         <w:rPr>
           <w:lang w:val="sw_KE" w:bidi="sw_KE"/>
@@ -660,126 +558,84 @@
         </w:rPr>
         <w:t xml:space="preserve">Je, pembe ndogo ni nini au ni nani? Pembe ndogo katika </w:t>
       </w:r>
-      <w:hyperlink r:id="rId30">
-        <w:r>
-          <w:rPr>
-            <w:lang w:val="sw_KE" w:bidi="sw_KE"/>
-          </w:rPr>
-          <w:rPr>
-            <w:color w:val="0000EE"/>
-            <w:u w:val="single"/>
-          </w:rPr>
-          <w:t>Danieli 7:8</w:t>
-        </w:r>
-      </w:hyperlink>
+      <w:r>
+        <w:rPr>
+          <w:lang w:val="sw_KE" w:bidi="sw_KE"/>
+        </w:rPr>
+        <w:t>Danieli 7:8</w:t>
+      </w:r>
       <w:r>
         <w:rPr>
           <w:lang w:val="sw_KE" w:bidi="sw_KE"/>
         </w:rPr>
         <w:t xml:space="preserve"> inahusishwa na wahusika waovu katika </w:t>
       </w:r>
-      <w:hyperlink r:id="rId31">
-        <w:r>
-          <w:rPr>
-            <w:lang w:val="sw_KE" w:bidi="sw_KE"/>
-          </w:rPr>
-          <w:rPr>
-            <w:color w:val="0000EE"/>
-            <w:u w:val="single"/>
-          </w:rPr>
-          <w:t>9:27</w:t>
-        </w:r>
-      </w:hyperlink>
+      <w:r>
+        <w:rPr>
+          <w:lang w:val="sw_KE" w:bidi="sw_KE"/>
+        </w:rPr>
+        <w:t>9:27</w:t>
+      </w:r>
       <w:r>
         <w:rPr>
           <w:lang w:val="sw_KE" w:bidi="sw_KE"/>
         </w:rPr>
         <w:t xml:space="preserve"> na </w:t>
       </w:r>
-      <w:hyperlink r:id="rId32">
-        <w:r>
-          <w:rPr>
-            <w:lang w:val="sw_KE" w:bidi="sw_KE"/>
-          </w:rPr>
-          <w:rPr>
-            <w:color w:val="0000EE"/>
-            <w:u w:val="single"/>
-          </w:rPr>
-          <w:t>11:40–45</w:t>
-        </w:r>
-      </w:hyperlink>
+      <w:r>
+        <w:rPr>
+          <w:lang w:val="sw_KE" w:bidi="sw_KE"/>
+        </w:rPr>
+        <w:t>11:40–45</w:t>
+      </w:r>
       <w:r>
         <w:rPr>
           <w:lang w:val="sw_KE" w:bidi="sw_KE"/>
         </w:rPr>
         <w:t xml:space="preserve">. Antioko IV Epiphanes ana sifa zinazofanana na pembe ndogo katika </w:t>
       </w:r>
-      <w:hyperlink r:id="rId30">
-        <w:r>
-          <w:rPr>
-            <w:lang w:val="sw_KE" w:bidi="sw_KE"/>
-          </w:rPr>
-          <w:rPr>
-            <w:color w:val="0000EE"/>
-            <w:u w:val="single"/>
-          </w:rPr>
-          <w:t>7:8</w:t>
-        </w:r>
-      </w:hyperlink>
+      <w:r>
+        <w:rPr>
+          <w:lang w:val="sw_KE" w:bidi="sw_KE"/>
+        </w:rPr>
+        <w:t>7:8</w:t>
+      </w:r>
       <w:r>
         <w:rPr>
           <w:lang w:val="sw_KE" w:bidi="sw_KE"/>
         </w:rPr>
         <w:t>, lakini si sawa (</w:t>
       </w:r>
-      <w:hyperlink r:id="rId33">
-        <w:r>
-          <w:rPr>
-            <w:lang w:val="sw_KE" w:bidi="sw_KE"/>
-          </w:rPr>
-          <w:rPr>
-            <w:color w:val="0000EE"/>
-            <w:u w:val="single"/>
-          </w:rPr>
-          <w:t>8:9–14</w:t>
-        </w:r>
-      </w:hyperlink>
+      <w:r>
+        <w:rPr>
+          <w:lang w:val="sw_KE" w:bidi="sw_KE"/>
+        </w:rPr>
+        <w:t>8:9–14</w:t>
+      </w:r>
       <w:r>
         <w:rPr>
           <w:lang w:val="sw_KE" w:bidi="sw_KE"/>
         </w:rPr>
         <w:t xml:space="preserve">, </w:t>
       </w:r>
-      <w:hyperlink r:id="rId34">
-        <w:r>
-          <w:rPr>
-            <w:lang w:val="sw_KE" w:bidi="sw_KE"/>
-          </w:rPr>
-          <w:rPr>
-            <w:color w:val="0000EE"/>
-            <w:u w:val="single"/>
-          </w:rPr>
-          <w:t>23–25</w:t>
-        </w:r>
-      </w:hyperlink>
+      <w:r>
+        <w:rPr>
+          <w:lang w:val="sw_KE" w:bidi="sw_KE"/>
+        </w:rPr>
+        <w:t>23–25</w:t>
+      </w:r>
       <w:r>
         <w:rPr>
           <w:lang w:val="sw_KE" w:bidi="sw_KE"/>
         </w:rPr>
         <w:t xml:space="preserve">; </w:t>
       </w:r>
-      <w:hyperlink r:id="rId35">
-        <w:r>
-          <w:rPr>
-            <w:lang w:val="sw_KE" w:bidi="sw_KE"/>
-          </w:rPr>
-          <w:rPr>
-            <w:color w:val="0000EE"/>
-            <w:u w:val="single"/>
-          </w:rPr>
-          <w:t>11:21–39</w:t>
-        </w:r>
-      </w:hyperlink>
+      <w:r>
+        <w:rPr>
+          <w:lang w:val="sw_KE" w:bidi="sw_KE"/>
+        </w:rPr>
+        <w:t>11:21–39</w:t>
+      </w:r>
       <w:r>
         <w:rPr>
           <w:lang w:val="sw_KE" w:bidi="sw_KE"/>
@@ -814,180 +670,120 @@
         </w:rPr>
         <w:t xml:space="preserve">Wengine wanaona pembe ndogo kama ishara ya uovu unaompinga Mungu na watu wake. Wafasiri wengine wanafikiri hakuna mtu mmoja atakayekamilisha maono haya. Badala yake, wanaamini inawakilisha nguvu za uovu duniani. Wengine wanaamini mpinga Kristo tayari ameonekana. Agano Jipya linapendekeza kwamba wazo la mpinga Kristo litakuwa na utimilifu wa mwisho (tazama </w:t>
       </w:r>
-      <w:hyperlink r:id="rId36">
-        <w:r>
-          <w:rPr>
-            <w:lang w:val="sw_KE" w:bidi="sw_KE"/>
-          </w:rPr>
-          <w:rPr>
-            <w:color w:val="0000EE"/>
-            <w:u w:val="single"/>
-          </w:rPr>
-          <w:t>2 Wathesalonike 2:3–12</w:t>
-        </w:r>
-      </w:hyperlink>
+      <w:r>
+        <w:rPr>
+          <w:lang w:val="sw_KE" w:bidi="sw_KE"/>
+        </w:rPr>
+        <w:t>2 Wathesalonike 2:3–12</w:t>
+      </w:r>
       <w:r>
         <w:rPr>
           <w:lang w:val="sw_KE" w:bidi="sw_KE"/>
         </w:rPr>
         <w:t xml:space="preserve">; </w:t>
       </w:r>
-      <w:hyperlink r:id="rId37">
-        <w:r>
-          <w:rPr>
-            <w:lang w:val="sw_KE" w:bidi="sw_KE"/>
-          </w:rPr>
-          <w:rPr>
-            <w:color w:val="0000EE"/>
-            <w:u w:val="single"/>
-          </w:rPr>
-          <w:t>1 Yohana 2:18</w:t>
-        </w:r>
-      </w:hyperlink>
+      <w:r>
+        <w:rPr>
+          <w:lang w:val="sw_KE" w:bidi="sw_KE"/>
+        </w:rPr>
+        <w:t>1 Yohana 2:18</w:t>
+      </w:r>
       <w:r>
         <w:rPr>
           <w:lang w:val="sw_KE" w:bidi="sw_KE"/>
         </w:rPr>
         <w:t xml:space="preserve">; </w:t>
       </w:r>
-      <w:hyperlink r:id="rId38">
-        <w:r>
-          <w:rPr>
-            <w:lang w:val="sw_KE" w:bidi="sw_KE"/>
-          </w:rPr>
-          <w:rPr>
-            <w:color w:val="0000EE"/>
-            <w:u w:val="single"/>
-          </w:rPr>
-          <w:t>4:3</w:t>
-        </w:r>
-      </w:hyperlink>
+      <w:r>
+        <w:rPr>
+          <w:lang w:val="sw_KE" w:bidi="sw_KE"/>
+        </w:rPr>
+        <w:t>4:3</w:t>
+      </w:r>
       <w:r>
         <w:rPr>
           <w:lang w:val="sw_KE" w:bidi="sw_KE"/>
         </w:rPr>
         <w:t xml:space="preserve">; </w:t>
       </w:r>
-      <w:hyperlink r:id="rId39">
-        <w:r>
-          <w:rPr>
-            <w:lang w:val="sw_KE" w:bidi="sw_KE"/>
-          </w:rPr>
-          <w:rPr>
-            <w:color w:val="0000EE"/>
-            <w:u w:val="single"/>
-          </w:rPr>
-          <w:t>2 Yohana 1:7</w:t>
-        </w:r>
-      </w:hyperlink>
+      <w:r>
+        <w:rPr>
+          <w:lang w:val="sw_KE" w:bidi="sw_KE"/>
+        </w:rPr>
+        <w:t>2 Yohana 1:7</w:t>
+      </w:r>
       <w:r>
         <w:rPr>
           <w:lang w:val="sw_KE" w:bidi="sw_KE"/>
         </w:rPr>
         <w:t xml:space="preserve">; </w:t>
       </w:r>
-      <w:hyperlink r:id="rId40">
-        <w:r>
-          <w:rPr>
-            <w:lang w:val="sw_KE" w:bidi="sw_KE"/>
-          </w:rPr>
-          <w:rPr>
-            <w:color w:val="0000EE"/>
-            <w:u w:val="single"/>
-          </w:rPr>
-          <w:t>Ufunuo 13:1</w:t>
-        </w:r>
-      </w:hyperlink>
+      <w:r>
+        <w:rPr>
+          <w:lang w:val="sw_KE" w:bidi="sw_KE"/>
+        </w:rPr>
+        <w:t>Ufunuo 13:1</w:t>
+      </w:r>
       <w:r>
         <w:rPr>
           <w:lang w:val="sw_KE" w:bidi="sw_KE"/>
         </w:rPr>
         <w:t xml:space="preserve">, </w:t>
       </w:r>
-      <w:hyperlink r:id="rId41">
-        <w:r>
-          <w:rPr>
-            <w:lang w:val="sw_KE" w:bidi="sw_KE"/>
-          </w:rPr>
-          <w:rPr>
-            <w:color w:val="0000EE"/>
-            <w:u w:val="single"/>
-          </w:rPr>
-          <w:t>5</w:t>
-        </w:r>
-      </w:hyperlink>
+      <w:r>
+        <w:rPr>
+          <w:lang w:val="sw_KE" w:bidi="sw_KE"/>
+        </w:rPr>
+        <w:t>5</w:t>
+      </w:r>
       <w:r>
         <w:rPr>
           <w:lang w:val="sw_KE" w:bidi="sw_KE"/>
         </w:rPr>
         <w:t xml:space="preserve">; </w:t>
       </w:r>
-      <w:hyperlink r:id="rId42">
-        <w:r>
-          <w:rPr>
-            <w:lang w:val="sw_KE" w:bidi="sw_KE"/>
-          </w:rPr>
-          <w:rPr>
-            <w:color w:val="0000EE"/>
-            <w:u w:val="single"/>
-          </w:rPr>
-          <w:t>16:13–14</w:t>
-        </w:r>
-      </w:hyperlink>
+      <w:r>
+        <w:rPr>
+          <w:lang w:val="sw_KE" w:bidi="sw_KE"/>
+        </w:rPr>
+        <w:t>16:13–14</w:t>
+      </w:r>
       <w:r>
         <w:rPr>
           <w:lang w:val="sw_KE" w:bidi="sw_KE"/>
         </w:rPr>
         <w:t xml:space="preserve">; </w:t>
       </w:r>
-      <w:hyperlink r:id="rId43">
-        <w:r>
-          <w:rPr>
-            <w:lang w:val="sw_KE" w:bidi="sw_KE"/>
-          </w:rPr>
-          <w:rPr>
-            <w:color w:val="0000EE"/>
-            <w:u w:val="single"/>
-          </w:rPr>
-          <w:t>17:11</w:t>
-        </w:r>
-      </w:hyperlink>
+      <w:r>
+        <w:rPr>
+          <w:lang w:val="sw_KE" w:bidi="sw_KE"/>
+        </w:rPr>
+        <w:t>17:11</w:t>
+      </w:r>
       <w:r>
         <w:rPr>
           <w:lang w:val="sw_KE" w:bidi="sw_KE"/>
         </w:rPr>
         <w:t xml:space="preserve">; </w:t>
       </w:r>
-      <w:hyperlink r:id="rId44">
-        <w:r>
-          <w:rPr>
-            <w:lang w:val="sw_KE" w:bidi="sw_KE"/>
-          </w:rPr>
-          <w:rPr>
-            <w:color w:val="0000EE"/>
-            <w:u w:val="single"/>
-          </w:rPr>
-          <w:t>19:20–21</w:t>
-        </w:r>
-      </w:hyperlink>
+      <w:r>
+        <w:rPr>
+          <w:lang w:val="sw_KE" w:bidi="sw_KE"/>
+        </w:rPr>
+        <w:t>19:20–21</w:t>
+      </w:r>
       <w:r>
         <w:rPr>
           <w:lang w:val="sw_KE" w:bidi="sw_KE"/>
         </w:rPr>
         <w:t xml:space="preserve">; </w:t>
       </w:r>
-      <w:hyperlink r:id="rId45">
-        <w:r>
-          <w:rPr>
-            <w:lang w:val="sw_KE" w:bidi="sw_KE"/>
-          </w:rPr>
-          <w:rPr>
-            <w:color w:val="0000EE"/>
-            <w:u w:val="single"/>
-          </w:rPr>
-          <w:t>20:10</w:t>
-        </w:r>
-      </w:hyperlink>
+      <w:r>
+        <w:rPr>
+          <w:lang w:val="sw_KE" w:bidi="sw_KE"/>
+        </w:rPr>
+        <w:t>20:10</w:t>
+      </w:r>
       <w:r>
         <w:rPr>
           <w:lang w:val="sw_KE" w:bidi="sw_KE"/>
@@ -1008,54 +804,36 @@
         </w:rPr>
         <w:t>Pembe hii ndogo inawakumbusha watu wa Mungu kwamba uovu unapingana vikali na Mungu na watu wake. Mfalme aliyetajwa hapa anachukua falme za dunia (</w:t>
       </w:r>
-      <w:hyperlink r:id="rId30">
-        <w:r>
-          <w:rPr>
-            <w:lang w:val="sw_KE" w:bidi="sw_KE"/>
-          </w:rPr>
-          <w:rPr>
-            <w:color w:val="0000EE"/>
-            <w:u w:val="single"/>
-          </w:rPr>
-          <w:t>Danieli 7:8</w:t>
-        </w:r>
-      </w:hyperlink>
+      <w:r>
+        <w:rPr>
+          <w:lang w:val="sw_KE" w:bidi="sw_KE"/>
+        </w:rPr>
+        <w:t>Danieli 7:8</w:t>
+      </w:r>
       <w:r>
         <w:rPr>
           <w:lang w:val="sw_KE" w:bidi="sw_KE"/>
         </w:rPr>
         <w:t>). Hata hivyo, mfumo wake wa uovu hautashinda kwa sababu Mungu ataangamiza uovu. Watu wa Mungu wanaweza kupata faraja kwa kujua kwamba wakati huu wa uovu hautadumu kwa muda mrefu (</w:t>
       </w:r>
-      <w:hyperlink r:id="rId46">
-        <w:r>
-          <w:rPr>
-            <w:lang w:val="sw_KE" w:bidi="sw_KE"/>
-          </w:rPr>
-          <w:rPr>
-            <w:color w:val="0000EE"/>
-            <w:u w:val="single"/>
-          </w:rPr>
-          <w:t>Ufunuo 12:12</w:t>
-        </w:r>
-      </w:hyperlink>
+      <w:r>
+        <w:rPr>
+          <w:lang w:val="sw_KE" w:bidi="sw_KE"/>
+        </w:rPr>
+        <w:t>Ufunuo 12:12</w:t>
+      </w:r>
       <w:r>
         <w:rPr>
           <w:lang w:val="sw_KE" w:bidi="sw_KE"/>
         </w:rPr>
         <w:t>). Mungu ataangamiza kazi za ufalme huu wa uovu (</w:t>
       </w:r>
-      <w:hyperlink r:id="rId47">
-        <w:r>
-          <w:rPr>
-            <w:lang w:val="sw_KE" w:bidi="sw_KE"/>
-          </w:rPr>
-          <w:rPr>
-            <w:color w:val="0000EE"/>
-            <w:u w:val="single"/>
-          </w:rPr>
-          <w:t>Danieli 7:11–12</w:t>
-        </w:r>
-      </w:hyperlink>
+      <w:r>
+        <w:rPr>
+          <w:lang w:val="sw_KE" w:bidi="sw_KE"/>
+        </w:rPr>
+        <w:t>Danieli 7:11–12</w:t>
+      </w:r>
       <w:r>
         <w:rPr>
           <w:lang w:val="sw_KE" w:bidi="sw_KE"/>
@@ -1076,54 +854,36 @@
         </w:rPr>
         <w:t xml:space="preserve">Mtawala aliyechaguliwa na Mungu, ambaye anaonekana "kama Mwana wa Mtu" (anaonekana kama mwanadamu), anapewa mamlaka na Mungu (anaitwa "Mzee wa Siku" katika maono haya; </w:t>
       </w:r>
-      <w:hyperlink r:id="rId48">
-        <w:r>
-          <w:rPr>
-            <w:lang w:val="sw_KE" w:bidi="sw_KE"/>
-          </w:rPr>
-          <w:rPr>
-            <w:color w:val="0000EE"/>
-            <w:u w:val="single"/>
-          </w:rPr>
-          <w:t>Danieli 7:13–14</w:t>
-        </w:r>
-      </w:hyperlink>
+      <w:r>
+        <w:rPr>
+          <w:lang w:val="sw_KE" w:bidi="sw_KE"/>
+        </w:rPr>
+        <w:t>Danieli 7:13–14</w:t>
+      </w:r>
       <w:r>
         <w:rPr>
           <w:lang w:val="sw_KE" w:bidi="sw_KE"/>
         </w:rPr>
         <w:t xml:space="preserve">). Atatawala kwa idhini na nguvu za Mungu, na utawala wake utaendelea katika ufalme usioweza kuharibiwa. Mungu anawahimiza watu wake kuvumilia na kubaki waaminifu. Wanaishi kwa matumaini ya ufalme wenye haki ambapo Mungu ataishi miongoni mwao (tazama </w:t>
       </w:r>
-      <w:hyperlink r:id="rId49">
-        <w:r>
-          <w:rPr>
-            <w:lang w:val="sw_KE" w:bidi="sw_KE"/>
-          </w:rPr>
-          <w:rPr>
-            <w:color w:val="0000EE"/>
-            <w:u w:val="single"/>
-          </w:rPr>
-          <w:t>Ufunuo 21:3</w:t>
-        </w:r>
-      </w:hyperlink>
+      <w:r>
+        <w:rPr>
+          <w:lang w:val="sw_KE" w:bidi="sw_KE"/>
+        </w:rPr>
+        <w:t>Ufunuo 21:3</w:t>
+      </w:r>
       <w:r>
         <w:rPr>
           <w:lang w:val="sw_KE" w:bidi="sw_KE"/>
         </w:rPr>
         <w:t>). "Bidii ya BWANA na majeshi itatimiza hili" (</w:t>
       </w:r>
-      <w:hyperlink r:id="rId50">
-        <w:r>
-          <w:rPr>
-            <w:lang w:val="sw_KE" w:bidi="sw_KE"/>
-          </w:rPr>
-          <w:rPr>
-            <w:color w:val="0000EE"/>
-            <w:u w:val="single"/>
-          </w:rPr>
-          <w:t>Isaya 9:7</w:t>
-        </w:r>
-      </w:hyperlink>
+      <w:r>
+        <w:rPr>
+          <w:lang w:val="sw_KE" w:bidi="sw_KE"/>
+        </w:rPr>
+        <w:t>Isaya 9:7</w:t>
+      </w:r>
       <w:r>
         <w:rPr>
           <w:lang w:val="sw_KE" w:bidi="sw_KE"/>
@@ -1153,198 +913,132 @@
           <w:lang w:val="sw_KE" w:bidi="sw_KE"/>
         </w:rPr>
       </w:r>
-      <w:hyperlink r:id="rId30">
-        <w:r>
-          <w:rPr>
-            <w:lang w:val="sw_KE" w:bidi="sw_KE"/>
-          </w:rPr>
-          <w:rPr>
-            <w:color w:val="0000EE"/>
-            <w:u w:val="single"/>
-          </w:rPr>
-          <w:t>Danieli 7:8</w:t>
-        </w:r>
-      </w:hyperlink>
+      <w:r>
+        <w:rPr>
+          <w:lang w:val="sw_KE" w:bidi="sw_KE"/>
+        </w:rPr>
+        <w:t>Danieli 7:8</w:t>
+      </w:r>
       <w:r>
         <w:rPr>
           <w:lang w:val="sw_KE" w:bidi="sw_KE"/>
         </w:rPr>
         <w:t xml:space="preserve">, </w:t>
       </w:r>
-      <w:hyperlink r:id="rId51">
-        <w:r>
-          <w:rPr>
-            <w:lang w:val="sw_KE" w:bidi="sw_KE"/>
-          </w:rPr>
-          <w:rPr>
-            <w:color w:val="0000EE"/>
-            <w:u w:val="single"/>
-          </w:rPr>
-          <w:t>11</w:t>
-        </w:r>
-      </w:hyperlink>
+      <w:r>
+        <w:rPr>
+          <w:lang w:val="sw_KE" w:bidi="sw_KE"/>
+        </w:rPr>
+        <w:t>11</w:t>
+      </w:r>
       <w:r>
         <w:rPr>
           <w:lang w:val="sw_KE" w:bidi="sw_KE"/>
         </w:rPr>
         <w:t xml:space="preserve">, </w:t>
       </w:r>
-      <w:hyperlink r:id="rId52">
-        <w:r>
-          <w:rPr>
-            <w:lang w:val="sw_KE" w:bidi="sw_KE"/>
-          </w:rPr>
-          <w:rPr>
-            <w:color w:val="0000EE"/>
-            <w:u w:val="single"/>
-          </w:rPr>
-          <w:t>20–21</w:t>
-        </w:r>
-      </w:hyperlink>
+      <w:r>
+        <w:rPr>
+          <w:lang w:val="sw_KE" w:bidi="sw_KE"/>
+        </w:rPr>
+        <w:t>20–21</w:t>
+      </w:r>
       <w:r>
         <w:rPr>
           <w:lang w:val="sw_KE" w:bidi="sw_KE"/>
         </w:rPr>
         <w:t xml:space="preserve">, </w:t>
       </w:r>
-      <w:hyperlink r:id="rId53">
-        <w:r>
-          <w:rPr>
-            <w:lang w:val="sw_KE" w:bidi="sw_KE"/>
-          </w:rPr>
-          <w:rPr>
-            <w:color w:val="0000EE"/>
-            <w:u w:val="single"/>
-          </w:rPr>
-          <w:t>24–26</w:t>
-        </w:r>
-      </w:hyperlink>
+      <w:r>
+        <w:rPr>
+          <w:lang w:val="sw_KE" w:bidi="sw_KE"/>
+        </w:rPr>
+        <w:t>24–26</w:t>
+      </w:r>
       <w:r>
         <w:rPr>
           <w:lang w:val="sw_KE" w:bidi="sw_KE"/>
         </w:rPr>
         <w:t xml:space="preserve">; </w:t>
       </w:r>
-      <w:hyperlink r:id="rId54">
-        <w:r>
-          <w:rPr>
-            <w:lang w:val="sw_KE" w:bidi="sw_KE"/>
-          </w:rPr>
-          <w:rPr>
-            <w:color w:val="0000EE"/>
-            <w:u w:val="single"/>
-          </w:rPr>
-          <w:t>8:9–12</w:t>
-        </w:r>
-      </w:hyperlink>
+      <w:r>
+        <w:rPr>
+          <w:lang w:val="sw_KE" w:bidi="sw_KE"/>
+        </w:rPr>
+        <w:t>8:9–12</w:t>
+      </w:r>
       <w:r>
         <w:rPr>
           <w:lang w:val="sw_KE" w:bidi="sw_KE"/>
         </w:rPr>
         <w:t xml:space="preserve">; </w:t>
       </w:r>
-      <w:hyperlink r:id="rId55">
-        <w:r>
-          <w:rPr>
-            <w:lang w:val="sw_KE" w:bidi="sw_KE"/>
-          </w:rPr>
-          <w:rPr>
-            <w:color w:val="0000EE"/>
-            <w:u w:val="single"/>
-          </w:rPr>
-          <w:t>9:26–27</w:t>
-        </w:r>
-      </w:hyperlink>
+      <w:r>
+        <w:rPr>
+          <w:lang w:val="sw_KE" w:bidi="sw_KE"/>
+        </w:rPr>
+        <w:t>9:26–27</w:t>
+      </w:r>
       <w:r>
         <w:rPr>
           <w:lang w:val="sw_KE" w:bidi="sw_KE"/>
         </w:rPr>
         <w:t xml:space="preserve">; </w:t>
       </w:r>
-      <w:hyperlink r:id="rId56">
-        <w:r>
-          <w:rPr>
-            <w:lang w:val="sw_KE" w:bidi="sw_KE"/>
-          </w:rPr>
-          <w:rPr>
-            <w:color w:val="0000EE"/>
-            <w:u w:val="single"/>
-          </w:rPr>
-          <w:t>Marko 13:14</w:t>
-        </w:r>
-      </w:hyperlink>
+      <w:r>
+        <w:rPr>
+          <w:lang w:val="sw_KE" w:bidi="sw_KE"/>
+        </w:rPr>
+        <w:t>Marko 13:14</w:t>
+      </w:r>
       <w:r>
         <w:rPr>
           <w:lang w:val="sw_KE" w:bidi="sw_KE"/>
         </w:rPr>
         <w:t xml:space="preserve">; </w:t>
       </w:r>
-      <w:hyperlink r:id="rId57">
-        <w:r>
-          <w:rPr>
-            <w:lang w:val="sw_KE" w:bidi="sw_KE"/>
-          </w:rPr>
-          <w:rPr>
-            <w:color w:val="0000EE"/>
-            <w:u w:val="single"/>
-          </w:rPr>
-          <w:t>2 Wathesalonike 2:5–12</w:t>
-        </w:r>
-      </w:hyperlink>
+      <w:r>
+        <w:rPr>
+          <w:lang w:val="sw_KE" w:bidi="sw_KE"/>
+        </w:rPr>
+        <w:t>2 Wathesalonike 2:5–12</w:t>
+      </w:r>
       <w:r>
         <w:rPr>
           <w:lang w:val="sw_KE" w:bidi="sw_KE"/>
         </w:rPr>
         <w:t xml:space="preserve">; </w:t>
       </w:r>
-      <w:hyperlink r:id="rId39">
-        <w:r>
-          <w:rPr>
-            <w:lang w:val="sw_KE" w:bidi="sw_KE"/>
-          </w:rPr>
-          <w:rPr>
-            <w:color w:val="0000EE"/>
-            <w:u w:val="single"/>
-          </w:rPr>
-          <w:t>2 Yohana 1:7</w:t>
-        </w:r>
-      </w:hyperlink>
+      <w:r>
+        <w:rPr>
+          <w:lang w:val="sw_KE" w:bidi="sw_KE"/>
+        </w:rPr>
+        <w:t>2 Yohana 1:7</w:t>
+      </w:r>
       <w:r>
         <w:rPr>
           <w:lang w:val="sw_KE" w:bidi="sw_KE"/>
         </w:rPr>
         <w:t xml:space="preserve">; </w:t>
       </w:r>
-      <w:hyperlink r:id="rId58">
-        <w:r>
-          <w:rPr>
-            <w:lang w:val="sw_KE" w:bidi="sw_KE"/>
-          </w:rPr>
-          <w:rPr>
-            <w:color w:val="0000EE"/>
-            <w:u w:val="single"/>
-          </w:rPr>
-          <w:t>Ufunuo 13:1–10</w:t>
-        </w:r>
-      </w:hyperlink>
+      <w:r>
+        <w:rPr>
+          <w:lang w:val="sw_KE" w:bidi="sw_KE"/>
+        </w:rPr>
+        <w:t>Ufunuo 13:1–10</w:t>
+      </w:r>
       <w:r>
         <w:rPr>
           <w:lang w:val="sw_KE" w:bidi="sw_KE"/>
         </w:rPr>
         <w:t xml:space="preserve">; </w:t>
       </w:r>
-      <w:hyperlink r:id="rId45">
-        <w:r>
-          <w:rPr>
-            <w:lang w:val="sw_KE" w:bidi="sw_KE"/>
-          </w:rPr>
-          <w:rPr>
-            <w:color w:val="0000EE"/>
-            <w:u w:val="single"/>
-          </w:rPr>
-          <w:t>20:10</w:t>
-        </w:r>
-      </w:hyperlink>
+      <w:r>
+        <w:rPr>
+          <w:lang w:val="sw_KE" w:bidi="sw_KE"/>
+        </w:rPr>
+        <w:t>20:10</w:t>
+      </w:r>
       <w:r>
         <w:rPr>
           <w:lang w:val="sw_KE" w:bidi="sw_KE"/>
@@ -1393,54 +1087,36 @@
         </w:rPr>
         <w:t xml:space="preserve">Wazo la pumziko la sabato la Mungu (kama ilivyoelezwa katika </w:t>
       </w:r>
-      <w:hyperlink r:id="rId59">
-        <w:r>
-          <w:rPr>
-            <w:lang w:val="sw_KE" w:bidi="sw_KE"/>
-          </w:rPr>
-          <w:rPr>
-            <w:color w:val="0000EE"/>
-            <w:u w:val="single"/>
-          </w:rPr>
-          <w:t>Waebrania 4:1–11</w:t>
-        </w:r>
-      </w:hyperlink>
+      <w:r>
+        <w:rPr>
+          <w:lang w:val="sw_KE" w:bidi="sw_KE"/>
+        </w:rPr>
+        <w:t>Waebrania 4:1–11</w:t>
+      </w:r>
       <w:r>
         <w:rPr>
           <w:lang w:val="sw_KE" w:bidi="sw_KE"/>
         </w:rPr>
         <w:t xml:space="preserve">) limekuwa gumu kwa wasomi wengi kuelewa. Linajumuisha mawazo kutoka kwenye Agano la Kale, kama vile Nchi ya Ahadi kama mahali pa kupumzika kutoka utumwani na kutangatanga. Pia linazungumzia siku ya sabato kama siku ya kupumzika ya kila wiki. Katika </w:t>
       </w:r>
-      <w:hyperlink r:id="rId60">
-        <w:r>
-          <w:rPr>
-            <w:lang w:val="sw_KE" w:bidi="sw_KE"/>
-          </w:rPr>
-          <w:rPr>
-            <w:color w:val="0000EE"/>
-            <w:u w:val="single"/>
-          </w:rPr>
-          <w:t>Waebrania 3:7–19</w:t>
-        </w:r>
-      </w:hyperlink>
+      <w:r>
+        <w:rPr>
+          <w:lang w:val="sw_KE" w:bidi="sw_KE"/>
+        </w:rPr>
+        <w:t>Waebrania 3:7–19</w:t>
+      </w:r>
       <w:r>
         <w:rPr>
           <w:lang w:val="sw_KE" w:bidi="sw_KE"/>
         </w:rPr>
         <w:t xml:space="preserve">, mwandishi anarejelea </w:t>
       </w:r>
-      <w:hyperlink r:id="rId61">
-        <w:r>
-          <w:rPr>
-            <w:lang w:val="sw_KE" w:bidi="sw_KE"/>
-          </w:rPr>
-          <w:rPr>
-            <w:color w:val="0000EE"/>
-            <w:u w:val="single"/>
-          </w:rPr>
-          <w:t>Zaburi 95:7–11</w:t>
-        </w:r>
-      </w:hyperlink>
+      <w:r>
+        <w:rPr>
+          <w:lang w:val="sw_KE" w:bidi="sw_KE"/>
+        </w:rPr>
+        <w:t>Zaburi 95:7–11</w:t>
+      </w:r>
       <w:r>
         <w:rPr>
           <w:lang w:val="sw_KE" w:bidi="sw_KE"/>
@@ -1461,126 +1137,84 @@
         </w:rPr>
         <w:t>Je, ni "pumziko" gani ambalo hawakuweza kuingia, ambalo bado linabaki kwa watu wa Mungu (</w:t>
       </w:r>
-      <w:hyperlink r:id="rId62">
-        <w:r>
-          <w:rPr>
-            <w:lang w:val="sw_KE" w:bidi="sw_KE"/>
-          </w:rPr>
-          <w:rPr>
-            <w:color w:val="0000EE"/>
-            <w:u w:val="single"/>
-          </w:rPr>
-          <w:t>Waebrania 4:1–3</w:t>
-        </w:r>
-      </w:hyperlink>
+      <w:r>
+        <w:rPr>
+          <w:lang w:val="sw_KE" w:bidi="sw_KE"/>
+        </w:rPr>
+        <w:t>Waebrania 4:1–3</w:t>
+      </w:r>
       <w:r>
         <w:rPr>
           <w:lang w:val="sw_KE" w:bidi="sw_KE"/>
         </w:rPr>
         <w:t>)? Mwandishi wa Waebrania alimaanisha zaidi ya ardhi ya kimwili ya Kanaani kama mahali pa "pumziko la sabato" (</w:t>
       </w:r>
-      <w:hyperlink r:id="rId63">
-        <w:r>
-          <w:rPr>
-            <w:lang w:val="sw_KE" w:bidi="sw_KE"/>
-          </w:rPr>
-          <w:rPr>
-            <w:color w:val="0000EE"/>
-            <w:u w:val="single"/>
-          </w:rPr>
-          <w:t>4:8–9</w:t>
-        </w:r>
-      </w:hyperlink>
+      <w:r>
+        <w:rPr>
+          <w:lang w:val="sw_KE" w:bidi="sw_KE"/>
+        </w:rPr>
+        <w:t>4:8–9</w:t>
+      </w:r>
       <w:r>
         <w:rPr>
           <w:lang w:val="sw_KE" w:bidi="sw_KE"/>
         </w:rPr>
         <w:t xml:space="preserve">). </w:t>
       </w:r>
-      <w:hyperlink r:id="rId64">
-        <w:r>
-          <w:rPr>
-            <w:lang w:val="sw_KE" w:bidi="sw_KE"/>
-          </w:rPr>
-          <w:rPr>
-            <w:color w:val="0000EE"/>
-            <w:u w:val="single"/>
-          </w:rPr>
-          <w:t>Mwanzo 2:2</w:t>
-        </w:r>
-      </w:hyperlink>
+      <w:r>
+        <w:rPr>
+          <w:lang w:val="sw_KE" w:bidi="sw_KE"/>
+        </w:rPr>
+        <w:t>Mwanzo 2:2</w:t>
+      </w:r>
       <w:r>
         <w:rPr>
           <w:lang w:val="sw_KE" w:bidi="sw_KE"/>
         </w:rPr>
         <w:t xml:space="preserve"> inaelezea pumziko la Mungu kama kitu kilichoandaliwa "tangu msingi wa ulimwengu" (</w:t>
       </w:r>
-      <w:hyperlink r:id="rId65">
-        <w:r>
-          <w:rPr>
-            <w:lang w:val="sw_KE" w:bidi="sw_KE"/>
-          </w:rPr>
-          <w:rPr>
-            <w:color w:val="0000EE"/>
-            <w:u w:val="single"/>
-          </w:rPr>
-          <w:t>Waebrania 4:3–4</w:t>
-        </w:r>
-      </w:hyperlink>
+      <w:r>
+        <w:rPr>
+          <w:lang w:val="sw_KE" w:bidi="sw_KE"/>
+        </w:rPr>
+        <w:t>Waebrania 4:3–4</w:t>
+      </w:r>
       <w:r>
         <w:rPr>
           <w:lang w:val="sw_KE" w:bidi="sw_KE"/>
         </w:rPr>
         <w:t>). Pumziko la Mungu linahusisha kusitisha kazi ya mtu mwenyewe, kama Mungu alivyofanya (</w:t>
       </w:r>
-      <w:hyperlink r:id="rId66">
-        <w:r>
-          <w:rPr>
-            <w:lang w:val="sw_KE" w:bidi="sw_KE"/>
-          </w:rPr>
-          <w:rPr>
-            <w:color w:val="0000EE"/>
-            <w:u w:val="single"/>
-          </w:rPr>
-          <w:t>4:10</w:t>
-        </w:r>
-      </w:hyperlink>
+      <w:r>
+        <w:rPr>
+          <w:lang w:val="sw_KE" w:bidi="sw_KE"/>
+        </w:rPr>
+        <w:t>4:10</w:t>
+      </w:r>
       <w:r>
         <w:rPr>
           <w:lang w:val="sw_KE" w:bidi="sw_KE"/>
         </w:rPr>
         <w:t>). Wale wanaosikia "sauti Yake," hawafanyi mioyo yao kuwa migumu, na wanaamini habari njema kuhusu Yesu wanaweza "kuingia katika pumziko hilo" (</w:t>
       </w:r>
-      <w:hyperlink r:id="rId62">
-        <w:r>
-          <w:rPr>
-            <w:lang w:val="sw_KE" w:bidi="sw_KE"/>
-          </w:rPr>
-          <w:rPr>
-            <w:color w:val="0000EE"/>
-            <w:u w:val="single"/>
-          </w:rPr>
-          <w:t>4:1–3</w:t>
-        </w:r>
-      </w:hyperlink>
+      <w:r>
+        <w:rPr>
+          <w:lang w:val="sw_KE" w:bidi="sw_KE"/>
+        </w:rPr>
+        <w:t>4:1–3</w:t>
+      </w:r>
       <w:r>
         <w:rPr>
           <w:lang w:val="sw_KE" w:bidi="sw_KE"/>
         </w:rPr>
         <w:t xml:space="preserve">, </w:t>
       </w:r>
-      <w:hyperlink r:id="rId67">
-        <w:r>
-          <w:rPr>
-            <w:lang w:val="sw_KE" w:bidi="sw_KE"/>
-          </w:rPr>
-          <w:rPr>
-            <w:color w:val="0000EE"/>
-            <w:u w:val="single"/>
-          </w:rPr>
-          <w:t>7</w:t>
-        </w:r>
-      </w:hyperlink>
+      <w:r>
+        <w:rPr>
+          <w:lang w:val="sw_KE" w:bidi="sw_KE"/>
+        </w:rPr>
+        <w:t>7</w:t>
+      </w:r>
       <w:r>
         <w:rPr>
           <w:lang w:val="sw_KE" w:bidi="sw_KE"/>
@@ -1601,36 +1235,24 @@
         </w:rPr>
         <w:t>Agano la Kale linaita Siku ya Upatanisho “siku ya sabato ya pumziko kamili” (</w:t>
       </w:r>
-      <w:hyperlink r:id="rId68">
-        <w:r>
-          <w:rPr>
-            <w:lang w:val="sw_KE" w:bidi="sw_KE"/>
-          </w:rPr>
-          <w:rPr>
-            <w:color w:val="0000EE"/>
-            <w:u w:val="single"/>
-          </w:rPr>
-          <w:t>Mambo ya Walawi 16:29–31</w:t>
-        </w:r>
-      </w:hyperlink>
+      <w:r>
+        <w:rPr>
+          <w:lang w:val="sw_KE" w:bidi="sw_KE"/>
+        </w:rPr>
+        <w:t>Mambo ya Walawi 16:29–31</w:t>
+      </w:r>
       <w:r>
         <w:rPr>
           <w:lang w:val="sw_KE" w:bidi="sw_KE"/>
         </w:rPr>
         <w:t>). Katika siku hiyo, watu walikomesha kazi zao zote. Katika Agano Jipya, Yesu, Kuhani wetu Mkuu, alitoa dhabihu ya mara moja ambayo ilifanya "kuondoa dhambi" (</w:t>
       </w:r>
-      <w:hyperlink r:id="rId69">
-        <w:r>
-          <w:rPr>
-            <w:lang w:val="sw_KE" w:bidi="sw_KE"/>
-          </w:rPr>
-          <w:rPr>
-            <w:color w:val="0000EE"/>
-            <w:u w:val="single"/>
-          </w:rPr>
-          <w:t>9:7–28</w:t>
-        </w:r>
-      </w:hyperlink>
+      <w:r>
+        <w:rPr>
+          <w:lang w:val="sw_KE" w:bidi="sw_KE"/>
+        </w:rPr>
+        <w:t>9:7–28</w:t>
+      </w:r>
       <w:r>
         <w:rPr>
           <w:lang w:val="sw_KE" w:bidi="sw_KE"/>
@@ -1673,90 +1295,60 @@
         </w:rPr>
         <w:t>Wale wanaomfuata Yesu wanaacha kujaribu kupata kukubalika kwa Mungu kupitia juhudi zao wenyewe. Wanamwamini kazi iliyokamilika ya Yesu (</w:t>
       </w:r>
-      <w:hyperlink r:id="rId70">
-        <w:r>
-          <w:rPr>
-            <w:lang w:val="sw_KE" w:bidi="sw_KE"/>
-          </w:rPr>
-          <w:rPr>
-            <w:color w:val="0000EE"/>
-            <w:u w:val="single"/>
-          </w:rPr>
-          <w:t>Waefeso 2:8–9</w:t>
-        </w:r>
-      </w:hyperlink>
+      <w:r>
+        <w:rPr>
+          <w:lang w:val="sw_KE" w:bidi="sw_KE"/>
+        </w:rPr>
+        <w:t>Waefeso 2:8–9</w:t>
+      </w:r>
       <w:r>
         <w:rPr>
           <w:lang w:val="sw_KE" w:bidi="sw_KE"/>
         </w:rPr>
         <w:t>). Wanapata amani na Mungu (</w:t>
       </w:r>
-      <w:hyperlink r:id="rId71">
-        <w:r>
-          <w:rPr>
-            <w:lang w:val="sw_KE" w:bidi="sw_KE"/>
-          </w:rPr>
-          <w:rPr>
-            <w:color w:val="0000EE"/>
-            <w:u w:val="single"/>
-          </w:rPr>
-          <w:t>Yohana 14:27</w:t>
-        </w:r>
-      </w:hyperlink>
+      <w:r>
+        <w:rPr>
+          <w:lang w:val="sw_KE" w:bidi="sw_KE"/>
+        </w:rPr>
+        <w:t>Yohana 14:27</w:t>
+      </w:r>
       <w:r>
         <w:rPr>
           <w:lang w:val="sw_KE" w:bidi="sw_KE"/>
         </w:rPr>
         <w:t xml:space="preserve">; </w:t>
       </w:r>
-      <w:hyperlink r:id="rId72">
-        <w:r>
-          <w:rPr>
-            <w:lang w:val="sw_KE" w:bidi="sw_KE"/>
-          </w:rPr>
-          <w:rPr>
-            <w:color w:val="0000EE"/>
-            <w:u w:val="single"/>
-          </w:rPr>
-          <w:t>Matendo 10:36</w:t>
-        </w:r>
-      </w:hyperlink>
+      <w:r>
+        <w:rPr>
+          <w:lang w:val="sw_KE" w:bidi="sw_KE"/>
+        </w:rPr>
+        <w:t>Matendo 10:36</w:t>
+      </w:r>
       <w:r>
         <w:rPr>
           <w:lang w:val="sw_KE" w:bidi="sw_KE"/>
         </w:rPr>
         <w:t xml:space="preserve">; </w:t>
       </w:r>
-      <w:hyperlink r:id="rId73">
-        <w:r>
-          <w:rPr>
-            <w:lang w:val="sw_KE" w:bidi="sw_KE"/>
-          </w:rPr>
-          <w:rPr>
-            <w:color w:val="0000EE"/>
-            <w:u w:val="single"/>
-          </w:rPr>
-          <w:t>Warumi 5:1</w:t>
-        </w:r>
-      </w:hyperlink>
+      <w:r>
+        <w:rPr>
+          <w:lang w:val="sw_KE" w:bidi="sw_KE"/>
+        </w:rPr>
+        <w:t>Warumi 5:1</w:t>
+      </w:r>
       <w:r>
         <w:rPr>
           <w:lang w:val="sw_KE" w:bidi="sw_KE"/>
         </w:rPr>
         <w:t xml:space="preserve">; </w:t>
       </w:r>
-      <w:hyperlink r:id="rId74">
-        <w:r>
-          <w:rPr>
-            <w:lang w:val="sw_KE" w:bidi="sw_KE"/>
-          </w:rPr>
-          <w:rPr>
-            <w:color w:val="0000EE"/>
-            <w:u w:val="single"/>
-          </w:rPr>
-          <w:t>2 Wakorintho 5:19–21</w:t>
-        </w:r>
-      </w:hyperlink>
+      <w:r>
+        <w:rPr>
+          <w:lang w:val="sw_KE" w:bidi="sw_KE"/>
+        </w:rPr>
+        <w:t>2 Wakorintho 5:19–21</w:t>
+      </w:r>
       <w:r>
         <w:rPr>
           <w:lang w:val="sw_KE" w:bidi="sw_KE"/>
@@ -1781,54 +1373,36 @@
         </w:rPr>
         <w:t>Wanatarajia pumziko la milele na furaha katika uwepo wa Mungu (</w:t>
       </w:r>
-      <w:hyperlink r:id="rId75">
-        <w:r>
-          <w:rPr>
-            <w:lang w:val="sw_KE" w:bidi="sw_KE"/>
-          </w:rPr>
-          <w:rPr>
-            <w:color w:val="0000EE"/>
-            <w:u w:val="single"/>
-          </w:rPr>
-          <w:t>Isaya 26:19</w:t>
-        </w:r>
-      </w:hyperlink>
+      <w:r>
+        <w:rPr>
+          <w:lang w:val="sw_KE" w:bidi="sw_KE"/>
+        </w:rPr>
+        <w:t>Isaya 26:19</w:t>
+      </w:r>
       <w:r>
         <w:rPr>
           <w:lang w:val="sw_KE" w:bidi="sw_KE"/>
         </w:rPr>
         <w:t xml:space="preserve">; </w:t>
       </w:r>
-      <w:hyperlink r:id="rId76">
-        <w:r>
-          <w:rPr>
-            <w:lang w:val="sw_KE" w:bidi="sw_KE"/>
-          </w:rPr>
-          <w:rPr>
-            <w:color w:val="0000EE"/>
-            <w:u w:val="single"/>
-          </w:rPr>
-          <w:t>Ufunuo 14:13</w:t>
-        </w:r>
-      </w:hyperlink>
+      <w:r>
+        <w:rPr>
+          <w:lang w:val="sw_KE" w:bidi="sw_KE"/>
+        </w:rPr>
+        <w:t>Ufunuo 14:13</w:t>
+      </w:r>
       <w:r>
         <w:rPr>
           <w:lang w:val="sw_KE" w:bidi="sw_KE"/>
         </w:rPr>
         <w:t>). Yesu Kristo anatoa pumziko kamili na bora (</w:t>
       </w:r>
-      <w:hyperlink r:id="rId77">
-        <w:r>
-          <w:rPr>
-            <w:lang w:val="sw_KE" w:bidi="sw_KE"/>
-          </w:rPr>
-          <w:rPr>
-            <w:color w:val="0000EE"/>
-            <w:u w:val="single"/>
-          </w:rPr>
-          <w:t>Mathayo 11:28–30</w:t>
-        </w:r>
-      </w:hyperlink>
+      <w:r>
+        <w:rPr>
+          <w:lang w:val="sw_KE" w:bidi="sw_KE"/>
+        </w:rPr>
+        <w:t>Mathayo 11:28–30</w:t>
+      </w:r>
       <w:r>
         <w:rPr>
           <w:lang w:val="sw_KE" w:bidi="sw_KE"/>
@@ -1858,486 +1432,324 @@
           <w:lang w:val="sw_KE" w:bidi="sw_KE"/>
         </w:rPr>
       </w:r>
-      <w:hyperlink r:id="rId78">
-        <w:r>
-          <w:rPr>
-            <w:lang w:val="sw_KE" w:bidi="sw_KE"/>
-          </w:rPr>
-          <w:rPr>
-            <w:color w:val="0000EE"/>
-            <w:u w:val="single"/>
-          </w:rPr>
-          <w:t>Mwanzo 2:1–3</w:t>
-        </w:r>
-      </w:hyperlink>
+      <w:r>
+        <w:rPr>
+          <w:lang w:val="sw_KE" w:bidi="sw_KE"/>
+        </w:rPr>
+        <w:t>Mwanzo 2:1–3</w:t>
+      </w:r>
       <w:r>
         <w:rPr>
           <w:lang w:val="sw_KE" w:bidi="sw_KE"/>
         </w:rPr>
         <w:t xml:space="preserve">; </w:t>
       </w:r>
-      <w:hyperlink r:id="rId79">
-        <w:r>
-          <w:rPr>
-            <w:lang w:val="sw_KE" w:bidi="sw_KE"/>
-          </w:rPr>
-          <w:rPr>
-            <w:color w:val="0000EE"/>
-            <w:u w:val="single"/>
-          </w:rPr>
-          <w:t>Kutoka 16:21–29</w:t>
-        </w:r>
-      </w:hyperlink>
+      <w:r>
+        <w:rPr>
+          <w:lang w:val="sw_KE" w:bidi="sw_KE"/>
+        </w:rPr>
+        <w:t>Kutoka 16:21–29</w:t>
+      </w:r>
       <w:r>
         <w:rPr>
           <w:lang w:val="sw_KE" w:bidi="sw_KE"/>
         </w:rPr>
         <w:t xml:space="preserve">; </w:t>
       </w:r>
-      <w:hyperlink r:id="rId80">
-        <w:r>
-          <w:rPr>
-            <w:lang w:val="sw_KE" w:bidi="sw_KE"/>
-          </w:rPr>
-          <w:rPr>
-            <w:color w:val="0000EE"/>
-            <w:u w:val="single"/>
-          </w:rPr>
-          <w:t>20:8–11</w:t>
-        </w:r>
-      </w:hyperlink>
+      <w:r>
+        <w:rPr>
+          <w:lang w:val="sw_KE" w:bidi="sw_KE"/>
+        </w:rPr>
+        <w:t>20:8–11</w:t>
+      </w:r>
       <w:r>
         <w:rPr>
           <w:lang w:val="sw_KE" w:bidi="sw_KE"/>
         </w:rPr>
         <w:t xml:space="preserve">; </w:t>
       </w:r>
-      <w:hyperlink r:id="rId81">
-        <w:r>
-          <w:rPr>
-            <w:lang w:val="sw_KE" w:bidi="sw_KE"/>
-          </w:rPr>
-          <w:rPr>
-            <w:color w:val="0000EE"/>
-            <w:u w:val="single"/>
-          </w:rPr>
-          <w:t>31:13–16</w:t>
-        </w:r>
-      </w:hyperlink>
+      <w:r>
+        <w:rPr>
+          <w:lang w:val="sw_KE" w:bidi="sw_KE"/>
+        </w:rPr>
+        <w:t>31:13–16</w:t>
+      </w:r>
       <w:r>
         <w:rPr>
           <w:lang w:val="sw_KE" w:bidi="sw_KE"/>
         </w:rPr>
         <w:t xml:space="preserve">; </w:t>
       </w:r>
-      <w:hyperlink r:id="rId68">
-        <w:r>
-          <w:rPr>
-            <w:lang w:val="sw_KE" w:bidi="sw_KE"/>
-          </w:rPr>
-          <w:rPr>
-            <w:color w:val="0000EE"/>
-            <w:u w:val="single"/>
-          </w:rPr>
-          <w:t>Mambo ya Walawi 16:29–31</w:t>
-        </w:r>
-      </w:hyperlink>
+      <w:r>
+        <w:rPr>
+          <w:lang w:val="sw_KE" w:bidi="sw_KE"/>
+        </w:rPr>
+        <w:t>Mambo ya Walawi 16:29–31</w:t>
+      </w:r>
       <w:r>
         <w:rPr>
           <w:lang w:val="sw_KE" w:bidi="sw_KE"/>
         </w:rPr>
         <w:t xml:space="preserve">; </w:t>
       </w:r>
-      <w:hyperlink r:id="rId82">
-        <w:r>
-          <w:rPr>
-            <w:lang w:val="sw_KE" w:bidi="sw_KE"/>
-          </w:rPr>
-          <w:rPr>
-            <w:color w:val="0000EE"/>
-            <w:u w:val="single"/>
-          </w:rPr>
-          <w:t>Isaya 52:7</w:t>
-        </w:r>
-      </w:hyperlink>
+      <w:r>
+        <w:rPr>
+          <w:lang w:val="sw_KE" w:bidi="sw_KE"/>
+        </w:rPr>
+        <w:t>Isaya 52:7</w:t>
+      </w:r>
       <w:r>
         <w:rPr>
           <w:lang w:val="sw_KE" w:bidi="sw_KE"/>
         </w:rPr>
         <w:t xml:space="preserve">; </w:t>
       </w:r>
-      <w:hyperlink r:id="rId83">
-        <w:r>
-          <w:rPr>
-            <w:lang w:val="sw_KE" w:bidi="sw_KE"/>
-          </w:rPr>
-          <w:rPr>
-            <w:color w:val="0000EE"/>
-            <w:u w:val="single"/>
-          </w:rPr>
-          <w:t>54:13–14</w:t>
-        </w:r>
-      </w:hyperlink>
+      <w:r>
+        <w:rPr>
+          <w:lang w:val="sw_KE" w:bidi="sw_KE"/>
+        </w:rPr>
+        <w:t>54:13–14</w:t>
+      </w:r>
       <w:r>
         <w:rPr>
           <w:lang w:val="sw_KE" w:bidi="sw_KE"/>
         </w:rPr>
         <w:t xml:space="preserve">; </w:t>
       </w:r>
-      <w:hyperlink r:id="rId84">
-        <w:r>
-          <w:rPr>
-            <w:lang w:val="sw_KE" w:bidi="sw_KE"/>
-          </w:rPr>
-          <w:rPr>
-            <w:color w:val="0000EE"/>
-            <w:u w:val="single"/>
-          </w:rPr>
-          <w:t>56:2</w:t>
-        </w:r>
-      </w:hyperlink>
+      <w:r>
+        <w:rPr>
+          <w:lang w:val="sw_KE" w:bidi="sw_KE"/>
+        </w:rPr>
+        <w:t>56:2</w:t>
+      </w:r>
       <w:r>
         <w:rPr>
           <w:lang w:val="sw_KE" w:bidi="sw_KE"/>
         </w:rPr>
         <w:t xml:space="preserve">, </w:t>
       </w:r>
-      <w:hyperlink r:id="rId85">
-        <w:r>
-          <w:rPr>
-            <w:lang w:val="sw_KE" w:bidi="sw_KE"/>
-          </w:rPr>
-          <w:rPr>
-            <w:color w:val="0000EE"/>
-            <w:u w:val="single"/>
-          </w:rPr>
-          <w:t>4</w:t>
-        </w:r>
-      </w:hyperlink>
+      <w:r>
+        <w:rPr>
+          <w:lang w:val="sw_KE" w:bidi="sw_KE"/>
+        </w:rPr>
+        <w:t>4</w:t>
+      </w:r>
       <w:r>
         <w:rPr>
           <w:lang w:val="sw_KE" w:bidi="sw_KE"/>
         </w:rPr>
         <w:t xml:space="preserve">; </w:t>
       </w:r>
-      <w:hyperlink r:id="rId86">
-        <w:r>
-          <w:rPr>
-            <w:lang w:val="sw_KE" w:bidi="sw_KE"/>
-          </w:rPr>
-          <w:rPr>
-            <w:color w:val="0000EE"/>
-            <w:u w:val="single"/>
-          </w:rPr>
-          <w:t>57:2</w:t>
-        </w:r>
-      </w:hyperlink>
+      <w:r>
+        <w:rPr>
+          <w:lang w:val="sw_KE" w:bidi="sw_KE"/>
+        </w:rPr>
+        <w:t>57:2</w:t>
+      </w:r>
       <w:r>
         <w:rPr>
           <w:lang w:val="sw_KE" w:bidi="sw_KE"/>
         </w:rPr>
         <w:t xml:space="preserve">, </w:t>
       </w:r>
-      <w:hyperlink r:id="rId87">
-        <w:r>
-          <w:rPr>
-            <w:lang w:val="sw_KE" w:bidi="sw_KE"/>
-          </w:rPr>
-          <w:rPr>
-            <w:color w:val="0000EE"/>
-            <w:u w:val="single"/>
-          </w:rPr>
-          <w:t>21</w:t>
-        </w:r>
-      </w:hyperlink>
+      <w:r>
+        <w:rPr>
+          <w:lang w:val="sw_KE" w:bidi="sw_KE"/>
+        </w:rPr>
+        <w:t>21</w:t>
+      </w:r>
       <w:r>
         <w:rPr>
           <w:lang w:val="sw_KE" w:bidi="sw_KE"/>
         </w:rPr>
         <w:t xml:space="preserve">; </w:t>
       </w:r>
-      <w:hyperlink r:id="rId88">
-        <w:r>
-          <w:rPr>
-            <w:lang w:val="sw_KE" w:bidi="sw_KE"/>
-          </w:rPr>
-          <w:rPr>
-            <w:color w:val="0000EE"/>
-            <w:u w:val="single"/>
-          </w:rPr>
-          <w:t>58:13</w:t>
-        </w:r>
-      </w:hyperlink>
+      <w:r>
+        <w:rPr>
+          <w:lang w:val="sw_KE" w:bidi="sw_KE"/>
+        </w:rPr>
+        <w:t>58:13</w:t>
+      </w:r>
       <w:r>
         <w:rPr>
           <w:lang w:val="sw_KE" w:bidi="sw_KE"/>
         </w:rPr>
         <w:t xml:space="preserve">; </w:t>
       </w:r>
-      <w:hyperlink r:id="rId89">
-        <w:r>
-          <w:rPr>
-            <w:lang w:val="sw_KE" w:bidi="sw_KE"/>
-          </w:rPr>
-          <w:rPr>
-            <w:color w:val="0000EE"/>
-            <w:u w:val="single"/>
-          </w:rPr>
-          <w:t>Ezekieli 20:20</w:t>
-        </w:r>
-      </w:hyperlink>
+      <w:r>
+        <w:rPr>
+          <w:lang w:val="sw_KE" w:bidi="sw_KE"/>
+        </w:rPr>
+        <w:t>Ezekieli 20:20</w:t>
+      </w:r>
       <w:r>
         <w:rPr>
           <w:lang w:val="sw_KE" w:bidi="sw_KE"/>
         </w:rPr>
         <w:t xml:space="preserve">; </w:t>
       </w:r>
-      <w:hyperlink r:id="rId77">
-        <w:r>
-          <w:rPr>
-            <w:lang w:val="sw_KE" w:bidi="sw_KE"/>
-          </w:rPr>
-          <w:rPr>
-            <w:color w:val="0000EE"/>
-            <w:u w:val="single"/>
-          </w:rPr>
-          <w:t>Mathayo 11:28–30</w:t>
-        </w:r>
-      </w:hyperlink>
+      <w:r>
+        <w:rPr>
+          <w:lang w:val="sw_KE" w:bidi="sw_KE"/>
+        </w:rPr>
+        <w:t>Mathayo 11:28–30</w:t>
+      </w:r>
       <w:r>
         <w:rPr>
           <w:lang w:val="sw_KE" w:bidi="sw_KE"/>
         </w:rPr>
         <w:t xml:space="preserve">; </w:t>
       </w:r>
-      <w:hyperlink r:id="rId90">
-        <w:r>
-          <w:rPr>
-            <w:lang w:val="sw_KE" w:bidi="sw_KE"/>
-          </w:rPr>
-          <w:rPr>
-            <w:color w:val="0000EE"/>
-            <w:u w:val="single"/>
-          </w:rPr>
-          <w:t>Marko 2:23–28</w:t>
-        </w:r>
-      </w:hyperlink>
+      <w:r>
+        <w:rPr>
+          <w:lang w:val="sw_KE" w:bidi="sw_KE"/>
+        </w:rPr>
+        <w:t>Marko 2:23–28</w:t>
+      </w:r>
       <w:r>
         <w:rPr>
           <w:lang w:val="sw_KE" w:bidi="sw_KE"/>
         </w:rPr>
         <w:t xml:space="preserve">; </w:t>
       </w:r>
-      <w:hyperlink r:id="rId91">
-        <w:r>
-          <w:rPr>
-            <w:lang w:val="sw_KE" w:bidi="sw_KE"/>
-          </w:rPr>
-          <w:rPr>
-            <w:color w:val="0000EE"/>
-            <w:u w:val="single"/>
-          </w:rPr>
-          <w:t>Luka 8:48</w:t>
-        </w:r>
-      </w:hyperlink>
+      <w:r>
+        <w:rPr>
+          <w:lang w:val="sw_KE" w:bidi="sw_KE"/>
+        </w:rPr>
+        <w:t>Luka 8:48</w:t>
+      </w:r>
       <w:r>
         <w:rPr>
           <w:lang w:val="sw_KE" w:bidi="sw_KE"/>
         </w:rPr>
         <w:t xml:space="preserve">; </w:t>
       </w:r>
-      <w:hyperlink r:id="rId71">
-        <w:r>
-          <w:rPr>
-            <w:lang w:val="sw_KE" w:bidi="sw_KE"/>
-          </w:rPr>
-          <w:rPr>
-            <w:color w:val="0000EE"/>
-            <w:u w:val="single"/>
-          </w:rPr>
-          <w:t>Yohana 14:27</w:t>
-        </w:r>
-      </w:hyperlink>
+      <w:r>
+        <w:rPr>
+          <w:lang w:val="sw_KE" w:bidi="sw_KE"/>
+        </w:rPr>
+        <w:t>Yohana 14:27</w:t>
+      </w:r>
       <w:r>
         <w:rPr>
           <w:lang w:val="sw_KE" w:bidi="sw_KE"/>
         </w:rPr>
         <w:t xml:space="preserve">; </w:t>
       </w:r>
-      <w:hyperlink r:id="rId72">
-        <w:r>
-          <w:rPr>
-            <w:lang w:val="sw_KE" w:bidi="sw_KE"/>
-          </w:rPr>
-          <w:rPr>
-            <w:color w:val="0000EE"/>
-            <w:u w:val="single"/>
-          </w:rPr>
-          <w:t>Matendo 10:36</w:t>
-        </w:r>
-      </w:hyperlink>
+      <w:r>
+        <w:rPr>
+          <w:lang w:val="sw_KE" w:bidi="sw_KE"/>
+        </w:rPr>
+        <w:t>Matendo 10:36</w:t>
+      </w:r>
       <w:r>
         <w:rPr>
           <w:lang w:val="sw_KE" w:bidi="sw_KE"/>
         </w:rPr>
         <w:t xml:space="preserve">; </w:t>
       </w:r>
-      <w:hyperlink r:id="rId73">
-        <w:r>
-          <w:rPr>
-            <w:lang w:val="sw_KE" w:bidi="sw_KE"/>
-          </w:rPr>
-          <w:rPr>
-            <w:color w:val="0000EE"/>
-            <w:u w:val="single"/>
-          </w:rPr>
-          <w:t>Warumi 5:1</w:t>
-        </w:r>
-      </w:hyperlink>
+      <w:r>
+        <w:rPr>
+          <w:lang w:val="sw_KE" w:bidi="sw_KE"/>
+        </w:rPr>
+        <w:t>Warumi 5:1</w:t>
+      </w:r>
       <w:r>
         <w:rPr>
           <w:lang w:val="sw_KE" w:bidi="sw_KE"/>
         </w:rPr>
         <w:t xml:space="preserve">; </w:t>
       </w:r>
-      <w:hyperlink r:id="rId92">
-        <w:r>
-          <w:rPr>
-            <w:lang w:val="sw_KE" w:bidi="sw_KE"/>
-          </w:rPr>
-          <w:rPr>
-            <w:color w:val="0000EE"/>
-            <w:u w:val="single"/>
-          </w:rPr>
-          <w:t>15:13</w:t>
-        </w:r>
-      </w:hyperlink>
+      <w:r>
+        <w:rPr>
+          <w:lang w:val="sw_KE" w:bidi="sw_KE"/>
+        </w:rPr>
+        <w:t>15:13</w:t>
+      </w:r>
       <w:r>
         <w:rPr>
           <w:lang w:val="sw_KE" w:bidi="sw_KE"/>
         </w:rPr>
         <w:t xml:space="preserve">; </w:t>
       </w:r>
-      <w:hyperlink r:id="rId74">
-        <w:r>
-          <w:rPr>
-            <w:lang w:val="sw_KE" w:bidi="sw_KE"/>
-          </w:rPr>
-          <w:rPr>
-            <w:color w:val="0000EE"/>
-            <w:u w:val="single"/>
-          </w:rPr>
-          <w:t>2 Wakorintho 5:19–21</w:t>
-        </w:r>
-      </w:hyperlink>
+      <w:r>
+        <w:rPr>
+          <w:lang w:val="sw_KE" w:bidi="sw_KE"/>
+        </w:rPr>
+        <w:t>2 Wakorintho 5:19–21</w:t>
+      </w:r>
       <w:r>
         <w:rPr>
           <w:lang w:val="sw_KE" w:bidi="sw_KE"/>
         </w:rPr>
         <w:t xml:space="preserve">; </w:t>
       </w:r>
-      <w:hyperlink r:id="rId93">
-        <w:r>
-          <w:rPr>
-            <w:lang w:val="sw_KE" w:bidi="sw_KE"/>
-          </w:rPr>
-          <w:rPr>
-            <w:color w:val="0000EE"/>
-            <w:u w:val="single"/>
-          </w:rPr>
-          <w:t>Waefeso 2:17</w:t>
-        </w:r>
-      </w:hyperlink>
+      <w:r>
+        <w:rPr>
+          <w:lang w:val="sw_KE" w:bidi="sw_KE"/>
+        </w:rPr>
+        <w:t>Waefeso 2:17</w:t>
+      </w:r>
       <w:r>
         <w:rPr>
           <w:lang w:val="sw_KE" w:bidi="sw_KE"/>
         </w:rPr>
         <w:t xml:space="preserve">; </w:t>
       </w:r>
-      <w:hyperlink r:id="rId94">
-        <w:r>
-          <w:rPr>
-            <w:lang w:val="sw_KE" w:bidi="sw_KE"/>
-          </w:rPr>
-          <w:rPr>
-            <w:color w:val="0000EE"/>
-            <w:u w:val="single"/>
-          </w:rPr>
-          <w:t>Wakolosai 1:20</w:t>
-        </w:r>
-      </w:hyperlink>
+      <w:r>
+        <w:rPr>
+          <w:lang w:val="sw_KE" w:bidi="sw_KE"/>
+        </w:rPr>
+        <w:t>Wakolosai 1:20</w:t>
+      </w:r>
       <w:r>
         <w:rPr>
           <w:lang w:val="sw_KE" w:bidi="sw_KE"/>
         </w:rPr>
         <w:t xml:space="preserve">; </w:t>
       </w:r>
-      <w:hyperlink r:id="rId95">
-        <w:r>
-          <w:rPr>
-            <w:lang w:val="sw_KE" w:bidi="sw_KE"/>
-          </w:rPr>
-          <w:rPr>
-            <w:color w:val="0000EE"/>
-            <w:u w:val="single"/>
-          </w:rPr>
-          <w:t>2:16</w:t>
-        </w:r>
-      </w:hyperlink>
+      <w:r>
+        <w:rPr>
+          <w:lang w:val="sw_KE" w:bidi="sw_KE"/>
+        </w:rPr>
+        <w:t>2:16</w:t>
+      </w:r>
       <w:r>
         <w:rPr>
           <w:lang w:val="sw_KE" w:bidi="sw_KE"/>
         </w:rPr>
         <w:t xml:space="preserve">; </w:t>
       </w:r>
-      <w:hyperlink r:id="rId96">
-        <w:r>
-          <w:rPr>
-            <w:lang w:val="sw_KE" w:bidi="sw_KE"/>
-          </w:rPr>
-          <w:rPr>
-            <w:color w:val="0000EE"/>
-            <w:u w:val="single"/>
-          </w:rPr>
-          <w:t>3:15</w:t>
-        </w:r>
-      </w:hyperlink>
+      <w:r>
+        <w:rPr>
+          <w:lang w:val="sw_KE" w:bidi="sw_KE"/>
+        </w:rPr>
+        <w:t>3:15</w:t>
+      </w:r>
       <w:r>
         <w:rPr>
           <w:lang w:val="sw_KE" w:bidi="sw_KE"/>
         </w:rPr>
         <w:t xml:space="preserve">; </w:t>
       </w:r>
-      <w:hyperlink r:id="rId59">
-        <w:r>
-          <w:rPr>
-            <w:lang w:val="sw_KE" w:bidi="sw_KE"/>
-          </w:rPr>
-          <w:rPr>
-            <w:color w:val="0000EE"/>
-            <w:u w:val="single"/>
-          </w:rPr>
-          <w:t>Waebrania 4:1–11</w:t>
-        </w:r>
-      </w:hyperlink>
+      <w:r>
+        <w:rPr>
+          <w:lang w:val="sw_KE" w:bidi="sw_KE"/>
+        </w:rPr>
+        <w:t>Waebrania 4:1–11</w:t>
+      </w:r>
       <w:r>
         <w:rPr>
           <w:lang w:val="sw_KE" w:bidi="sw_KE"/>
         </w:rPr>
         <w:t xml:space="preserve">; </w:t>
       </w:r>
-      <w:hyperlink r:id="rId97">
-        <w:r>
-          <w:rPr>
-            <w:lang w:val="sw_KE" w:bidi="sw_KE"/>
-          </w:rPr>
-          <w:rPr>
-            <w:color w:val="0000EE"/>
-            <w:u w:val="single"/>
-          </w:rPr>
-          <w:t>2 Petro 1:2</w:t>
-        </w:r>
-      </w:hyperlink>
+      <w:r>
+        <w:rPr>
+          <w:lang w:val="sw_KE" w:bidi="sw_KE"/>
+        </w:rPr>
+        <w:t>2 Petro 1:2</w:t>
+      </w:r>
       <w:r>
         <w:rPr>
           <w:lang w:val="sw_KE" w:bidi="sw_KE"/>
@@ -2491,18 +1903,12 @@
         </w:rPr>
         <w:t xml:space="preserve"> kuamua wakati bora wa kuwashambulia Wayahudi (</w:t>
       </w:r>
-      <w:hyperlink r:id="rId98">
-        <w:r>
-          <w:rPr>
-            <w:lang w:val="sw_KE" w:bidi="sw_KE"/>
-          </w:rPr>
-          <w:rPr>
-            <w:color w:val="0000EE"/>
-            <w:u w:val="single"/>
-          </w:rPr>
-          <w:t>Esta 3:7</w:t>
-        </w:r>
-      </w:hyperlink>
+      <w:r>
+        <w:rPr>
+          <w:lang w:val="sw_KE" w:bidi="sw_KE"/>
+        </w:rPr>
+        <w:t>Esta 3:7</w:t>
+      </w:r>
       <w:r>
         <w:rPr>
           <w:lang w:val="sw_KE" w:bidi="sw_KE"/>
@@ -2523,18 +1929,12 @@
         </w:rPr>
         <w:t>Tarehe 7 Machi, 473 KK, Mungu aliwaokoa watu wake kutoka kwa kifo cha hakika, sawa na uokoaji kutoka Misri wakati wa Pasaka. Mordekai na Esta waliandaa sherehe ya kila mwaka ili kukumbuka uokoaji wa Mungu kwa vizazi vijavyo (</w:t>
       </w:r>
-      <w:hyperlink r:id="rId99">
-        <w:r>
-          <w:rPr>
-            <w:lang w:val="sw_KE" w:bidi="sw_KE"/>
-          </w:rPr>
-          <w:rPr>
-            <w:color w:val="0000EE"/>
-            <w:u w:val="single"/>
-          </w:rPr>
-          <w:t>Esta 9:28</w:t>
-        </w:r>
-      </w:hyperlink>
+      <w:r>
+        <w:rPr>
+          <w:lang w:val="sw_KE" w:bidi="sw_KE"/>
+        </w:rPr>
+        <w:t>Esta 9:28</w:t>
+      </w:r>
       <w:r>
         <w:rPr>
           <w:lang w:val="sw_KE" w:bidi="sw_KE"/>
@@ -2554,18 +1954,12 @@
         </w:rPr>
         <w:t xml:space="preserve"> 11.6.13; pengine </w:t>
       </w:r>
-      <w:hyperlink r:id="rId100">
-        <w:r>
-          <w:rPr>
-            <w:lang w:val="sw_KE" w:bidi="sw_KE"/>
-          </w:rPr>
-          <w:rPr>
-            <w:color w:val="0000EE"/>
-            <w:u w:val="single"/>
-          </w:rPr>
-          <w:t>Yohana 5:1</w:t>
-        </w:r>
-      </w:hyperlink>
+      <w:r>
+        <w:rPr>
+          <w:lang w:val="sw_KE" w:bidi="sw_KE"/>
+        </w:rPr>
+        <w:t>Yohana 5:1</w:t>
+      </w:r>
       <w:r>
         <w:rPr>
           <w:lang w:val="sw_KE" w:bidi="sw_KE"/>
@@ -2600,198 +1994,132 @@
         </w:rPr>
         <w:t xml:space="preserve">Wakati wa sikukuu ya Purimu yenye furaha, Wayahudi husoma hadithi ya Esta, wakimzomea kwa sauti Hamani na kumshangilia Mordekai. Wanasherehekea kwa karamu maalum, kubadilishana zawadi za chakula na marafiki, na kuwasaidia watu wenye uhitaji. Purimu inaadhimisha jinsi Mungu alivyowalinda watu wa Kiyahudi kutokana na madhara na inaonyesha jinsi Mungu anaendelea kuwalinda na kuwatunza watu wake katika historia yote (tazama pia </w:t>
       </w:r>
-      <w:hyperlink r:id="rId101">
-        <w:r>
-          <w:rPr>
-            <w:lang w:val="sw_KE" w:bidi="sw_KE"/>
-          </w:rPr>
-          <w:rPr>
-            <w:color w:val="0000EE"/>
-            <w:u w:val="single"/>
-          </w:rPr>
-          <w:t>Mwanzo 45:5</w:t>
-        </w:r>
-      </w:hyperlink>
+      <w:r>
+        <w:rPr>
+          <w:lang w:val="sw_KE" w:bidi="sw_KE"/>
+        </w:rPr>
+        <w:t>Mwanzo 45:5</w:t>
+      </w:r>
       <w:r>
         <w:rPr>
           <w:lang w:val="sw_KE" w:bidi="sw_KE"/>
         </w:rPr>
         <w:t xml:space="preserve">; </w:t>
       </w:r>
-      <w:hyperlink r:id="rId102">
-        <w:r>
-          <w:rPr>
-            <w:lang w:val="sw_KE" w:bidi="sw_KE"/>
-          </w:rPr>
-          <w:rPr>
-            <w:color w:val="0000EE"/>
-            <w:u w:val="single"/>
-          </w:rPr>
-          <w:t>Zaburi 91</w:t>
-        </w:r>
-      </w:hyperlink>
+      <w:r>
+        <w:rPr>
+          <w:lang w:val="sw_KE" w:bidi="sw_KE"/>
+        </w:rPr>
+        <w:t>Zaburi 91</w:t>
+      </w:r>
       <w:r>
         <w:rPr>
           <w:lang w:val="sw_KE" w:bidi="sw_KE"/>
         </w:rPr>
         <w:t xml:space="preserve">; </w:t>
       </w:r>
-      <w:hyperlink r:id="rId103">
-        <w:r>
-          <w:rPr>
-            <w:lang w:val="sw_KE" w:bidi="sw_KE"/>
-          </w:rPr>
-          <w:rPr>
-            <w:color w:val="0000EE"/>
-            <w:u w:val="single"/>
-          </w:rPr>
-          <w:t>Mithali 16:9</w:t>
-        </w:r>
-      </w:hyperlink>
+      <w:r>
+        <w:rPr>
+          <w:lang w:val="sw_KE" w:bidi="sw_KE"/>
+        </w:rPr>
+        <w:t>Mithali 16:9</w:t>
+      </w:r>
       <w:r>
         <w:rPr>
           <w:lang w:val="sw_KE" w:bidi="sw_KE"/>
         </w:rPr>
         <w:t xml:space="preserve">, </w:t>
       </w:r>
-      <w:hyperlink r:id="rId104">
-        <w:r>
-          <w:rPr>
-            <w:lang w:val="sw_KE" w:bidi="sw_KE"/>
-          </w:rPr>
-          <w:rPr>
-            <w:color w:val="0000EE"/>
-            <w:u w:val="single"/>
-          </w:rPr>
-          <w:t>33</w:t>
-        </w:r>
-      </w:hyperlink>
+      <w:r>
+        <w:rPr>
+          <w:lang w:val="sw_KE" w:bidi="sw_KE"/>
+        </w:rPr>
+        <w:t>33</w:t>
+      </w:r>
       <w:r>
         <w:rPr>
           <w:lang w:val="sw_KE" w:bidi="sw_KE"/>
         </w:rPr>
         <w:t xml:space="preserve">; </w:t>
       </w:r>
-      <w:hyperlink r:id="rId105">
-        <w:r>
-          <w:rPr>
-            <w:lang w:val="sw_KE" w:bidi="sw_KE"/>
-          </w:rPr>
-          <w:rPr>
-            <w:color w:val="0000EE"/>
-            <w:u w:val="single"/>
-          </w:rPr>
-          <w:t>Danieli 2:21</w:t>
-        </w:r>
-      </w:hyperlink>
+      <w:r>
+        <w:rPr>
+          <w:lang w:val="sw_KE" w:bidi="sw_KE"/>
+        </w:rPr>
+        <w:t>Danieli 2:21</w:t>
+      </w:r>
       <w:r>
         <w:rPr>
           <w:lang w:val="sw_KE" w:bidi="sw_KE"/>
         </w:rPr>
         <w:t xml:space="preserve">; </w:t>
       </w:r>
-      <w:hyperlink r:id="rId106">
-        <w:r>
-          <w:rPr>
-            <w:lang w:val="sw_KE" w:bidi="sw_KE"/>
-          </w:rPr>
-          <w:rPr>
-            <w:color w:val="0000EE"/>
-            <w:u w:val="single"/>
-          </w:rPr>
-          <w:t>Matendo 1:6–7</w:t>
-        </w:r>
-      </w:hyperlink>
+      <w:r>
+        <w:rPr>
+          <w:lang w:val="sw_KE" w:bidi="sw_KE"/>
+        </w:rPr>
+        <w:t>Matendo 1:6–7</w:t>
+      </w:r>
       <w:r>
         <w:rPr>
           <w:lang w:val="sw_KE" w:bidi="sw_KE"/>
         </w:rPr>
         <w:t xml:space="preserve">; </w:t>
       </w:r>
-      <w:hyperlink r:id="rId107">
-        <w:r>
-          <w:rPr>
-            <w:lang w:val="sw_KE" w:bidi="sw_KE"/>
-          </w:rPr>
-          <w:rPr>
-            <w:color w:val="0000EE"/>
-            <w:u w:val="single"/>
-          </w:rPr>
-          <w:t>2:22–23</w:t>
-        </w:r>
-      </w:hyperlink>
+      <w:r>
+        <w:rPr>
+          <w:lang w:val="sw_KE" w:bidi="sw_KE"/>
+        </w:rPr>
+        <w:t>2:22–23</w:t>
+      </w:r>
       <w:r>
         <w:rPr>
           <w:lang w:val="sw_KE" w:bidi="sw_KE"/>
         </w:rPr>
         <w:t xml:space="preserve">; </w:t>
       </w:r>
-      <w:hyperlink r:id="rId108">
-        <w:r>
-          <w:rPr>
-            <w:lang w:val="sw_KE" w:bidi="sw_KE"/>
-          </w:rPr>
-          <w:rPr>
-            <w:color w:val="0000EE"/>
-            <w:u w:val="single"/>
-          </w:rPr>
-          <w:t>4:28–30</w:t>
-        </w:r>
-      </w:hyperlink>
+      <w:r>
+        <w:rPr>
+          <w:lang w:val="sw_KE" w:bidi="sw_KE"/>
+        </w:rPr>
+        <w:t>4:28–30</w:t>
+      </w:r>
       <w:r>
         <w:rPr>
           <w:lang w:val="sw_KE" w:bidi="sw_KE"/>
         </w:rPr>
         <w:t xml:space="preserve">; </w:t>
       </w:r>
-      <w:hyperlink r:id="rId109">
-        <w:r>
-          <w:rPr>
-            <w:lang w:val="sw_KE" w:bidi="sw_KE"/>
-          </w:rPr>
-          <w:rPr>
-            <w:color w:val="0000EE"/>
-            <w:u w:val="single"/>
-          </w:rPr>
-          <w:t>17:24–27</w:t>
-        </w:r>
-      </w:hyperlink>
+      <w:r>
+        <w:rPr>
+          <w:lang w:val="sw_KE" w:bidi="sw_KE"/>
+        </w:rPr>
+        <w:t>17:24–27</w:t>
+      </w:r>
       <w:r>
         <w:rPr>
           <w:lang w:val="sw_KE" w:bidi="sw_KE"/>
         </w:rPr>
         <w:t xml:space="preserve">; </w:t>
       </w:r>
-      <w:hyperlink r:id="rId110">
-        <w:r>
-          <w:rPr>
-            <w:lang w:val="sw_KE" w:bidi="sw_KE"/>
-          </w:rPr>
-          <w:rPr>
-            <w:color w:val="0000EE"/>
-            <w:u w:val="single"/>
-          </w:rPr>
-          <w:t>Warumi 8:28</w:t>
-        </w:r>
-      </w:hyperlink>
+      <w:r>
+        <w:rPr>
+          <w:lang w:val="sw_KE" w:bidi="sw_KE"/>
+        </w:rPr>
+        <w:t>Warumi 8:28</w:t>
+      </w:r>
       <w:r>
         <w:rPr>
           <w:lang w:val="sw_KE" w:bidi="sw_KE"/>
         </w:rPr>
         <w:t xml:space="preserve">; </w:t>
       </w:r>
-      <w:hyperlink r:id="rId111">
-        <w:r>
-          <w:rPr>
-            <w:lang w:val="sw_KE" w:bidi="sw_KE"/>
-          </w:rPr>
-          <w:rPr>
-            <w:color w:val="0000EE"/>
-            <w:u w:val="single"/>
-          </w:rPr>
-          <w:t>1 Petro 3:12</w:t>
-        </w:r>
-      </w:hyperlink>
+      <w:r>
+        <w:rPr>
+          <w:lang w:val="sw_KE" w:bidi="sw_KE"/>
+        </w:rPr>
+        <w:t>1 Petro 3:12</w:t>
+      </w:r>
       <w:r>
         <w:rPr>
           <w:lang w:val="sw_KE" w:bidi="sw_KE"/>
@@ -2821,126 +2149,84 @@
           <w:lang w:val="sw_KE" w:bidi="sw_KE"/>
         </w:rPr>
       </w:r>
-      <w:hyperlink r:id="rId112">
-        <w:r>
-          <w:rPr>
-            <w:lang w:val="sw_KE" w:bidi="sw_KE"/>
-          </w:rPr>
-          <w:rPr>
-            <w:color w:val="0000EE"/>
-            <w:u w:val="single"/>
-          </w:rPr>
-          <w:t>Esta 9:1–32</w:t>
-        </w:r>
-      </w:hyperlink>
+      <w:r>
+        <w:rPr>
+          <w:lang w:val="sw_KE" w:bidi="sw_KE"/>
+        </w:rPr>
+        <w:t>Esta 9:1–32</w:t>
+      </w:r>
       <w:r>
         <w:rPr>
           <w:lang w:val="sw_KE" w:bidi="sw_KE"/>
         </w:rPr>
         <w:t xml:space="preserve">; </w:t>
       </w:r>
-      <w:hyperlink r:id="rId113">
-        <w:r>
-          <w:rPr>
-            <w:lang w:val="sw_KE" w:bidi="sw_KE"/>
-          </w:rPr>
-          <w:rPr>
-            <w:color w:val="0000EE"/>
-            <w:u w:val="single"/>
-          </w:rPr>
-          <w:t>Zaburi 37:23</w:t>
-        </w:r>
-      </w:hyperlink>
+      <w:r>
+        <w:rPr>
+          <w:lang w:val="sw_KE" w:bidi="sw_KE"/>
+        </w:rPr>
+        <w:t>Zaburi 37:23</w:t>
+      </w:r>
       <w:r>
         <w:rPr>
           <w:lang w:val="sw_KE" w:bidi="sw_KE"/>
         </w:rPr>
         <w:t xml:space="preserve">; </w:t>
       </w:r>
-      <w:hyperlink r:id="rId102">
-        <w:r>
-          <w:rPr>
-            <w:lang w:val="sw_KE" w:bidi="sw_KE"/>
-          </w:rPr>
-          <w:rPr>
-            <w:color w:val="0000EE"/>
-            <w:u w:val="single"/>
-          </w:rPr>
-          <w:t>91:1–16</w:t>
-        </w:r>
-      </w:hyperlink>
+      <w:r>
+        <w:rPr>
+          <w:lang w:val="sw_KE" w:bidi="sw_KE"/>
+        </w:rPr>
+        <w:t>91:1–16</w:t>
+      </w:r>
       <w:r>
         <w:rPr>
           <w:lang w:val="sw_KE" w:bidi="sw_KE"/>
         </w:rPr>
         <w:t xml:space="preserve">; </w:t>
       </w:r>
-      <w:hyperlink r:id="rId103">
-        <w:r>
-          <w:rPr>
-            <w:lang w:val="sw_KE" w:bidi="sw_KE"/>
-          </w:rPr>
-          <w:rPr>
-            <w:color w:val="0000EE"/>
-            <w:u w:val="single"/>
-          </w:rPr>
-          <w:t>Mithali 16:9</w:t>
-        </w:r>
-      </w:hyperlink>
+      <w:r>
+        <w:rPr>
+          <w:lang w:val="sw_KE" w:bidi="sw_KE"/>
+        </w:rPr>
+        <w:t>Mithali 16:9</w:t>
+      </w:r>
       <w:r>
         <w:rPr>
           <w:lang w:val="sw_KE" w:bidi="sw_KE"/>
         </w:rPr>
         <w:t xml:space="preserve">, </w:t>
       </w:r>
-      <w:hyperlink r:id="rId104">
-        <w:r>
-          <w:rPr>
-            <w:lang w:val="sw_KE" w:bidi="sw_KE"/>
-          </w:rPr>
-          <w:rPr>
-            <w:color w:val="0000EE"/>
-            <w:u w:val="single"/>
-          </w:rPr>
-          <w:t>33</w:t>
-        </w:r>
-      </w:hyperlink>
+      <w:r>
+        <w:rPr>
+          <w:lang w:val="sw_KE" w:bidi="sw_KE"/>
+        </w:rPr>
+        <w:t>33</w:t>
+      </w:r>
       <w:r>
         <w:rPr>
           <w:lang w:val="sw_KE" w:bidi="sw_KE"/>
         </w:rPr>
         <w:t xml:space="preserve">; </w:t>
       </w:r>
-      <w:hyperlink r:id="rId110">
-        <w:r>
-          <w:rPr>
-            <w:lang w:val="sw_KE" w:bidi="sw_KE"/>
-          </w:rPr>
-          <w:rPr>
-            <w:color w:val="0000EE"/>
-            <w:u w:val="single"/>
-          </w:rPr>
-          <w:t>Warumi 8:28</w:t>
-        </w:r>
-      </w:hyperlink>
+      <w:r>
+        <w:rPr>
+          <w:lang w:val="sw_KE" w:bidi="sw_KE"/>
+        </w:rPr>
+        <w:t>Warumi 8:28</w:t>
+      </w:r>
       <w:r>
         <w:rPr>
           <w:lang w:val="sw_KE" w:bidi="sw_KE"/>
         </w:rPr>
         <w:t xml:space="preserve">; </w:t>
       </w:r>
-      <w:hyperlink r:id="rId111">
-        <w:r>
-          <w:rPr>
-            <w:lang w:val="sw_KE" w:bidi="sw_KE"/>
-          </w:rPr>
-          <w:rPr>
-            <w:color w:val="0000EE"/>
-            <w:u w:val="single"/>
-          </w:rPr>
-          <w:t>1 Petro 3:12</w:t>
-        </w:r>
-      </w:hyperlink>
+      <w:r>
+        <w:rPr>
+          <w:lang w:val="sw_KE" w:bidi="sw_KE"/>
+        </w:rPr>
+        <w:t>1 Petro 3:12</w:t>
+      </w:r>
       <w:r>
         <w:rPr>
           <w:lang w:val="sw_KE" w:bidi="sw_KE"/>
